--- a/Báo cáo/Báo-cáo-bài-tập-lớn.docx
+++ b/Báo cáo/Báo-cáo-bài-tập-lớn.docx
@@ -1079,21 +1079,7 @@
                 <w:rStyle w:val="Hyperlink"/>
                 <w:noProof/>
               </w:rPr>
-              <w:t>Bài toán lựa ch</w:t>
-            </w:r>
-            <w:r>
-              <w:rPr>
-                <w:rStyle w:val="Hyperlink"/>
-                <w:noProof/>
-              </w:rPr>
-              <w:t>ọ</w:t>
-            </w:r>
-            <w:r>
-              <w:rPr>
-                <w:rStyle w:val="Hyperlink"/>
-                <w:noProof/>
-              </w:rPr>
-              <w:t>n</w:t>
+              <w:t>Bài toán lựa chọn</w:t>
             </w:r>
             <w:r>
               <w:rPr>
@@ -3670,7 +3656,21 @@
         <w:rPr>
           <w:color w:val="000000" w:themeColor="text1"/>
         </w:rPr>
-        <w:t>Giá tiền điện tử thay đổi trong từng mili giây. Binance WebSocket API đẩy dữ liệu liên tục với tần suất cực cao. Đây là yếu tố quan trọng nhất thúc đẩy việc lựa chọn kiến trúc streaming thay vì batch processing — bất kỳ độ trễ đáng kể nào cũng khiến dữ liệu mất giá trị thực tế.</w:t>
+        <w:t xml:space="preserve">Giá tiền điện tử thay đổi trong từng mili giây. Binance WebSocket API </w:t>
+      </w:r>
+      <w:proofErr w:type="gramStart"/>
+      <w:r>
+        <w:rPr>
+          <w:color w:val="000000" w:themeColor="text1"/>
+        </w:rPr>
+        <w:t>đẩy dữ liệu liên tục với tần suất cực</w:t>
+      </w:r>
+      <w:proofErr w:type="gramEnd"/>
+      <w:r>
+        <w:rPr>
+          <w:color w:val="000000" w:themeColor="text1"/>
+        </w:rPr>
+        <w:t xml:space="preserve"> cao. Đây là yếu tố quan trọng nhất thúc đẩy việc lựa chọn kiến trúc streaming thay vì batch processing — bất kỳ độ trễ đáng kể nào cũng khiến dữ liệu mất giá trị thực tế.</w:t>
       </w:r>
     </w:p>
     <w:p>
@@ -3879,7 +3879,14 @@
         <w:rPr>
           <w:color w:val="000000" w:themeColor="text1"/>
         </w:rPr>
-        <w:t xml:space="preserve">, Frontend dashboard </w:t>
+        <w:t xml:space="preserve">, Frontend </w:t>
+      </w:r>
+      <w:proofErr w:type="gramStart"/>
+      <w:r>
+        <w:rPr>
+          <w:color w:val="000000" w:themeColor="text1"/>
+        </w:rPr>
+        <w:t xml:space="preserve">dashboard </w:t>
       </w:r>
       <w:r>
         <w:rPr>
@@ -3887,6 +3894,7 @@
         </w:rPr>
         <w:t>)</w:t>
       </w:r>
+      <w:proofErr w:type="gramEnd"/>
     </w:p>
     <w:p>
       <w:pPr>
@@ -3973,30 +3981,6 @@
         </w:rPr>
         <w:t>Lưu trữ OHLC candle vào index binance-ohlc</w:t>
       </w:r>
-    </w:p>
-    <w:p>
-      <w:pPr>
-        <w:spacing w:before="80" w:after="80" w:line="360" w:lineRule="auto"/>
-        <w:jc w:val="both"/>
-        <w:rPr>
-          <w:b/>
-          <w:bCs/>
-          <w:color w:val="000000" w:themeColor="text1"/>
-          <w:lang w:val="vi-VN"/>
-        </w:rPr>
-      </w:pPr>
-    </w:p>
-    <w:p>
-      <w:pPr>
-        <w:spacing w:before="80" w:after="80" w:line="360" w:lineRule="auto"/>
-        <w:jc w:val="both"/>
-        <w:rPr>
-          <w:b/>
-          <w:bCs/>
-          <w:color w:val="000000" w:themeColor="text1"/>
-          <w:lang w:val="vi-VN"/>
-        </w:rPr>
-      </w:pPr>
     </w:p>
     <w:p>
       <w:pPr>
@@ -5763,13 +5747,15 @@
           </w:tcPr>
           <w:p>
             <w:r>
-              <w:t>M</w:t>
-            </w:r>
-            <w:r>
-              <w:t>inio</w:t>
-            </w:r>
-            <w:r>
-              <w:t xml:space="preserve"> ( khi phát triển) </w:t>
+              <w:t xml:space="preserve">Minio </w:t>
+            </w:r>
+            <w:proofErr w:type="gramStart"/>
+            <w:r>
+              <w:t>( khi</w:t>
+            </w:r>
+            <w:proofErr w:type="gramEnd"/>
+            <w:r>
+              <w:t xml:space="preserve"> phát triển) </w:t>
             </w:r>
             <w:r>
               <w:br/>
@@ -6033,7 +6019,15 @@
     </w:p>
     <w:p>
       <w:r>
-        <w:t>• Vai trò: Đóng vai trò là ;mạch máu; truyền dẫn sự kiện, hoạt động như một bộ đệm phân tán</w:t>
+        <w:t xml:space="preserve">• Vai trò: Đóng vai trò </w:t>
+      </w:r>
+      <w:proofErr w:type="gramStart"/>
+      <w:r>
+        <w:t>là ;mạch</w:t>
+      </w:r>
+      <w:proofErr w:type="gramEnd"/>
+      <w:r>
+        <w:t xml:space="preserve"> máu; truyền dẫn sự kiện, hoạt động như một bộ đệm phân tán</w:t>
       </w:r>
       <w:r>
         <w:t xml:space="preserve"> </w:t>
@@ -6196,7 +6190,15 @@
     </w:p>
     <w:p>
       <w:r>
-        <w:t>• Vai trò: Công cụ tính toán luồng phân tán (Stream Processing Engine) - ;bộ não; xử lý dữ liệu</w:t>
+        <w:t xml:space="preserve">• Vai trò: Công cụ tính toán luồng phân tán (Stream Processing Engine) </w:t>
+      </w:r>
+      <w:proofErr w:type="gramStart"/>
+      <w:r>
+        <w:t>- ;bộ</w:t>
+      </w:r>
+      <w:proofErr w:type="gramEnd"/>
+      <w:r>
+        <w:t xml:space="preserve"> não; xử lý dữ liệu</w:t>
       </w:r>
       <w:r>
         <w:t xml:space="preserve"> </w:t>
@@ -6333,7 +6335,15 @@
     </w:p>
     <w:p>
       <w:r>
-        <w:t>(thông qua cấu trúc dữ liệu List của Redis với Key ohlc_recent:{SYMBOL}).</w:t>
+        <w:t>(thông qua cấu trúc dữ liệu List của Redis với Key ohlc_</w:t>
+      </w:r>
+      <w:proofErr w:type="gramStart"/>
+      <w:r>
+        <w:t>recent:{</w:t>
+      </w:r>
+      <w:proofErr w:type="gramEnd"/>
+      <w:r>
+        <w:t>SYMBOL}).</w:t>
       </w:r>
     </w:p>
     <w:p>
@@ -6403,7 +6413,15 @@
     </w:p>
     <w:p>
       <w:r>
-        <w:t>trúc document phân mảnh theo Symbol (OHLC_BTCUSDT, OHLC_ETHUSDT,...).</w:t>
+        <w:t>trúc document phân mảnh theo Symbol (OHLC_BTCUSDT, OHLC_</w:t>
+      </w:r>
+      <w:proofErr w:type="gramStart"/>
+      <w:r>
+        <w:t>ETHUSDT,...</w:t>
+      </w:r>
+      <w:proofErr w:type="gramEnd"/>
+      <w:r>
+        <w:t>).</w:t>
       </w:r>
     </w:p>
     <w:p>
@@ -6620,6 +6638,9 @@
         <w:jc w:val="center"/>
       </w:pPr>
       <w:r>
+        <w:rPr>
+          <w:noProof/>
+        </w:rPr>
         <w:drawing>
           <wp:inline distT="0" distB="0" distL="0" distR="0" wp14:anchorId="2DCC3B58" wp14:editId="32CB2BBE">
             <wp:extent cx="5760085" cy="4319905"/>
@@ -7523,16 +7544,7 @@
               <w:sz w:val="20"/>
               <w:szCs w:val="20"/>
             </w:rPr>
-            <m:t>Streaming→</m:t>
-          </m:r>
-          <m:r>
-            <w:rPr>
-              <w:rFonts w:ascii="Cambria Math" w:hAnsi="Cambria Math"/>
-              <w:color w:val="000000" w:themeColor="text1"/>
-              <w:sz w:val="20"/>
-              <w:szCs w:val="20"/>
-            </w:rPr>
-            <m:t>Dashboard</m:t>
+            <m:t>Streaming→Dashboard</m:t>
           </m:r>
           <m:r>
             <m:rPr>
@@ -7807,7 +7819,14 @@
         <w:rPr>
           <w:color w:val="000000" w:themeColor="text1"/>
         </w:rPr>
-        <w:t xml:space="preserve"> qua NEST js</w:t>
+        <w:t xml:space="preserve"> qua NEST </w:t>
+      </w:r>
+      <w:proofErr w:type="gramStart"/>
+      <w:r>
+        <w:rPr>
+          <w:color w:val="000000" w:themeColor="text1"/>
+        </w:rPr>
+        <w:t>js</w:t>
       </w:r>
       <w:r>
         <w:rPr>
@@ -7819,7 +7838,14 @@
         <w:rPr>
           <w:color w:val="000000" w:themeColor="text1"/>
         </w:rPr>
-        <w:t>) </w:t>
+        <w:t>)</w:t>
+      </w:r>
+      <w:proofErr w:type="gramEnd"/>
+      <w:r>
+        <w:rPr>
+          <w:color w:val="000000" w:themeColor="text1"/>
+        </w:rPr>
+        <w:t> </w:t>
       </w:r>
       <m:oMath>
         <m:r>
@@ -8110,25 +8136,6 @@
         <w:rPr>
           <w:color w:val="000000" w:themeColor="text1"/>
         </w:rPr>
-        <w:t xml:space="preserve">Khoảng thời gian lịch sử </w:t>
-      </w:r>
-    </w:p>
-    <w:p>
-      <w:pPr>
-        <w:numPr>
-          <w:ilvl w:val="0"/>
-          <w:numId w:val="18"/>
-        </w:numPr>
-        <w:spacing w:line="360" w:lineRule="auto"/>
-        <w:jc w:val="both"/>
-        <w:rPr>
-          <w:color w:val="000000" w:themeColor="text1"/>
-        </w:rPr>
-      </w:pPr>
-      <w:r>
-        <w:rPr>
-          <w:color w:val="000000" w:themeColor="text1"/>
-        </w:rPr>
         <w:t xml:space="preserve">Chiến lược giao dịch cần đánh giá </w:t>
       </w:r>
     </w:p>
@@ -8536,7 +8543,6 @@
         <w:rPr>
           <w:color w:val="000000" w:themeColor="text1"/>
         </w:rPr>
-        <w:lastRenderedPageBreak/>
         <w:t xml:space="preserve">Aggregation </w:t>
       </w:r>
     </w:p>
@@ -8556,6 +8562,7 @@
         <w:rPr>
           <w:color w:val="000000" w:themeColor="text1"/>
         </w:rPr>
+        <w:lastRenderedPageBreak/>
         <w:t xml:space="preserve">Pivot Table </w:t>
       </w:r>
     </w:p>
@@ -10347,7 +10354,21 @@
         <w:rPr>
           <w:color w:val="000000" w:themeColor="text1"/>
         </w:rPr>
-        <w:t>Sử dụng cơ chế setInterval() để giới hạn số lần cập nhật giao diện xuống khoảng 10 lần mỗi giây.</w:t>
+        <w:t xml:space="preserve">Sử dụng cơ chế </w:t>
+      </w:r>
+      <w:proofErr w:type="gramStart"/>
+      <w:r>
+        <w:rPr>
+          <w:color w:val="000000" w:themeColor="text1"/>
+        </w:rPr>
+        <w:t>setInterval(</w:t>
+      </w:r>
+      <w:proofErr w:type="gramEnd"/>
+      <w:r>
+        <w:rPr>
+          <w:color w:val="000000" w:themeColor="text1"/>
+        </w:rPr>
+        <w:t>) để giới hạn số lần cập nhật giao diện xuống khoảng 10 lần mỗi giây.</w:t>
       </w:r>
     </w:p>
     <w:p>
@@ -10653,14 +10674,22 @@
           <w:bCs/>
           <w:color w:val="000000" w:themeColor="text1"/>
         </w:rPr>
-        <w:t>Luồng 2 – Sliding Window Aggregation</w:t>
+        <w:t xml:space="preserve">Luồng 2 – </w:t>
+      </w:r>
+      <w:r>
+        <w:rPr>
+          <w:b/>
+          <w:bCs/>
+          <w:color w:val="000000" w:themeColor="text1"/>
+        </w:rPr>
+        <w:t>Tumbling Window Aggregation (Tổng hợp theo cửa sổ cố định)</w:t>
       </w:r>
     </w:p>
     <w:p>
       <w:pPr>
         <w:numPr>
           <w:ilvl w:val="0"/>
-          <w:numId w:val="14"/>
+          <w:numId w:val="31"/>
         </w:numPr>
         <w:spacing w:line="360" w:lineRule="auto"/>
         <w:jc w:val="both"/>
@@ -10672,14 +10701,14 @@
         <w:rPr>
           <w:color w:val="000000" w:themeColor="text1"/>
         </w:rPr>
-        <w:t>Sử dụng Spark Structured Streaming để xây dựng cửa sổ trượt 1 phút.</w:t>
+        <w:t>Sử dụng Spark Structured Streaming để xây dựng cửa sổ cố định (Tumbling Window) 1 phút dựa trên thời gian sự kiện (Event Time). Việc này đảm bảo mỗi giao dịch (tick) chỉ được tính toán vào duy nhất một cây nến OHLC, giữ độ chính xác tuyệt đối cho dữ liệu.</w:t>
       </w:r>
     </w:p>
     <w:p>
       <w:pPr>
         <w:numPr>
           <w:ilvl w:val="0"/>
-          <w:numId w:val="14"/>
+          <w:numId w:val="31"/>
         </w:numPr>
         <w:spacing w:line="360" w:lineRule="auto"/>
         <w:jc w:val="both"/>
@@ -10691,14 +10720,14 @@
         <w:rPr>
           <w:color w:val="000000" w:themeColor="text1"/>
         </w:rPr>
-        <w:t>Kết quả OHLC được cập nhật định kỳ mỗi 2 giây.</w:t>
+        <w:t>Kết hợp cơ chế Watermarking 10 giây (Grace Period) nhằm xử lý linh hoạt các dữ liệu giao dịch đến trễ (late-arriving data) do độ trễ mạng Internet.</w:t>
       </w:r>
     </w:p>
     <w:p>
       <w:pPr>
         <w:numPr>
           <w:ilvl w:val="0"/>
-          <w:numId w:val="14"/>
+          <w:numId w:val="31"/>
         </w:numPr>
         <w:spacing w:line="360" w:lineRule="auto"/>
         <w:jc w:val="both"/>
@@ -10710,7 +10739,7 @@
         <w:rPr>
           <w:color w:val="000000" w:themeColor="text1"/>
         </w:rPr>
-        <w:t>Dashboard nhận dữ liệu tổng hợp và cập nhật hình dạng nến theo thời gian thực.</w:t>
+        <w:t>Để duy trì trải nghiệm thời gian thực, Dashboard nhận dữ liệu nến tổng hợp từ Spark, đồng thời lắng nghe thêm luồng sự kiện giá thô (Raw Tick Stream) để tự động bù trừ và cập nhật hình dạng nến liên tục trên giao diện</w:t>
       </w:r>
     </w:p>
     <w:p>
@@ -10899,19 +10928,16 @@
       <w:pPr>
         <w:pStyle w:val="Heading3"/>
       </w:pPr>
-      <w:bookmarkStart w:id="28" w:name="_Toc232675077"/>
+      <w:bookmarkStart w:id="28" w:name="_Toc232675079"/>
       <w:r>
         <w:lastRenderedPageBreak/>
         <w:t xml:space="preserve">Bài học </w:t>
       </w:r>
       <w:r>
-        <w:rPr>
-          <w:lang w:val="vi-VN"/>
-        </w:rPr>
         <w:t>2</w:t>
       </w:r>
       <w:r>
-        <w:t>: Thu thập dữ liệu – Quản lý nhiều nguồn và chất lượng dữ liệu</w:t>
+        <w:t>: Xử lý luồng – Exactly-once và quản lý cửa sổ thời gian</w:t>
       </w:r>
       <w:bookmarkEnd w:id="28"/>
     </w:p>
@@ -10960,7 +10986,7 @@
         <w:rPr>
           <w:color w:val="000000" w:themeColor="text1"/>
         </w:rPr>
-        <w:t>Hệ thống cần thu thập dữ liệu từ Binance WebSocket API liên tục 24/7 cho 3 cặp giao dịch chính. Tốc độ cập nhật của Binance rất cao (có thể 500–1000 tick/giây), đặt ra yêu cầu nghiêm ngặt về tính ổn định và chất lượng đầu vào.</w:t>
+        <w:t>Hệ thống cần đảm bảo mỗi tick chỉ được tính vào đúng một OHLC candle, và các candle được emit đúng thời điểm kết thúc cửa sổ 1 phút, kể cả khi hệ thống khởi động lại giữa chừng.</w:t>
       </w:r>
     </w:p>
     <w:p>
@@ -10995,7 +11021,7 @@
         <w:rPr>
           <w:color w:val="000000" w:themeColor="text1"/>
         </w:rPr>
-        <w:t>Dữ liệu tick đến không đều – burst trong giờ cao điểm, thưa trong giờ thấp điểm.</w:t>
+        <w:t>Xác định thời điểm 'đóng cửa sổ' khi không có đồng hồ tập trung (distributed timer).</w:t>
       </w:r>
     </w:p>
     <w:p>
@@ -11014,7 +11040,7 @@
         <w:rPr>
           <w:color w:val="000000" w:themeColor="text1"/>
         </w:rPr>
-        <w:t>WebSocket có thể bị ngắt đột ngột do network issue hoặc Binance maintenance.</w:t>
+        <w:t>Late-arriving data: tick đến trễ 2-3 giây có thể rơi vào candle sai.</w:t>
       </w:r>
     </w:p>
     <w:p>
@@ -11033,7 +11059,7 @@
         <w:rPr>
           <w:color w:val="000000" w:themeColor="text1"/>
         </w:rPr>
-        <w:t>Có tick trùng lặp (duplicate) do network retransmission hoặc reconnect.</w:t>
+        <w:t>Khi NestJS restart, state trong Redis có thể inconsistent với offset Kafka.</w:t>
       </w:r>
     </w:p>
     <w:p>
@@ -11052,7 +11078,7 @@
         <w:rPr>
           <w:color w:val="000000" w:themeColor="text1"/>
         </w:rPr>
-        <w:t>Timestamp của Binance là epoch milliseconds – cần chuẩn hóa trước khi xử lý.</w:t>
+        <w:t>Đảm bảo exactly-once: không double-count tick, không bỏ sót.</w:t>
       </w:r>
     </w:p>
     <w:p>
@@ -11082,7 +11108,7 @@
         <w:rPr>
           <w:color w:val="000000" w:themeColor="text1"/>
         </w:rPr>
-        <w:t>Nếu không xử lý đúng, dữ liệu bị mất gây khoảng trống trong OHLC; dữ liệu trùng gây tính toán sai (inflated volume, incorrect close price).</w:t>
+        <w:t>OHLC không chính xác làm mất tin cậy của toàn bộ hệ thống. Trader dựa vào OHLC để ra quyết định.</w:t>
       </w:r>
     </w:p>
     <w:p>
@@ -11116,7 +11142,7 @@
           <w:bCs/>
           <w:color w:val="000000" w:themeColor="text1"/>
         </w:rPr>
-        <w:t>Cách 1: Lưu toàn bộ tick vào DB rồi deduplicate sau</w:t>
+        <w:t>Cách 1: Cửa sổ cứng (fixed tumbling window)</w:t>
       </w:r>
     </w:p>
     <w:p>
@@ -11130,8 +11156,16 @@
         <w:rPr>
           <w:color w:val="000000" w:themeColor="text1"/>
         </w:rPr>
-        <w:t>Lưu raw tick vào PostgreSQL, chạy batch job deduplicate hàng giờ.</w:t>
-      </w:r>
+        <w:t>Chia thời gian thành các bucket cố định: [00:00–01:00), [01:00–02:00</w:t>
+      </w:r>
+      <w:proofErr w:type="gramStart"/>
+      <w:r>
+        <w:rPr>
+          <w:color w:val="000000" w:themeColor="text1"/>
+        </w:rPr>
+        <w:t>),...</w:t>
+      </w:r>
+      <w:proofErr w:type="gramEnd"/>
     </w:p>
     <w:p>
       <w:pPr>
@@ -11149,7 +11183,7 @@
         <w:rPr>
           <w:color w:val="000000" w:themeColor="text1"/>
         </w:rPr>
-        <w:t>Ưu điểm: Không mất dữ liệu.</w:t>
+        <w:t>Ưu điểm: Đơn giản, deterministic.</w:t>
       </w:r>
     </w:p>
     <w:p>
@@ -11168,7 +11202,7 @@
         <w:rPr>
           <w:color w:val="000000" w:themeColor="text1"/>
         </w:rPr>
-        <w:t>Nhược điểm: Tốn storage lớn, latency tăng, phức tạp hóa pipeline.</w:t>
+        <w:t>Nhược điểm: Late data bị bỏ qua hoặc làm sai candle.</w:t>
       </w:r>
     </w:p>
     <w:p>
@@ -11184,7 +11218,7 @@
           <w:bCs/>
           <w:color w:val="000000" w:themeColor="text1"/>
         </w:rPr>
-        <w:t>Cách 2: Deduplicate tại Producer (Kafka idempotent producer)</w:t>
+        <w:t>Cách 2: Cửa sổ trượt với watermark (sliding + watermark)</w:t>
       </w:r>
     </w:p>
     <w:p>
@@ -11198,7 +11232,7 @@
         <w:rPr>
           <w:color w:val="000000" w:themeColor="text1"/>
         </w:rPr>
-        <w:t>Bật idempotent producer trong Kafka để tránh gửi trùng message.</w:t>
+        <w:t>Cho phép late data đến trong watermark tolerance (ví dụ 10 giây).</w:t>
       </w:r>
     </w:p>
     <w:p>
@@ -11217,7 +11251,7 @@
         <w:rPr>
           <w:color w:val="000000" w:themeColor="text1"/>
         </w:rPr>
-        <w:t>Ưu điểm: Nhẹ, hiệu quả.</w:t>
+        <w:t>Ưu điểm: Xử lý được late data.</w:t>
       </w:r>
     </w:p>
     <w:p>
@@ -11236,7 +11270,7 @@
         <w:rPr>
           <w:color w:val="000000" w:themeColor="text1"/>
         </w:rPr>
-        <w:t>Nhược điểm: Không xử lý được duplicate từ phía Binance API.</w:t>
+        <w:t>Nhược điểm: Phức tạp hơn, cần state management.</w:t>
       </w:r>
     </w:p>
     <w:p>
@@ -11268,7 +11302,7 @@
         <w:rPr>
           <w:color w:val="000000" w:themeColor="text1"/>
         </w:rPr>
-        <w:t>Kết hợp Kafka idempotent producer + Redis SETNX để deduplicate: mỗi tick được hash theo (symbol + timestamp + price), dùng Redis để check xem tick đã xử lý chưa trong sliding window 60 giây.</w:t>
+        <w:t>Sử dụng fixed tumbling window với grace period 10 giây: tick đến trong 10 giây sau khi cửa sổ đóng vẫn được nhận vào candle vừa đóng. Sau 10 giây, discard và log metric.</w:t>
       </w:r>
     </w:p>
     <w:p>
@@ -11299,7 +11333,21 @@
           <w:color w:val="000000" w:themeColor="text1"/>
         </w:rPr>
         <w:lastRenderedPageBreak/>
-        <w:t>Implement Redis key pattern: DEDUP:{symbol}:{timestamp_bucket} với TTL 120 giây. Chỉ forward tick nếu SET NX trả về OK.</w:t>
+        <w:t xml:space="preserve">Redis key TTL = 70 giây (60 + 10 grace). Kafka </w:t>
+      </w:r>
+      <w:proofErr w:type="gramStart"/>
+      <w:r>
+        <w:rPr>
+          <w:color w:val="000000" w:themeColor="text1"/>
+        </w:rPr>
+        <w:t>consumer</w:t>
+      </w:r>
+      <w:proofErr w:type="gramEnd"/>
+      <w:r>
+        <w:rPr>
+          <w:color w:val="000000" w:themeColor="text1"/>
+        </w:rPr>
+        <w:t xml:space="preserve"> commit offset sau khi OHLC đã được upsert thành công (manual commit, not auto-commit).</w:t>
       </w:r>
     </w:p>
     <w:p>
@@ -11334,7 +11382,7 @@
         <w:rPr>
           <w:color w:val="000000" w:themeColor="text1"/>
         </w:rPr>
-        <w:t>Tỉ lệ duplicate phát hiện: ~0.3% trong giờ bình thường, ~2.1% trong giờ cao điểm.</w:t>
+        <w:t>Tỉ lệ late tick bị discard: dưới 0.01% trong điều kiện bình thường.</w:t>
       </w:r>
     </w:p>
     <w:p>
@@ -11353,7 +11401,7 @@
         <w:rPr>
           <w:color w:val="000000" w:themeColor="text1"/>
         </w:rPr>
-        <w:t>Không mất OHLC candle nào sau khi implement auto-reconnect với exponential backoff.</w:t>
+        <w:t>Zero duplicate candle sau khi implement manual offset commit.</w:t>
       </w:r>
     </w:p>
     <w:p>
@@ -11372,7 +11420,7 @@
         <w:rPr>
           <w:color w:val="000000" w:themeColor="text1"/>
         </w:rPr>
-        <w:t>Thời gian phục hồi sau disconnect: trung bình dưới 5 giây.</w:t>
+        <w:t>Recovery time sau restart: dưới 30 giây (đọc lại từ last committed offset).</w:t>
       </w:r>
     </w:p>
     <w:p>
@@ -11425,7 +11473,7 @@
         <w:rPr>
           <w:color w:val="000000" w:themeColor="text1"/>
         </w:rPr>
-        <w:t>Luôn implement idempotent consumer, không giả định network là reliable.</w:t>
+        <w:t>Auto-commit offset là anti-pattern cho exactly-once: commit chỉ sau khi xử lý thành công.</w:t>
       </w:r>
     </w:p>
     <w:p>
@@ -11444,7 +11492,7 @@
         <w:rPr>
           <w:color w:val="000000" w:themeColor="text1"/>
         </w:rPr>
-        <w:t>WebSocket cần heartbeat/ping-pong handler để phát hiện silent disconnection.</w:t>
+        <w:t>Grace period 10 giây là heuristic phù hợp với Binance; cần điều chỉnh theo SLA.</w:t>
       </w:r>
     </w:p>
     <w:p>
@@ -11463,7 +11511,7 @@
         <w:rPr>
           <w:color w:val="000000" w:themeColor="text1"/>
         </w:rPr>
-        <w:t>Kafka Idempotent Producer nên bật mặc định cho tất cả production workload.</w:t>
+        <w:t>Redis TTL phải lớn hơn cửa sổ + grace period để tránh race condition.</w:t>
       </w:r>
     </w:p>
     <w:p>
@@ -11498,7 +11546,7 @@
         <w:rPr>
           <w:color w:val="000000" w:themeColor="text1"/>
         </w:rPr>
-        <w:t>Thiết kế pipeline với nguyên tắc 'at-least-once delivery' + idempotent processing = exactly-once semantics.</w:t>
+        <w:t>Thiết kế hệ thống streaming với giả định: message có thể đến trễ, trùng, hoặc không đến.</w:t>
       </w:r>
     </w:p>
     <w:p>
@@ -11517,7 +11565,7 @@
         <w:rPr>
           <w:color w:val="000000" w:themeColor="text1"/>
         </w:rPr>
-        <w:t>Dùng Redis cho deduplication window ngắn (&lt;2 phút) thay vì database để giảm latency.</w:t>
+        <w:t>Dùng Kafka consumer group + manual commit làm cơ chế checkpoint tự nhiên.</w:t>
       </w:r>
     </w:p>
     <w:p>
@@ -11536,33 +11584,36 @@
         <w:rPr>
           <w:color w:val="000000" w:themeColor="text1"/>
         </w:rPr>
-        <w:t>Monitor consumer lag trên Kafka UI để phát hiện sớm bottleneck.</w:t>
-      </w:r>
-    </w:p>
-    <w:p>
-      <w:pPr>
-        <w:spacing w:before="200"/>
-        <w:rPr>
-          <w:color w:val="000000" w:themeColor="text1"/>
-        </w:rPr>
-      </w:pPr>
+        <w:t>Log mọi discard decision để audit và tune grace period sau này.</w:t>
+      </w:r>
+    </w:p>
+    <w:p>
+      <w:pPr>
+        <w:spacing w:before="40" w:after="40" w:line="340" w:lineRule="auto"/>
+        <w:rPr>
+          <w:color w:val="000000" w:themeColor="text1"/>
+        </w:rPr>
+      </w:pPr>
+      <w:r>
+        <w:rPr>
+          <w:color w:val="000000" w:themeColor="text1"/>
+        </w:rPr>
+        <w:t>.</w:t>
+      </w:r>
     </w:p>
     <w:p>
       <w:pPr>
         <w:pStyle w:val="Heading3"/>
       </w:pPr>
-      <w:bookmarkStart w:id="29" w:name="_Toc232675078"/>
+      <w:bookmarkStart w:id="29" w:name="_Toc232675081"/>
       <w:r>
         <w:t xml:space="preserve">Bài học </w:t>
       </w:r>
       <w:r>
-        <w:rPr>
-          <w:lang w:val="vi-VN"/>
-        </w:rPr>
         <w:t>3</w:t>
       </w:r>
       <w:r>
-        <w:t>: Xử lý dữ liệu với Spark (và quyết định thay thế bằng NestJS)</w:t>
+        <w:t>: Tích hợp hệ thống – Service Discovery và xử lý lỗi phân tán</w:t>
       </w:r>
       <w:bookmarkEnd w:id="29"/>
     </w:p>
@@ -11611,7 +11662,7 @@
         <w:rPr>
           <w:color w:val="000000" w:themeColor="text1"/>
         </w:rPr>
-        <w:t>Thiết kế ban đầu (trong docs/specs.md) sử dụng Apache Spark Streaming cho tầng xử lý. Trong quá trình triển khai, nhóm đánh giá lại sự phù hợp của Spark cho bài toán quy mô đồ án.</w:t>
+        <w:t>Trong môi trường Docker Compose với 7 service phụ thuộc lẫn nhau, thứ tự khởi động và việc một service chưa ready khi service khác cần kết nối là vấn đề thường gặp.</w:t>
       </w:r>
     </w:p>
     <w:p>
@@ -11646,7 +11697,7 @@
         <w:rPr>
           <w:color w:val="000000" w:themeColor="text1"/>
         </w:rPr>
-        <w:t>Apache Spark yêu cầu cài đặt cluster (YARN/Standalone) phức tạp, tốn nhiều RAM (tối thiểu 4–8GB chỉ riêng Spark).</w:t>
+        <w:t>Kafka chưa ready khi NestJS cố kết nối ngay lúc khởi động → crash loop.</w:t>
       </w:r>
     </w:p>
     <w:p>
@@ -11665,8 +11716,7 @@
         <w:rPr>
           <w:color w:val="000000" w:themeColor="text1"/>
         </w:rPr>
-        <w:lastRenderedPageBreak/>
-        <w:t>Spark Structured Streaming có latency tối thiểu ~1 giây (micro-batch), cao hơn yêu cầu.</w:t>
+        <w:t>Zookeeper phải online trước Kafka.</w:t>
       </w:r>
     </w:p>
     <w:p>
@@ -11685,7 +11735,86 @@
         <w:rPr>
           <w:color w:val="000000" w:themeColor="text1"/>
         </w:rPr>
-        <w:t>Debugging Spark job khó khăn hơn so với Node.js service.</w:t>
+        <w:t>Không có service discovery chuẩn trong Docker Compose (không như Kubernetes).</w:t>
+      </w:r>
+    </w:p>
+    <w:p>
+      <w:pPr>
+        <w:spacing w:before="60" w:after="60" w:line="360" w:lineRule="auto"/>
+        <w:rPr>
+          <w:color w:val="000000" w:themeColor="text1"/>
+        </w:rPr>
+      </w:pPr>
+      <w:r>
+        <w:rPr>
+          <w:b/>
+          <w:bCs/>
+          <w:color w:val="000000" w:themeColor="text1"/>
+        </w:rPr>
+        <w:lastRenderedPageBreak/>
+        <w:t>Tác động đến hệ thống:</w:t>
+      </w:r>
+    </w:p>
+    <w:p>
+      <w:pPr>
+        <w:spacing w:before="60" w:after="60" w:line="360" w:lineRule="auto"/>
+        <w:rPr>
+          <w:color w:val="000000" w:themeColor="text1"/>
+        </w:rPr>
+      </w:pPr>
+      <w:r>
+        <w:rPr>
+          <w:color w:val="000000" w:themeColor="text1"/>
+        </w:rPr>
+        <w:t>Service crash loop làm mất dữ liệu trong khoảng thời gian restart. User nhìn thấy dashboard trống dù hệ thống đang chạy.</w:t>
+      </w:r>
+    </w:p>
+    <w:p>
+      <w:pPr>
+        <w:spacing w:before="160" w:after="80"/>
+        <w:rPr>
+          <w:color w:val="000000" w:themeColor="text1"/>
+        </w:rPr>
+      </w:pPr>
+      <w:r>
+        <w:rPr>
+          <w:b/>
+          <w:bCs/>
+          <w:i/>
+          <w:iCs/>
+          <w:color w:val="000000" w:themeColor="text1"/>
+        </w:rPr>
+        <w:t>Cách tiếp cận đã thử</w:t>
+      </w:r>
+    </w:p>
+    <w:p>
+      <w:pPr>
+        <w:spacing w:before="60" w:after="60" w:line="360" w:lineRule="auto"/>
+        <w:rPr>
+          <w:color w:val="000000" w:themeColor="text1"/>
+        </w:rPr>
+      </w:pPr>
+      <w:r>
+        <w:rPr>
+          <w:b/>
+          <w:bCs/>
+          <w:color w:val="000000" w:themeColor="text1"/>
+        </w:rPr>
+        <w:t>Cách 1: depends_on trong docker-compose.yml</w:t>
+      </w:r>
+    </w:p>
+    <w:p>
+      <w:pPr>
+        <w:spacing w:before="60" w:after="60" w:line="360" w:lineRule="auto"/>
+        <w:rPr>
+          <w:color w:val="000000" w:themeColor="text1"/>
+        </w:rPr>
+      </w:pPr>
+      <w:r>
+        <w:rPr>
+          <w:color w:val="000000" w:themeColor="text1"/>
+        </w:rPr>
+        <w:t>Khai báo dependency order, docker-compose chờ container start (không phải ready).</w:t>
       </w:r>
     </w:p>
     <w:p>
@@ -11704,85 +11833,7 @@
         <w:rPr>
           <w:color w:val="000000" w:themeColor="text1"/>
         </w:rPr>
-        <w:t>Với 3 symbols và 1 aggregation window, khối lượng xử lý không đủ lớn để justify Spark.</w:t>
-      </w:r>
-    </w:p>
-    <w:p>
-      <w:pPr>
-        <w:spacing w:before="60" w:after="60" w:line="360" w:lineRule="auto"/>
-        <w:rPr>
-          <w:color w:val="000000" w:themeColor="text1"/>
-        </w:rPr>
-      </w:pPr>
-      <w:r>
-        <w:rPr>
-          <w:b/>
-          <w:bCs/>
-          <w:color w:val="000000" w:themeColor="text1"/>
-        </w:rPr>
-        <w:t>Tác động đến hệ thống:</w:t>
-      </w:r>
-    </w:p>
-    <w:p>
-      <w:pPr>
-        <w:spacing w:before="60" w:after="60" w:line="360" w:lineRule="auto"/>
-        <w:rPr>
-          <w:color w:val="000000" w:themeColor="text1"/>
-        </w:rPr>
-      </w:pPr>
-      <w:r>
-        <w:rPr>
-          <w:color w:val="000000" w:themeColor="text1"/>
-        </w:rPr>
-        <w:t>Nếu giữ Spark, tổng RAM cần ~6-8GB, vượt quá cấu hình máy phát triển của nhóm. Chi phí vận hành cao mà lợi ích không rõ ràng ở quy mô này.</w:t>
-      </w:r>
-    </w:p>
-    <w:p>
-      <w:pPr>
-        <w:spacing w:before="160" w:after="80"/>
-        <w:rPr>
-          <w:color w:val="000000" w:themeColor="text1"/>
-        </w:rPr>
-      </w:pPr>
-      <w:r>
-        <w:rPr>
-          <w:b/>
-          <w:bCs/>
-          <w:i/>
-          <w:iCs/>
-          <w:color w:val="000000" w:themeColor="text1"/>
-        </w:rPr>
-        <w:t>Cách tiếp cận đã thử</w:t>
-      </w:r>
-    </w:p>
-    <w:p>
-      <w:pPr>
-        <w:spacing w:before="60" w:after="60" w:line="360" w:lineRule="auto"/>
-        <w:rPr>
-          <w:color w:val="000000" w:themeColor="text1"/>
-        </w:rPr>
-      </w:pPr>
-      <w:r>
-        <w:rPr>
-          <w:b/>
-          <w:bCs/>
-          <w:color w:val="000000" w:themeColor="text1"/>
-        </w:rPr>
-        <w:t>Cách 1: Giữ Apache Spark Streaming theo spec gốc</w:t>
-      </w:r>
-    </w:p>
-    <w:p>
-      <w:pPr>
-        <w:spacing w:before="60" w:after="60" w:line="360" w:lineRule="auto"/>
-        <w:rPr>
-          <w:color w:val="000000" w:themeColor="text1"/>
-        </w:rPr>
-      </w:pPr>
-      <w:r>
-        <w:rPr>
-          <w:color w:val="000000" w:themeColor="text1"/>
-        </w:rPr>
-        <w:t>Dùng Spark với cấu hình giảm thiểu (1 worker, 2GB heap).</w:t>
+        <w:t>Ưu điểm: Đơn giản.</w:t>
       </w:r>
     </w:p>
     <w:p>
@@ -11801,7 +11852,51 @@
         <w:rPr>
           <w:color w:val="000000" w:themeColor="text1"/>
         </w:rPr>
-        <w:t>Ưu điểm: Đúng với kiến trúc ban đầu, scalable tốt.</w:t>
+        <w:t>Nhược điểm: Không đảm bảo service đã ready (chỉ container started).</w:t>
+      </w:r>
+    </w:p>
+    <w:p>
+      <w:pPr>
+        <w:spacing w:before="60" w:after="60" w:line="360" w:lineRule="auto"/>
+        <w:rPr>
+          <w:color w:val="000000" w:themeColor="text1"/>
+        </w:rPr>
+      </w:pPr>
+      <w:r>
+        <w:rPr>
+          <w:b/>
+          <w:bCs/>
+          <w:color w:val="000000" w:themeColor="text1"/>
+        </w:rPr>
+        <w:t>Cách 2: Health check + retry logic trong application</w:t>
+      </w:r>
+    </w:p>
+    <w:p>
+      <w:pPr>
+        <w:spacing w:before="60" w:after="60" w:line="360" w:lineRule="auto"/>
+        <w:rPr>
+          <w:color w:val="000000" w:themeColor="text1"/>
+        </w:rPr>
+      </w:pPr>
+      <w:r>
+        <w:rPr>
+          <w:color w:val="000000" w:themeColor="text1"/>
+        </w:rPr>
+        <w:t xml:space="preserve">Mỗi service </w:t>
+      </w:r>
+      <w:proofErr w:type="gramStart"/>
+      <w:r>
+        <w:rPr>
+          <w:color w:val="000000" w:themeColor="text1"/>
+        </w:rPr>
+        <w:t>implement</w:t>
+      </w:r>
+      <w:proofErr w:type="gramEnd"/>
+      <w:r>
+        <w:rPr>
+          <w:color w:val="000000" w:themeColor="text1"/>
+        </w:rPr>
+        <w:t xml:space="preserve"> retry với exponential backoff khi connect fail.</w:t>
       </w:r>
     </w:p>
     <w:p>
@@ -11820,37 +11915,7 @@
         <w:rPr>
           <w:color w:val="000000" w:themeColor="text1"/>
         </w:rPr>
-        <w:t>Nhược điểm: Phức tạp, tốn tài nguyên, latency cao hơn Redis approach.</w:t>
-      </w:r>
-    </w:p>
-    <w:p>
-      <w:pPr>
-        <w:spacing w:before="60" w:after="60" w:line="360" w:lineRule="auto"/>
-        <w:rPr>
-          <w:color w:val="000000" w:themeColor="text1"/>
-        </w:rPr>
-      </w:pPr>
-      <w:r>
-        <w:rPr>
-          <w:b/>
-          <w:bCs/>
-          <w:color w:val="000000" w:themeColor="text1"/>
-        </w:rPr>
-        <w:t>Cách 2: Thay bằng NestJS + Redis Sorted Sets</w:t>
-      </w:r>
-    </w:p>
-    <w:p>
-      <w:pPr>
-        <w:spacing w:before="60" w:after="60" w:line="360" w:lineRule="auto"/>
-        <w:rPr>
-          <w:color w:val="000000" w:themeColor="text1"/>
-        </w:rPr>
-      </w:pPr>
-      <w:r>
-        <w:rPr>
-          <w:color w:val="000000" w:themeColor="text1"/>
-        </w:rPr>
-        <w:t>Implement aggregation window bằng Redis ZADD/ZRANGEBYSCORE.</w:t>
+        <w:t>Ưu điểm: Robust, không phụ thuộc orchestration.</w:t>
       </w:r>
     </w:p>
     <w:p>
@@ -11869,7 +11934,99 @@
         <w:rPr>
           <w:color w:val="000000" w:themeColor="text1"/>
         </w:rPr>
-        <w:t>Ưu điểm: Latency dưới 100ms, dễ debug, ít tài nguyên.</w:t>
+        <w:t>Nhược điểm: Cần implement ở mọi service.</w:t>
+      </w:r>
+    </w:p>
+    <w:p>
+      <w:pPr>
+        <w:spacing w:before="160" w:after="80"/>
+        <w:rPr>
+          <w:color w:val="000000" w:themeColor="text1"/>
+        </w:rPr>
+      </w:pPr>
+      <w:r>
+        <w:rPr>
+          <w:b/>
+          <w:bCs/>
+          <w:i/>
+          <w:iCs/>
+          <w:color w:val="000000" w:themeColor="text1"/>
+        </w:rPr>
+        <w:t>Giải pháp cuối cùng</w:t>
+      </w:r>
+    </w:p>
+    <w:p>
+      <w:pPr>
+        <w:spacing w:before="60" w:after="60" w:line="360" w:lineRule="auto"/>
+        <w:rPr>
+          <w:color w:val="000000" w:themeColor="text1"/>
+        </w:rPr>
+      </w:pPr>
+      <w:r>
+        <w:rPr>
+          <w:color w:val="000000" w:themeColor="text1"/>
+        </w:rPr>
+        <w:t>Kết hợp cả hai: depends_on với condition: service_healthy, và NestJS implement connection retry với exponential backoff (1s, 2s, 4s, 8s, max 60s). Health check endpoint trả về trạng thái từng dependency.</w:t>
+      </w:r>
+    </w:p>
+    <w:p>
+      <w:pPr>
+        <w:spacing w:before="60" w:after="60" w:line="360" w:lineRule="auto"/>
+        <w:rPr>
+          <w:color w:val="000000" w:themeColor="text1"/>
+        </w:rPr>
+      </w:pPr>
+      <w:r>
+        <w:rPr>
+          <w:b/>
+          <w:bCs/>
+          <w:color w:val="000000" w:themeColor="text1"/>
+        </w:rPr>
+        <w:t>Triển khai:</w:t>
+      </w:r>
+    </w:p>
+    <w:p>
+      <w:pPr>
+        <w:spacing w:before="60" w:after="60" w:line="360" w:lineRule="auto"/>
+        <w:rPr>
+          <w:color w:val="000000" w:themeColor="text1"/>
+        </w:rPr>
+      </w:pPr>
+      <w:r>
+        <w:rPr>
+          <w:color w:val="000000" w:themeColor="text1"/>
+        </w:rPr>
+        <w:t xml:space="preserve">Docker Compose healthcheck cho từng service: </w:t>
+      </w:r>
+      <w:r>
+        <w:rPr>
+          <w:i/>
+          <w:iCs/>
+          <w:color w:val="000000" w:themeColor="text1"/>
+        </w:rPr>
+        <w:t xml:space="preserve"> </w:t>
+      </w:r>
+      <w:r>
+        <w:rPr>
+          <w:color w:val="000000" w:themeColor="text1"/>
+        </w:rPr>
+        <w:t>Redis dùng redis-cli ping, Kafka dùng kafka-broker-api-versions. NestJS chỉ start sau khi tất cả healthy.</w:t>
+      </w:r>
+    </w:p>
+    <w:p>
+      <w:pPr>
+        <w:spacing w:before="60" w:after="60" w:line="360" w:lineRule="auto"/>
+        <w:rPr>
+          <w:color w:val="000000" w:themeColor="text1"/>
+        </w:rPr>
+      </w:pPr>
+      <w:r>
+        <w:rPr>
+          <w:b/>
+          <w:bCs/>
+          <w:color w:val="000000" w:themeColor="text1"/>
+        </w:rPr>
+        <w:t>Chỉ số và kết quả:</w:t>
       </w:r>
     </w:p>
     <w:p>
@@ -11888,85 +12045,7 @@
         <w:rPr>
           <w:color w:val="000000" w:themeColor="text1"/>
         </w:rPr>
-        <w:t>Nhược điểm: Khả năng scale phức tạp hơn Spark khi dữ liệu tăng 100x.</w:t>
-      </w:r>
-    </w:p>
-    <w:p>
-      <w:pPr>
-        <w:spacing w:before="160" w:after="80"/>
-        <w:rPr>
-          <w:color w:val="000000" w:themeColor="text1"/>
-        </w:rPr>
-      </w:pPr>
-      <w:r>
-        <w:rPr>
-          <w:b/>
-          <w:bCs/>
-          <w:i/>
-          <w:iCs/>
-          <w:color w:val="000000" w:themeColor="text1"/>
-        </w:rPr>
-        <w:t>Giải pháp cuối cùng</w:t>
-      </w:r>
-    </w:p>
-    <w:p>
-      <w:pPr>
-        <w:spacing w:before="60" w:after="60" w:line="360" w:lineRule="auto"/>
-        <w:rPr>
-          <w:color w:val="000000" w:themeColor="text1"/>
-        </w:rPr>
-      </w:pPr>
-      <w:r>
-        <w:rPr>
-          <w:color w:val="000000" w:themeColor="text1"/>
-        </w:rPr>
-        <w:t>Chọn NestJS + Redis cho môi trường đồ án, với kế hoạch migrate sang Spark Structured Streaming khi dữ liệu vượt 10,000 symbols hoặc cần backfill lịch sử lớn.</w:t>
-      </w:r>
-    </w:p>
-    <w:p>
-      <w:pPr>
-        <w:spacing w:before="60" w:after="60" w:line="360" w:lineRule="auto"/>
-        <w:rPr>
-          <w:color w:val="000000" w:themeColor="text1"/>
-        </w:rPr>
-      </w:pPr>
-      <w:r>
-        <w:rPr>
-          <w:b/>
-          <w:bCs/>
-          <w:color w:val="000000" w:themeColor="text1"/>
-        </w:rPr>
-        <w:t>Triển khai:</w:t>
-      </w:r>
-    </w:p>
-    <w:p>
-      <w:pPr>
-        <w:spacing w:before="60" w:after="60" w:line="360" w:lineRule="auto"/>
-        <w:rPr>
-          <w:color w:val="000000" w:themeColor="text1"/>
-        </w:rPr>
-      </w:pPr>
-      <w:r>
-        <w:rPr>
-          <w:color w:val="000000" w:themeColor="text1"/>
-        </w:rPr>
-        <w:t>Redis Sorted Set với key pattern OHLC:{symbol}:{window_start}, ZADD theo timestamp, tính OHLC bằng ZRANGEBYSCORE lấy min/max/first/last price.</w:t>
-      </w:r>
-    </w:p>
-    <w:p>
-      <w:pPr>
-        <w:spacing w:before="60" w:after="60" w:line="360" w:lineRule="auto"/>
-        <w:rPr>
-          <w:color w:val="000000" w:themeColor="text1"/>
-        </w:rPr>
-      </w:pPr>
-      <w:r>
-        <w:rPr>
-          <w:b/>
-          <w:bCs/>
-          <w:color w:val="000000" w:themeColor="text1"/>
-        </w:rPr>
-        <w:t>Chỉ số và kết quả:</w:t>
+        <w:t>Zero crash loop sau khi implement đúng health check + retry.</w:t>
       </w:r>
     </w:p>
     <w:p>
@@ -11985,7 +12064,7 @@
         <w:rPr>
           <w:color w:val="000000" w:themeColor="text1"/>
         </w:rPr>
-        <w:t>Aggregation latency: dưới 50ms (Redis) so với ~1.5 giây (Spark micro-batch estimate).</w:t>
+        <w:t xml:space="preserve">Thời gian khởi động toàn bộ hệ thống: 90-120 giây </w:t>
       </w:r>
     </w:p>
     <w:p>
@@ -12004,7 +12083,41 @@
         <w:rPr>
           <w:color w:val="000000" w:themeColor="text1"/>
         </w:rPr>
-        <w:t>RAM sử dụng giảm từ ước tính 6GB xuống còn ~2.5GB tổng hệ thống.</w:t>
+        <w:t>Mean Time to Recovery (MTTR) sau service crash: dưới 60 giây.</w:t>
+      </w:r>
+    </w:p>
+    <w:p>
+      <w:pPr>
+        <w:spacing w:before="160" w:after="80"/>
+        <w:rPr>
+          <w:color w:val="000000" w:themeColor="text1"/>
+        </w:rPr>
+      </w:pPr>
+      <w:r>
+        <w:rPr>
+          <w:b/>
+          <w:bCs/>
+          <w:i/>
+          <w:iCs/>
+          <w:color w:val="000000" w:themeColor="text1"/>
+        </w:rPr>
+        <w:t>Điểm rút ra</w:t>
+      </w:r>
+    </w:p>
+    <w:p>
+      <w:pPr>
+        <w:spacing w:before="60" w:after="60" w:line="360" w:lineRule="auto"/>
+        <w:rPr>
+          <w:color w:val="000000" w:themeColor="text1"/>
+        </w:rPr>
+      </w:pPr>
+      <w:r>
+        <w:rPr>
+          <w:b/>
+          <w:bCs/>
+          <w:color w:val="000000" w:themeColor="text1"/>
+        </w:rPr>
+        <w:t>Hiểu biết kỹ thuật:</w:t>
       </w:r>
     </w:p>
     <w:p>
@@ -12023,42 +12136,7 @@
         <w:rPr>
           <w:color w:val="000000" w:themeColor="text1"/>
         </w:rPr>
-        <w:t>Developer productivity tăng: debug NestJS service mất ~5 phút vs Spark job ~30 phút.</w:t>
-      </w:r>
-    </w:p>
-    <w:p>
-      <w:pPr>
-        <w:spacing w:before="160" w:after="80"/>
-        <w:rPr>
-          <w:color w:val="000000" w:themeColor="text1"/>
-        </w:rPr>
-      </w:pPr>
-      <w:r>
-        <w:rPr>
-          <w:b/>
-          <w:bCs/>
-          <w:i/>
-          <w:iCs/>
-          <w:color w:val="000000" w:themeColor="text1"/>
-        </w:rPr>
-        <w:lastRenderedPageBreak/>
-        <w:t>Điểm rút ra</w:t>
-      </w:r>
-    </w:p>
-    <w:p>
-      <w:pPr>
-        <w:spacing w:before="60" w:after="60" w:line="360" w:lineRule="auto"/>
-        <w:rPr>
-          <w:color w:val="000000" w:themeColor="text1"/>
-        </w:rPr>
-      </w:pPr>
-      <w:r>
-        <w:rPr>
-          <w:b/>
-          <w:bCs/>
-          <w:color w:val="000000" w:themeColor="text1"/>
-        </w:rPr>
-        <w:t>Hiểu biết kỹ thuật:</w:t>
+        <w:t>Docker health check là cơ chế chuẩn để báo hiệu 'ready', không chỉ 'running'.</w:t>
       </w:r>
     </w:p>
     <w:p>
@@ -12077,7 +12155,7 @@
         <w:rPr>
           <w:color w:val="000000" w:themeColor="text1"/>
         </w:rPr>
-        <w:t>Chọn công nghệ phải phù hợp với quy mô thực tế của bài toán, không nên over-engineer.</w:t>
+        <w:t>Mọi network call trong distributed system phải có retry + timeout + circuit breaker.</w:t>
       </w:r>
     </w:p>
     <w:p>
@@ -12096,7 +12174,24 @@
         <w:rPr>
           <w:color w:val="000000" w:themeColor="text1"/>
         </w:rPr>
-        <w:t>Spark phù hợp khi: dữ liệu &gt;TB/ngày, cần phân tán thực sự trên cluster, hoặc cần ML pipeline.</w:t>
+        <w:t>NestJS OnModuleInit hook là điểm tốt để implement connection retry logic.</w:t>
+      </w:r>
+    </w:p>
+    <w:p>
+      <w:pPr>
+        <w:spacing w:before="60" w:after="60" w:line="360" w:lineRule="auto"/>
+        <w:rPr>
+          <w:color w:val="000000" w:themeColor="text1"/>
+        </w:rPr>
+      </w:pPr>
+      <w:r>
+        <w:rPr>
+          <w:b/>
+          <w:bCs/>
+          <w:color w:val="000000" w:themeColor="text1"/>
+        </w:rPr>
+        <w:lastRenderedPageBreak/>
+        <w:t>Thực hành tốt và đề xuất:</w:t>
       </w:r>
     </w:p>
     <w:p>
@@ -12115,23 +12210,7 @@
         <w:rPr>
           <w:color w:val="000000" w:themeColor="text1"/>
         </w:rPr>
-        <w:t>Redis Sorted Sets là cấu trúc tối ưu cho sliding window time-series aggregation.</w:t>
-      </w:r>
-    </w:p>
-    <w:p>
-      <w:pPr>
-        <w:spacing w:before="60" w:after="60" w:line="360" w:lineRule="auto"/>
-        <w:rPr>
-          <w:color w:val="000000" w:themeColor="text1"/>
-        </w:rPr>
-      </w:pPr>
-      <w:r>
-        <w:rPr>
-          <w:b/>
-          <w:bCs/>
-          <w:color w:val="000000" w:themeColor="text1"/>
-        </w:rPr>
-        <w:t>Thực hành tốt và đề xuất:</w:t>
+        <w:t>Thiết kế circuit breaker cho external dependency (Binance WS, Kafka, ES): không retry vô hạn.</w:t>
       </w:r>
     </w:p>
     <w:p>
@@ -12150,7 +12229,7 @@
         <w:rPr>
           <w:color w:val="000000" w:themeColor="text1"/>
         </w:rPr>
-        <w:t>Luôn đánh giá TCO (Total Cost of Operation) và complexity-to-benefit ratio khi chọn công nghệ.</w:t>
+        <w:t>Log connection state transitions để debug startup issue nhanh hơn.</w:t>
       </w:r>
     </w:p>
     <w:p>
@@ -12169,7 +12248,95 @@
         <w:rPr>
           <w:color w:val="000000" w:themeColor="text1"/>
         </w:rPr>
-        <w:t>Thiết kế để có thể swap implementation sau: interface aggregation engine, không hard-code Redis hay Spark.</w:t>
+        <w:t>Dùng wait-for-it.sh hoặc dockerize trong container command như alternative approach.</w:t>
+      </w:r>
+    </w:p>
+    <w:p>
+      <w:pPr>
+        <w:spacing w:before="200"/>
+        <w:rPr>
+          <w:color w:val="000000" w:themeColor="text1"/>
+        </w:rPr>
+      </w:pPr>
+    </w:p>
+    <w:p>
+      <w:pPr>
+        <w:pStyle w:val="Heading3"/>
+      </w:pPr>
+      <w:bookmarkStart w:id="30" w:name="_Toc232675082"/>
+      <w:r>
+        <w:t xml:space="preserve">Bài học </w:t>
+      </w:r>
+      <w:r>
+        <w:t>5</w:t>
+      </w:r>
+      <w:r>
+        <w:t>: Tối ưu hiệu năng – Cache, truy vấn và phân bổ tài nguyên</w:t>
+      </w:r>
+      <w:bookmarkEnd w:id="30"/>
+    </w:p>
+    <w:p>
+      <w:pPr>
+        <w:spacing w:before="160" w:after="80"/>
+        <w:rPr>
+          <w:color w:val="000000" w:themeColor="text1"/>
+        </w:rPr>
+      </w:pPr>
+      <w:r>
+        <w:rPr>
+          <w:b/>
+          <w:bCs/>
+          <w:i/>
+          <w:iCs/>
+          <w:color w:val="000000" w:themeColor="text1"/>
+        </w:rPr>
+        <w:t>Mô tả vấn đề</w:t>
+      </w:r>
+    </w:p>
+    <w:p>
+      <w:pPr>
+        <w:spacing w:before="60" w:after="60" w:line="360" w:lineRule="auto"/>
+        <w:rPr>
+          <w:color w:val="000000" w:themeColor="text1"/>
+        </w:rPr>
+      </w:pPr>
+      <w:r>
+        <w:rPr>
+          <w:b/>
+          <w:bCs/>
+          <w:color w:val="000000" w:themeColor="text1"/>
+        </w:rPr>
+        <w:t>Bối cảnh và nền tảng:</w:t>
+      </w:r>
+    </w:p>
+    <w:p>
+      <w:pPr>
+        <w:spacing w:before="60" w:after="60" w:line="360" w:lineRule="auto"/>
+        <w:rPr>
+          <w:color w:val="000000" w:themeColor="text1"/>
+        </w:rPr>
+      </w:pPr>
+      <w:r>
+        <w:rPr>
+          <w:color w:val="000000" w:themeColor="text1"/>
+        </w:rPr>
+        <w:t>Hệ thống cần đáp ứng yêu cầu latency thấp cho cả write path (tick → ES) và read path (API query), trong khi tổng RAM tối đa là 4GB cho toàn bộ 7 service.</w:t>
+      </w:r>
+    </w:p>
+    <w:p>
+      <w:pPr>
+        <w:spacing w:before="60" w:after="60" w:line="360" w:lineRule="auto"/>
+        <w:rPr>
+          <w:color w:val="000000" w:themeColor="text1"/>
+        </w:rPr>
+      </w:pPr>
+      <w:r>
+        <w:rPr>
+          <w:b/>
+          <w:bCs/>
+          <w:color w:val="000000" w:themeColor="text1"/>
+        </w:rPr>
+        <w:t>Thách thức gặp phải:</w:t>
       </w:r>
     </w:p>
     <w:p>
@@ -12188,98 +12355,7 @@
         <w:rPr>
           <w:color w:val="000000" w:themeColor="text1"/>
         </w:rPr>
-        <w:t>Document rõ ràng lý do thay đổi kiến trúc để team sau có thể hiểu context.</w:t>
-      </w:r>
-    </w:p>
-    <w:p>
-      <w:pPr>
-        <w:spacing w:before="200"/>
-        <w:rPr>
-          <w:color w:val="000000" w:themeColor="text1"/>
-        </w:rPr>
-      </w:pPr>
-    </w:p>
-    <w:p>
-      <w:pPr>
-        <w:pStyle w:val="Heading3"/>
-      </w:pPr>
-      <w:bookmarkStart w:id="30" w:name="_Toc232675079"/>
-      <w:r>
-        <w:t xml:space="preserve">Bài học </w:t>
-      </w:r>
-      <w:r>
-        <w:rPr>
-          <w:lang w:val="vi-VN"/>
-        </w:rPr>
-        <w:t>4</w:t>
-      </w:r>
-      <w:r>
-        <w:t>: Xử lý luồng – Exactly-once và quản lý cửa sổ thời gian</w:t>
-      </w:r>
-      <w:bookmarkEnd w:id="30"/>
-    </w:p>
-    <w:p>
-      <w:pPr>
-        <w:spacing w:before="160" w:after="80"/>
-        <w:rPr>
-          <w:color w:val="000000" w:themeColor="text1"/>
-        </w:rPr>
-      </w:pPr>
-      <w:r>
-        <w:rPr>
-          <w:b/>
-          <w:bCs/>
-          <w:i/>
-          <w:iCs/>
-          <w:color w:val="000000" w:themeColor="text1"/>
-        </w:rPr>
-        <w:t>Mô tả vấn đề</w:t>
-      </w:r>
-    </w:p>
-    <w:p>
-      <w:pPr>
-        <w:spacing w:before="60" w:after="60" w:line="360" w:lineRule="auto"/>
-        <w:rPr>
-          <w:color w:val="000000" w:themeColor="text1"/>
-        </w:rPr>
-      </w:pPr>
-      <w:r>
-        <w:rPr>
-          <w:b/>
-          <w:bCs/>
-          <w:color w:val="000000" w:themeColor="text1"/>
-        </w:rPr>
-        <w:t>Bối cảnh và nền tảng:</w:t>
-      </w:r>
-    </w:p>
-    <w:p>
-      <w:pPr>
-        <w:spacing w:before="60" w:after="60" w:line="360" w:lineRule="auto"/>
-        <w:rPr>
-          <w:color w:val="000000" w:themeColor="text1"/>
-        </w:rPr>
-      </w:pPr>
-      <w:r>
-        <w:rPr>
-          <w:color w:val="000000" w:themeColor="text1"/>
-        </w:rPr>
-        <w:t>Hệ thống cần đảm bảo mỗi tick chỉ được tính vào đúng một OHLC candle, và các candle được emit đúng thời điểm kết thúc cửa sổ 1 phút, kể cả khi hệ thống khởi động lại giữa chừng.</w:t>
-      </w:r>
-    </w:p>
-    <w:p>
-      <w:pPr>
-        <w:spacing w:before="60" w:after="60" w:line="360" w:lineRule="auto"/>
-        <w:rPr>
-          <w:color w:val="000000" w:themeColor="text1"/>
-        </w:rPr>
-      </w:pPr>
-      <w:r>
-        <w:rPr>
-          <w:b/>
-          <w:bCs/>
-          <w:color w:val="000000" w:themeColor="text1"/>
-        </w:rPr>
-        <w:t>Thách thức gặp phải:</w:t>
+        <w:t>Redis không giới hạn memory có thể chiếm hết RAM trong trường hợp bất thường.</w:t>
       </w:r>
     </w:p>
     <w:p>
@@ -12298,7 +12374,7 @@
         <w:rPr>
           <w:color w:val="000000" w:themeColor="text1"/>
         </w:rPr>
-        <w:t>Xác định thời điểm 'đóng cửa sổ' khi không có đồng hồ tập trung (distributed timer).</w:t>
+        <w:t>NestJS Node.js single-threaded: một operation blocking có thể block toàn bộ event loop.</w:t>
       </w:r>
     </w:p>
     <w:p>
@@ -12317,7 +12393,85 @@
         <w:rPr>
           <w:color w:val="000000" w:themeColor="text1"/>
         </w:rPr>
-        <w:t>Late-arriving data: tick đến trễ 2-3 giây có thể rơi vào candle sai.</w:t>
+        <w:t>Không có query cache cho ES queries giống nhau được gọi lặp lại từ.</w:t>
+      </w:r>
+    </w:p>
+    <w:p>
+      <w:pPr>
+        <w:spacing w:before="60" w:after="60" w:line="360" w:lineRule="auto"/>
+        <w:rPr>
+          <w:color w:val="000000" w:themeColor="text1"/>
+        </w:rPr>
+      </w:pPr>
+      <w:r>
+        <w:rPr>
+          <w:b/>
+          <w:bCs/>
+          <w:color w:val="000000" w:themeColor="text1"/>
+        </w:rPr>
+        <w:t>Tác động đến hệ thống:</w:t>
+      </w:r>
+    </w:p>
+    <w:p>
+      <w:pPr>
+        <w:spacing w:before="60" w:after="60" w:line="360" w:lineRule="auto"/>
+        <w:rPr>
+          <w:color w:val="000000" w:themeColor="text1"/>
+        </w:rPr>
+      </w:pPr>
+      <w:r>
+        <w:rPr>
+          <w:color w:val="000000" w:themeColor="text1"/>
+        </w:rPr>
+        <w:t>Hệ thống OOM (Out of Memory) hoặc query timeout trong giờ cao điểm.</w:t>
+      </w:r>
+    </w:p>
+    <w:p>
+      <w:pPr>
+        <w:spacing w:before="160" w:after="80"/>
+        <w:rPr>
+          <w:color w:val="000000" w:themeColor="text1"/>
+        </w:rPr>
+      </w:pPr>
+      <w:r>
+        <w:rPr>
+          <w:b/>
+          <w:bCs/>
+          <w:i/>
+          <w:iCs/>
+          <w:color w:val="000000" w:themeColor="text1"/>
+        </w:rPr>
+        <w:t>Cách tiếp cận đã thử</w:t>
+      </w:r>
+    </w:p>
+    <w:p>
+      <w:pPr>
+        <w:spacing w:before="60" w:after="60" w:line="360" w:lineRule="auto"/>
+        <w:rPr>
+          <w:color w:val="000000" w:themeColor="text1"/>
+        </w:rPr>
+      </w:pPr>
+      <w:r>
+        <w:rPr>
+          <w:b/>
+          <w:bCs/>
+          <w:color w:val="000000" w:themeColor="text1"/>
+        </w:rPr>
+        <w:t>Cách 1: Tăng resource limit cho từng service</w:t>
+      </w:r>
+    </w:p>
+    <w:p>
+      <w:pPr>
+        <w:spacing w:before="60" w:after="60" w:line="360" w:lineRule="auto"/>
+        <w:rPr>
+          <w:color w:val="000000" w:themeColor="text1"/>
+        </w:rPr>
+      </w:pPr>
+      <w:r>
+        <w:rPr>
+          <w:color w:val="000000" w:themeColor="text1"/>
+        </w:rPr>
+        <w:t>Tăng ES heap, Redis maxmemory, Node.js --max-old-space-size.</w:t>
       </w:r>
     </w:p>
     <w:p>
@@ -12336,7 +12490,7 @@
         <w:rPr>
           <w:color w:val="000000" w:themeColor="text1"/>
         </w:rPr>
-        <w:t>Khi NestJS restart, state trong Redis có thể inconsistent với offset Kafka.</w:t>
+        <w:t>Ưu điểm: Đơn giản.</w:t>
       </w:r>
     </w:p>
     <w:p>
@@ -12355,7 +12509,7 @@
         <w:rPr>
           <w:color w:val="000000" w:themeColor="text1"/>
         </w:rPr>
-        <w:t>Đảm bảo exactly-once: không double-count tick, không bỏ sót.</w:t>
+        <w:t>Nhược điểm: Cần hardware lớn hơn.</w:t>
       </w:r>
     </w:p>
     <w:p>
@@ -12371,7 +12525,7 @@
           <w:bCs/>
           <w:color w:val="000000" w:themeColor="text1"/>
         </w:rPr>
-        <w:t>Tác động đến hệ thống:</w:t>
+        <w:t>Cách 2: Tối ưu allocation + caching strategy</w:t>
       </w:r>
     </w:p>
     <w:p>
@@ -12385,56 +12539,7 @@
         <w:rPr>
           <w:color w:val="000000" w:themeColor="text1"/>
         </w:rPr>
-        <w:t>OHLC không chính xác làm mất tin cậy của toàn bộ hệ thống. Trader dựa vào OHLC để ra quyết định.</w:t>
-      </w:r>
-    </w:p>
-    <w:p>
-      <w:pPr>
-        <w:spacing w:before="160" w:after="80"/>
-        <w:rPr>
-          <w:color w:val="000000" w:themeColor="text1"/>
-        </w:rPr>
-      </w:pPr>
-      <w:r>
-        <w:rPr>
-          <w:b/>
-          <w:bCs/>
-          <w:i/>
-          <w:iCs/>
-          <w:color w:val="000000" w:themeColor="text1"/>
-        </w:rPr>
-        <w:lastRenderedPageBreak/>
-        <w:t>Cách tiếp cận đã thử</w:t>
-      </w:r>
-    </w:p>
-    <w:p>
-      <w:pPr>
-        <w:spacing w:before="60" w:after="60" w:line="360" w:lineRule="auto"/>
-        <w:rPr>
-          <w:color w:val="000000" w:themeColor="text1"/>
-        </w:rPr>
-      </w:pPr>
-      <w:r>
-        <w:rPr>
-          <w:b/>
-          <w:bCs/>
-          <w:color w:val="000000" w:themeColor="text1"/>
-        </w:rPr>
-        <w:t>Cách 1: Cửa sổ cứng (fixed tumbling window)</w:t>
-      </w:r>
-    </w:p>
-    <w:p>
-      <w:pPr>
-        <w:spacing w:before="60" w:after="60" w:line="360" w:lineRule="auto"/>
-        <w:rPr>
-          <w:color w:val="000000" w:themeColor="text1"/>
-        </w:rPr>
-      </w:pPr>
-      <w:r>
-        <w:rPr>
-          <w:color w:val="000000" w:themeColor="text1"/>
-        </w:rPr>
-        <w:t>Chia thời gian thành các bucket cố định: [00:00–01:00), [01:00–02:00),...</w:t>
+        <w:t>Phân bổ tài nguyên hợp lý theo workload profile của từng service.</w:t>
       </w:r>
     </w:p>
     <w:p>
@@ -12453,7 +12558,7 @@
         <w:rPr>
           <w:color w:val="000000" w:themeColor="text1"/>
         </w:rPr>
-        <w:t>Ưu điểm: Đơn giản, deterministic.</w:t>
+        <w:t>Ưu điểm: Không cần thêm hardware.</w:t>
       </w:r>
     </w:p>
     <w:p>
@@ -12472,7 +12577,26 @@
         <w:rPr>
           <w:color w:val="000000" w:themeColor="text1"/>
         </w:rPr>
-        <w:t>Nhược điểm: Late data bị bỏ qua hoặc làm sai candle.</w:t>
+        <w:t>Nhược điểm: Cần hiểu sâu về từng service.</w:t>
+      </w:r>
+    </w:p>
+    <w:p>
+      <w:pPr>
+        <w:spacing w:before="160" w:after="80"/>
+        <w:rPr>
+          <w:color w:val="000000" w:themeColor="text1"/>
+        </w:rPr>
+      </w:pPr>
+      <w:r>
+        <w:rPr>
+          <w:b/>
+          <w:bCs/>
+          <w:i/>
+          <w:iCs/>
+          <w:color w:val="000000" w:themeColor="text1"/>
+        </w:rPr>
+        <w:lastRenderedPageBreak/>
+        <w:t>Giải pháp cuối cùng</w:t>
       </w:r>
     </w:p>
     <w:p>
@@ -12484,11 +12608,9 @@
       </w:pPr>
       <w:r>
         <w:rPr>
-          <w:b/>
-          <w:bCs/>
-          <w:color w:val="000000" w:themeColor="text1"/>
-        </w:rPr>
-        <w:t>Cách 2: Cửa sổ trượt với watermark (sliding + watermark)</w:t>
+          <w:color w:val="000000" w:themeColor="text1"/>
+        </w:rPr>
+        <w:t>Phân bổ RAM theo workload: ES 512MB heap (đủ cho dataset nhỏ), Redis maxmemory 256MB với LRU eviction, Node.js 256MB (đủ với async I/O model). Tổng: ~1.25GB JVM + ~1GB OS overhead = trong 4GB.</w:t>
       </w:r>
     </w:p>
     <w:p>
@@ -12500,9 +12622,41 @@
       </w:pPr>
       <w:r>
         <w:rPr>
-          <w:color w:val="000000" w:themeColor="text1"/>
-        </w:rPr>
-        <w:t>Cho phép late data đến trong watermark tolerance (ví dụ 10 giây).</w:t>
+          <w:b/>
+          <w:bCs/>
+          <w:color w:val="000000" w:themeColor="text1"/>
+        </w:rPr>
+        <w:t>Triển khai:</w:t>
+      </w:r>
+    </w:p>
+    <w:p>
+      <w:pPr>
+        <w:spacing w:before="60" w:after="60" w:line="360" w:lineRule="auto"/>
+        <w:rPr>
+          <w:color w:val="000000" w:themeColor="text1"/>
+        </w:rPr>
+      </w:pPr>
+      <w:r>
+        <w:rPr>
+          <w:color w:val="000000" w:themeColor="text1"/>
+        </w:rPr>
+        <w:t>Thêm Redis cache layer cho ES queries phổ biến (symbol + date range). TTL 30 giây cho realtime query, 5 phút cho historical query.</w:t>
+      </w:r>
+    </w:p>
+    <w:p>
+      <w:pPr>
+        <w:spacing w:before="60" w:after="60" w:line="360" w:lineRule="auto"/>
+        <w:rPr>
+          <w:color w:val="000000" w:themeColor="text1"/>
+        </w:rPr>
+      </w:pPr>
+      <w:r>
+        <w:rPr>
+          <w:b/>
+          <w:bCs/>
+          <w:color w:val="000000" w:themeColor="text1"/>
+        </w:rPr>
+        <w:t>Chỉ số và kết quả:</w:t>
       </w:r>
     </w:p>
     <w:p>
@@ -12521,7 +12675,7 @@
         <w:rPr>
           <w:color w:val="000000" w:themeColor="text1"/>
         </w:rPr>
-        <w:t>Ưu điểm: Xử lý được late data.</w:t>
+        <w:t>P99 API response time: 45ms (với Redis cache) vs 380ms (không cache).</w:t>
       </w:r>
     </w:p>
     <w:p>
@@ -12540,85 +12694,7 @@
         <w:rPr>
           <w:color w:val="000000" w:themeColor="text1"/>
         </w:rPr>
-        <w:t>Nhược điểm: Phức tạp hơn, cần state management.</w:t>
-      </w:r>
-    </w:p>
-    <w:p>
-      <w:pPr>
-        <w:spacing w:before="160" w:after="80"/>
-        <w:rPr>
-          <w:color w:val="000000" w:themeColor="text1"/>
-        </w:rPr>
-      </w:pPr>
-      <w:r>
-        <w:rPr>
-          <w:b/>
-          <w:bCs/>
-          <w:i/>
-          <w:iCs/>
-          <w:color w:val="000000" w:themeColor="text1"/>
-        </w:rPr>
-        <w:t>Giải pháp cuối cùng</w:t>
-      </w:r>
-    </w:p>
-    <w:p>
-      <w:pPr>
-        <w:spacing w:before="60" w:after="60" w:line="360" w:lineRule="auto"/>
-        <w:rPr>
-          <w:color w:val="000000" w:themeColor="text1"/>
-        </w:rPr>
-      </w:pPr>
-      <w:r>
-        <w:rPr>
-          <w:color w:val="000000" w:themeColor="text1"/>
-        </w:rPr>
-        <w:t>Sử dụng fixed tumbling window với grace period 10 giây: tick đến trong 10 giây sau khi cửa sổ đóng vẫn được nhận vào candle vừa đóng. Sau 10 giây, discard và log metric.</w:t>
-      </w:r>
-    </w:p>
-    <w:p>
-      <w:pPr>
-        <w:spacing w:before="60" w:after="60" w:line="360" w:lineRule="auto"/>
-        <w:rPr>
-          <w:color w:val="000000" w:themeColor="text1"/>
-        </w:rPr>
-      </w:pPr>
-      <w:r>
-        <w:rPr>
-          <w:b/>
-          <w:bCs/>
-          <w:color w:val="000000" w:themeColor="text1"/>
-        </w:rPr>
-        <w:t>Triển khai:</w:t>
-      </w:r>
-    </w:p>
-    <w:p>
-      <w:pPr>
-        <w:spacing w:before="60" w:after="60" w:line="360" w:lineRule="auto"/>
-        <w:rPr>
-          <w:color w:val="000000" w:themeColor="text1"/>
-        </w:rPr>
-      </w:pPr>
-      <w:r>
-        <w:rPr>
-          <w:color w:val="000000" w:themeColor="text1"/>
-        </w:rPr>
-        <w:t>Redis key TTL = 70 giây (60 + 10 grace). Kafka consumer commit offset sau khi OHLC đã được upsert thành công (manual commit, not auto-commit).</w:t>
-      </w:r>
-    </w:p>
-    <w:p>
-      <w:pPr>
-        <w:spacing w:before="60" w:after="60" w:line="360" w:lineRule="auto"/>
-        <w:rPr>
-          <w:color w:val="000000" w:themeColor="text1"/>
-        </w:rPr>
-      </w:pPr>
-      <w:r>
-        <w:rPr>
-          <w:b/>
-          <w:bCs/>
-          <w:color w:val="000000" w:themeColor="text1"/>
-        </w:rPr>
-        <w:t>Chỉ số và kết quả:</w:t>
+        <w:t>ES index rate: ổn định 200 documents/giây với bulk size 50.</w:t>
       </w:r>
     </w:p>
     <w:p>
@@ -12637,7 +12713,41 @@
         <w:rPr>
           <w:color w:val="000000" w:themeColor="text1"/>
         </w:rPr>
-        <w:t>Tỉ lệ late tick bị discard: dưới 0.01% trong điều kiện bình thường.</w:t>
+        <w:t>Zero OOM event sau 72 giờ liên tục trong stress test.</w:t>
+      </w:r>
+    </w:p>
+    <w:p>
+      <w:pPr>
+        <w:spacing w:before="160" w:after="80"/>
+        <w:rPr>
+          <w:color w:val="000000" w:themeColor="text1"/>
+        </w:rPr>
+      </w:pPr>
+      <w:r>
+        <w:rPr>
+          <w:b/>
+          <w:bCs/>
+          <w:i/>
+          <w:iCs/>
+          <w:color w:val="000000" w:themeColor="text1"/>
+        </w:rPr>
+        <w:t>Điểm rút ra</w:t>
+      </w:r>
+    </w:p>
+    <w:p>
+      <w:pPr>
+        <w:spacing w:before="60" w:after="60" w:line="360" w:lineRule="auto"/>
+        <w:rPr>
+          <w:color w:val="000000" w:themeColor="text1"/>
+        </w:rPr>
+      </w:pPr>
+      <w:r>
+        <w:rPr>
+          <w:b/>
+          <w:bCs/>
+          <w:color w:val="000000" w:themeColor="text1"/>
+        </w:rPr>
+        <w:t>Hiểu biết kỹ thuật:</w:t>
       </w:r>
     </w:p>
     <w:p>
@@ -12656,7 +12766,7 @@
         <w:rPr>
           <w:color w:val="000000" w:themeColor="text1"/>
         </w:rPr>
-        <w:t>Zero duplicate candle sau khi implement manual offset commit.</w:t>
+        <w:t>Redis LRU eviction policy (allkeys-lru) là lựa chọn tốt nhất cho cache use case.</w:t>
       </w:r>
     </w:p>
     <w:p>
@@ -12675,41 +12785,7 @@
         <w:rPr>
           <w:color w:val="000000" w:themeColor="text1"/>
         </w:rPr>
-        <w:t>Recovery time sau restart: dưới 30 giây (đọc lại từ last committed offset).</w:t>
-      </w:r>
-    </w:p>
-    <w:p>
-      <w:pPr>
-        <w:spacing w:before="160" w:after="80"/>
-        <w:rPr>
-          <w:color w:val="000000" w:themeColor="text1"/>
-        </w:rPr>
-      </w:pPr>
-      <w:r>
-        <w:rPr>
-          <w:b/>
-          <w:bCs/>
-          <w:i/>
-          <w:iCs/>
-          <w:color w:val="000000" w:themeColor="text1"/>
-        </w:rPr>
-        <w:t>Điểm rút ra</w:t>
-      </w:r>
-    </w:p>
-    <w:p>
-      <w:pPr>
-        <w:spacing w:before="60" w:after="60" w:line="360" w:lineRule="auto"/>
-        <w:rPr>
-          <w:color w:val="000000" w:themeColor="text1"/>
-        </w:rPr>
-      </w:pPr>
-      <w:r>
-        <w:rPr>
-          <w:b/>
-          <w:bCs/>
-          <w:color w:val="000000" w:themeColor="text1"/>
-        </w:rPr>
-        <w:t>Hiểu biết kỹ thuật:</w:t>
+        <w:t>Node.js event loop không bị block nếu tất cả I/O operations đều async/await.</w:t>
       </w:r>
     </w:p>
     <w:p>
@@ -12728,7 +12804,23 @@
         <w:rPr>
           <w:color w:val="000000" w:themeColor="text1"/>
         </w:rPr>
-        <w:t>Auto-commit offset là anti-pattern cho exactly-once: commit chỉ sau khi xử lý thành công.</w:t>
+        <w:t>ES query cache được bật mặc định cho filter context queries – tận dụng tốt filter over query.</w:t>
+      </w:r>
+    </w:p>
+    <w:p>
+      <w:pPr>
+        <w:spacing w:before="60" w:after="60" w:line="360" w:lineRule="auto"/>
+        <w:rPr>
+          <w:color w:val="000000" w:themeColor="text1"/>
+        </w:rPr>
+      </w:pPr>
+      <w:r>
+        <w:rPr>
+          <w:b/>
+          <w:bCs/>
+          <w:color w:val="000000" w:themeColor="text1"/>
+        </w:rPr>
+        <w:t>Thực hành tốt và đề xuất:</w:t>
       </w:r>
     </w:p>
     <w:p>
@@ -12747,7 +12839,7 @@
         <w:rPr>
           <w:color w:val="000000" w:themeColor="text1"/>
         </w:rPr>
-        <w:t>Grace period 10 giây là heuristic phù hợp với Binance; cần điều chỉnh theo SLA.</w:t>
+        <w:t>Profile trước khi optimize: đo latency ở từng tầng trước khi kết luận bottleneck ở đâu.</w:t>
       </w:r>
     </w:p>
     <w:p>
@@ -12766,23 +12858,7 @@
         <w:rPr>
           <w:color w:val="000000" w:themeColor="text1"/>
         </w:rPr>
-        <w:t>Redis TTL phải lớn hơn cửa sổ + grace period để tránh race condition.</w:t>
-      </w:r>
-    </w:p>
-    <w:p>
-      <w:pPr>
-        <w:spacing w:before="60" w:after="60" w:line="360" w:lineRule="auto"/>
-        <w:rPr>
-          <w:color w:val="000000" w:themeColor="text1"/>
-        </w:rPr>
-      </w:pPr>
-      <w:r>
-        <w:rPr>
-          <w:b/>
-          <w:bCs/>
-          <w:color w:val="000000" w:themeColor="text1"/>
-        </w:rPr>
-        <w:t>Thực hành tốt và đề xuất:</w:t>
+        <w:t>Bulk size cho ES không phải cứ lớn là tốt: test với 20, 50, 100 documents để tìm sweet spot.</w:t>
       </w:r>
     </w:p>
     <w:p>
@@ -12801,8 +12877,138 @@
         <w:rPr>
           <w:color w:val="000000" w:themeColor="text1"/>
         </w:rPr>
+        <w:t xml:space="preserve">Bật slow_log trong ES để phát hiện query chậm: </w:t>
+      </w:r>
+      <w:proofErr w:type="gramStart"/>
+      <w:r>
+        <w:rPr>
+          <w:color w:val="000000" w:themeColor="text1"/>
+        </w:rPr>
+        <w:t>index.search</w:t>
+      </w:r>
+      <w:proofErr w:type="gramEnd"/>
+      <w:r>
+        <w:rPr>
+          <w:color w:val="000000" w:themeColor="text1"/>
+        </w:rPr>
+        <w:t>.</w:t>
+      </w:r>
+      <w:proofErr w:type="gramStart"/>
+      <w:r>
+        <w:rPr>
+          <w:color w:val="000000" w:themeColor="text1"/>
+        </w:rPr>
+        <w:t>slowlog.threshold</w:t>
+      </w:r>
+      <w:proofErr w:type="gramEnd"/>
+      <w:r>
+        <w:rPr>
+          <w:color w:val="000000" w:themeColor="text1"/>
+        </w:rPr>
+        <w:t>.</w:t>
+      </w:r>
+      <w:proofErr w:type="gramStart"/>
+      <w:r>
+        <w:rPr>
+          <w:color w:val="000000" w:themeColor="text1"/>
+        </w:rPr>
+        <w:t>query.warn</w:t>
+      </w:r>
+      <w:proofErr w:type="gramEnd"/>
+      <w:r>
+        <w:rPr>
+          <w:color w:val="000000" w:themeColor="text1"/>
+        </w:rPr>
+        <w:t>=1s.</w:t>
+      </w:r>
+    </w:p>
+    <w:p>
+      <w:pPr>
+        <w:spacing w:before="200"/>
+        <w:rPr>
+          <w:color w:val="000000" w:themeColor="text1"/>
+        </w:rPr>
+      </w:pPr>
+    </w:p>
+    <w:p>
+      <w:pPr>
+        <w:pStyle w:val="Heading3"/>
+      </w:pPr>
+      <w:bookmarkStart w:id="31" w:name="_Toc232675083"/>
+      <w:r>
+        <w:t xml:space="preserve">Bài học </w:t>
+      </w:r>
+      <w:r>
+        <w:t>6</w:t>
+      </w:r>
+      <w:r>
+        <w:t>: Giám sát và gỡ lỗi – Observability trong hệ thống phân tán</w:t>
+      </w:r>
+      <w:bookmarkEnd w:id="31"/>
+    </w:p>
+    <w:p>
+      <w:pPr>
+        <w:spacing w:before="160" w:after="80"/>
+        <w:rPr>
+          <w:color w:val="000000" w:themeColor="text1"/>
+        </w:rPr>
+      </w:pPr>
+      <w:r>
+        <w:rPr>
+          <w:b/>
+          <w:bCs/>
+          <w:i/>
+          <w:iCs/>
+          <w:color w:val="000000" w:themeColor="text1"/>
+        </w:rPr>
+        <w:t>Mô tả vấn đề</w:t>
+      </w:r>
+    </w:p>
+    <w:p>
+      <w:pPr>
+        <w:spacing w:before="60" w:after="60" w:line="360" w:lineRule="auto"/>
+        <w:rPr>
+          <w:color w:val="000000" w:themeColor="text1"/>
+        </w:rPr>
+      </w:pPr>
+      <w:r>
+        <w:rPr>
+          <w:b/>
+          <w:bCs/>
+          <w:color w:val="000000" w:themeColor="text1"/>
+        </w:rPr>
+        <w:t>Bối cảnh và nền tảng:</w:t>
+      </w:r>
+    </w:p>
+    <w:p>
+      <w:pPr>
+        <w:spacing w:before="60" w:after="60" w:line="360" w:lineRule="auto"/>
+        <w:rPr>
+          <w:color w:val="000000" w:themeColor="text1"/>
+        </w:rPr>
+      </w:pPr>
+      <w:r>
+        <w:rPr>
+          <w:color w:val="000000" w:themeColor="text1"/>
+        </w:rPr>
+        <w:t>Với 7 service chạy đồng thời trong Docker, khi có vấn đề (OHLC sai, latency tăng, data missing) rất khó xác định vấn đề nằm ở service nào và tại sao.</w:t>
+      </w:r>
+    </w:p>
+    <w:p>
+      <w:pPr>
+        <w:spacing w:before="60" w:after="60" w:line="360" w:lineRule="auto"/>
+        <w:rPr>
+          <w:color w:val="000000" w:themeColor="text1"/>
+        </w:rPr>
+      </w:pPr>
+      <w:r>
+        <w:rPr>
+          <w:b/>
+          <w:bCs/>
+          <w:color w:val="000000" w:themeColor="text1"/>
+        </w:rPr>
         <w:lastRenderedPageBreak/>
-        <w:t>Thiết kế hệ thống streaming với giả định: message có thể đến trễ, trùng, hoặc không đến.</w:t>
+        <w:t>Thách thức gặp phải:</w:t>
       </w:r>
     </w:p>
     <w:p>
@@ -12821,7 +13027,7 @@
         <w:rPr>
           <w:color w:val="000000" w:themeColor="text1"/>
         </w:rPr>
-        <w:t>Dùng Kafka consumer group + manual commit làm cơ chế checkpoint tự nhiên.</w:t>
+        <w:t>Log phân tán ở từng container, không có log aggregation.</w:t>
       </w:r>
     </w:p>
     <w:p>
@@ -12840,101 +13046,7 @@
         <w:rPr>
           <w:color w:val="000000" w:themeColor="text1"/>
         </w:rPr>
-        <w:t>Log mọi discard decision để audit và tune grace period sau này.</w:t>
-      </w:r>
-    </w:p>
-    <w:p>
-      <w:pPr>
-        <w:spacing w:before="40" w:after="40" w:line="340" w:lineRule="auto"/>
-        <w:rPr>
-          <w:color w:val="000000" w:themeColor="text1"/>
-        </w:rPr>
-      </w:pPr>
-      <w:r>
-        <w:rPr>
-          <w:color w:val="000000" w:themeColor="text1"/>
-        </w:rPr>
-        <w:t>.</w:t>
-      </w:r>
-    </w:p>
-    <w:p>
-      <w:pPr>
-        <w:pStyle w:val="Heading3"/>
-      </w:pPr>
-      <w:bookmarkStart w:id="31" w:name="_Toc232675081"/>
-      <w:r>
-        <w:t xml:space="preserve">Bài học </w:t>
-      </w:r>
-      <w:r>
-        <w:t>5</w:t>
-      </w:r>
-      <w:r>
-        <w:t>: Tích hợp hệ thống – Service Discovery và xử lý lỗi phân tán</w:t>
-      </w:r>
-      <w:bookmarkEnd w:id="31"/>
-    </w:p>
-    <w:p>
-      <w:pPr>
-        <w:spacing w:before="160" w:after="80"/>
-        <w:rPr>
-          <w:color w:val="000000" w:themeColor="text1"/>
-        </w:rPr>
-      </w:pPr>
-      <w:r>
-        <w:rPr>
-          <w:b/>
-          <w:bCs/>
-          <w:i/>
-          <w:iCs/>
-          <w:color w:val="000000" w:themeColor="text1"/>
-        </w:rPr>
-        <w:t>Mô tả vấn đề</w:t>
-      </w:r>
-    </w:p>
-    <w:p>
-      <w:pPr>
-        <w:spacing w:before="60" w:after="60" w:line="360" w:lineRule="auto"/>
-        <w:rPr>
-          <w:color w:val="000000" w:themeColor="text1"/>
-        </w:rPr>
-      </w:pPr>
-      <w:r>
-        <w:rPr>
-          <w:b/>
-          <w:bCs/>
-          <w:color w:val="000000" w:themeColor="text1"/>
-        </w:rPr>
-        <w:t>Bối cảnh và nền tảng:</w:t>
-      </w:r>
-    </w:p>
-    <w:p>
-      <w:pPr>
-        <w:spacing w:before="60" w:after="60" w:line="360" w:lineRule="auto"/>
-        <w:rPr>
-          <w:color w:val="000000" w:themeColor="text1"/>
-        </w:rPr>
-      </w:pPr>
-      <w:r>
-        <w:rPr>
-          <w:color w:val="000000" w:themeColor="text1"/>
-        </w:rPr>
-        <w:t>Trong môi trường Docker Compose với 7 service phụ thuộc lẫn nhau, thứ tự khởi động và việc một service chưa ready khi service khác cần kết nối là vấn đề thường gặp.</w:t>
-      </w:r>
-    </w:p>
-    <w:p>
-      <w:pPr>
-        <w:spacing w:before="60" w:after="60" w:line="360" w:lineRule="auto"/>
-        <w:rPr>
-          <w:color w:val="000000" w:themeColor="text1"/>
-        </w:rPr>
-      </w:pPr>
-      <w:r>
-        <w:rPr>
-          <w:b/>
-          <w:bCs/>
-          <w:color w:val="000000" w:themeColor="text1"/>
-        </w:rPr>
-        <w:t>Thách thức gặp phải:</w:t>
+        <w:t>Không có distributed tracing: không biết một request đi qua service nào, mất bao lâu ở đâu.</w:t>
       </w:r>
     </w:p>
     <w:p>
@@ -12953,7 +13065,7 @@
         <w:rPr>
           <w:color w:val="000000" w:themeColor="text1"/>
         </w:rPr>
-        <w:t>Kafka chưa ready khi NestJS cố kết nối ngay lúc khởi động → crash loop.</w:t>
+        <w:t>Metrics chỉ có docker stats – không đủ để alert và trend analysis.</w:t>
       </w:r>
     </w:p>
     <w:p>
@@ -12972,7 +13084,85 @@
         <w:rPr>
           <w:color w:val="000000" w:themeColor="text1"/>
         </w:rPr>
-        <w:t>Zookeeper phải online trước Kafka.</w:t>
+        <w:t>Kafka consumer lag không được monitor chủ động, chỉ phát hiện khi lag đã lớn.</w:t>
+      </w:r>
+    </w:p>
+    <w:p>
+      <w:pPr>
+        <w:spacing w:before="60" w:after="60" w:line="360" w:lineRule="auto"/>
+        <w:rPr>
+          <w:color w:val="000000" w:themeColor="text1"/>
+        </w:rPr>
+      </w:pPr>
+      <w:r>
+        <w:rPr>
+          <w:b/>
+          <w:bCs/>
+          <w:color w:val="000000" w:themeColor="text1"/>
+        </w:rPr>
+        <w:t>Tác động đến hệ thống:</w:t>
+      </w:r>
+    </w:p>
+    <w:p>
+      <w:pPr>
+        <w:spacing w:before="60" w:after="60" w:line="360" w:lineRule="auto"/>
+        <w:rPr>
+          <w:color w:val="000000" w:themeColor="text1"/>
+        </w:rPr>
+      </w:pPr>
+      <w:r>
+        <w:rPr>
+          <w:color w:val="000000" w:themeColor="text1"/>
+        </w:rPr>
+        <w:t>Khi OHLC bị thiếu, mất 2-3 giờ để debug và xác định root cause vì log không đủ context.</w:t>
+      </w:r>
+    </w:p>
+    <w:p>
+      <w:pPr>
+        <w:spacing w:before="160" w:after="80"/>
+        <w:rPr>
+          <w:color w:val="000000" w:themeColor="text1"/>
+        </w:rPr>
+      </w:pPr>
+      <w:r>
+        <w:rPr>
+          <w:b/>
+          <w:bCs/>
+          <w:i/>
+          <w:iCs/>
+          <w:color w:val="000000" w:themeColor="text1"/>
+        </w:rPr>
+        <w:t>Cách tiếp cận đã thử</w:t>
+      </w:r>
+    </w:p>
+    <w:p>
+      <w:pPr>
+        <w:spacing w:before="60" w:after="60" w:line="360" w:lineRule="auto"/>
+        <w:rPr>
+          <w:color w:val="000000" w:themeColor="text1"/>
+        </w:rPr>
+      </w:pPr>
+      <w:r>
+        <w:rPr>
+          <w:b/>
+          <w:bCs/>
+          <w:color w:val="000000" w:themeColor="text1"/>
+        </w:rPr>
+        <w:t>Cách 1: Chỉ dùng console.log trong NestJS</w:t>
+      </w:r>
+    </w:p>
+    <w:p>
+      <w:pPr>
+        <w:spacing w:before="60" w:after="60" w:line="360" w:lineRule="auto"/>
+        <w:rPr>
+          <w:color w:val="000000" w:themeColor="text1"/>
+        </w:rPr>
+      </w:pPr>
+      <w:r>
+        <w:rPr>
+          <w:color w:val="000000" w:themeColor="text1"/>
+        </w:rPr>
+        <w:t>Log đơn giản, không structured.</w:t>
       </w:r>
     </w:p>
     <w:p>
@@ -12991,85 +13181,7 @@
         <w:rPr>
           <w:color w:val="000000" w:themeColor="text1"/>
         </w:rPr>
-        <w:t>Không có service discovery chuẩn trong Docker Compose (không như Kubernetes).</w:t>
-      </w:r>
-    </w:p>
-    <w:p>
-      <w:pPr>
-        <w:spacing w:before="60" w:after="60" w:line="360" w:lineRule="auto"/>
-        <w:rPr>
-          <w:color w:val="000000" w:themeColor="text1"/>
-        </w:rPr>
-      </w:pPr>
-      <w:r>
-        <w:rPr>
-          <w:b/>
-          <w:bCs/>
-          <w:color w:val="000000" w:themeColor="text1"/>
-        </w:rPr>
-        <w:t>Tác động đến hệ thống:</w:t>
-      </w:r>
-    </w:p>
-    <w:p>
-      <w:pPr>
-        <w:spacing w:before="60" w:after="60" w:line="360" w:lineRule="auto"/>
-        <w:rPr>
-          <w:color w:val="000000" w:themeColor="text1"/>
-        </w:rPr>
-      </w:pPr>
-      <w:r>
-        <w:rPr>
-          <w:color w:val="000000" w:themeColor="text1"/>
-        </w:rPr>
-        <w:t>Service crash loop làm mất dữ liệu trong khoảng thời gian restart. User nhìn thấy dashboard trống dù hệ thống đang chạy.</w:t>
-      </w:r>
-    </w:p>
-    <w:p>
-      <w:pPr>
-        <w:spacing w:before="160" w:after="80"/>
-        <w:rPr>
-          <w:color w:val="000000" w:themeColor="text1"/>
-        </w:rPr>
-      </w:pPr>
-      <w:r>
-        <w:rPr>
-          <w:b/>
-          <w:bCs/>
-          <w:i/>
-          <w:iCs/>
-          <w:color w:val="000000" w:themeColor="text1"/>
-        </w:rPr>
-        <w:t>Cách tiếp cận đã thử</w:t>
-      </w:r>
-    </w:p>
-    <w:p>
-      <w:pPr>
-        <w:spacing w:before="60" w:after="60" w:line="360" w:lineRule="auto"/>
-        <w:rPr>
-          <w:color w:val="000000" w:themeColor="text1"/>
-        </w:rPr>
-      </w:pPr>
-      <w:r>
-        <w:rPr>
-          <w:b/>
-          <w:bCs/>
-          <w:color w:val="000000" w:themeColor="text1"/>
-        </w:rPr>
-        <w:t>Cách 1: depends_on trong docker-compose.yml</w:t>
-      </w:r>
-    </w:p>
-    <w:p>
-      <w:pPr>
-        <w:spacing w:before="60" w:after="60" w:line="360" w:lineRule="auto"/>
-        <w:rPr>
-          <w:color w:val="000000" w:themeColor="text1"/>
-        </w:rPr>
-      </w:pPr>
-      <w:r>
-        <w:rPr>
-          <w:color w:val="000000" w:themeColor="text1"/>
-        </w:rPr>
-        <w:t>Khai báo dependency order, docker-compose chờ container start (không phải ready).</w:t>
+        <w:t>Ưu điểm: Không cần setup.</w:t>
       </w:r>
     </w:p>
     <w:p>
@@ -13088,7 +13200,37 @@
         <w:rPr>
           <w:color w:val="000000" w:themeColor="text1"/>
         </w:rPr>
-        <w:t>Ưu điểm: Đơn giản.</w:t>
+        <w:t>Nhược điểm: Khó filter, không có correlation ID, không aggregate được.</w:t>
+      </w:r>
+    </w:p>
+    <w:p>
+      <w:pPr>
+        <w:spacing w:before="60" w:after="60" w:line="360" w:lineRule="auto"/>
+        <w:rPr>
+          <w:color w:val="000000" w:themeColor="text1"/>
+        </w:rPr>
+      </w:pPr>
+      <w:r>
+        <w:rPr>
+          <w:b/>
+          <w:bCs/>
+          <w:color w:val="000000" w:themeColor="text1"/>
+        </w:rPr>
+        <w:t>Cách 2: Structured logging + Kafka lag monitoring</w:t>
+      </w:r>
+    </w:p>
+    <w:p>
+      <w:pPr>
+        <w:spacing w:before="60" w:after="60" w:line="360" w:lineRule="auto"/>
+        <w:rPr>
+          <w:color w:val="000000" w:themeColor="text1"/>
+        </w:rPr>
+      </w:pPr>
+      <w:r>
+        <w:rPr>
+          <w:color w:val="000000" w:themeColor="text1"/>
+        </w:rPr>
+        <w:t>Dùng Winston structured JSON logger, export Kafka lag metric.</w:t>
       </w:r>
     </w:p>
     <w:p>
@@ -13107,37 +13249,7 @@
         <w:rPr>
           <w:color w:val="000000" w:themeColor="text1"/>
         </w:rPr>
-        <w:t>Nhược điểm: Không đảm bảo service đã ready (chỉ container started).</w:t>
-      </w:r>
-    </w:p>
-    <w:p>
-      <w:pPr>
-        <w:spacing w:before="60" w:after="60" w:line="360" w:lineRule="auto"/>
-        <w:rPr>
-          <w:color w:val="000000" w:themeColor="text1"/>
-        </w:rPr>
-      </w:pPr>
-      <w:r>
-        <w:rPr>
-          <w:b/>
-          <w:bCs/>
-          <w:color w:val="000000" w:themeColor="text1"/>
-        </w:rPr>
-        <w:t>Cách 2: Health check + retry logic trong application</w:t>
-      </w:r>
-    </w:p>
-    <w:p>
-      <w:pPr>
-        <w:spacing w:before="60" w:after="60" w:line="360" w:lineRule="auto"/>
-        <w:rPr>
-          <w:color w:val="000000" w:themeColor="text1"/>
-        </w:rPr>
-      </w:pPr>
-      <w:r>
-        <w:rPr>
-          <w:color w:val="000000" w:themeColor="text1"/>
-        </w:rPr>
-        <w:t>Mỗi service implement retry với exponential backoff khi connect fail.</w:t>
+        <w:t>Ưu điểm: Có thể query log, monitor lag realtime.</w:t>
       </w:r>
     </w:p>
     <w:p>
@@ -13156,7 +13268,97 @@
         <w:rPr>
           <w:color w:val="000000" w:themeColor="text1"/>
         </w:rPr>
-        <w:t>Ưu điểm: Robust, không phụ thuộc orchestration.</w:t>
+        <w:t>Nhược điểm: Cần thêm code, nhưng không phức tạp.</w:t>
+      </w:r>
+    </w:p>
+    <w:p>
+      <w:pPr>
+        <w:spacing w:before="160" w:after="80"/>
+        <w:rPr>
+          <w:color w:val="000000" w:themeColor="text1"/>
+        </w:rPr>
+      </w:pPr>
+      <w:r>
+        <w:rPr>
+          <w:b/>
+          <w:bCs/>
+          <w:i/>
+          <w:iCs/>
+          <w:color w:val="000000" w:themeColor="text1"/>
+        </w:rPr>
+        <w:t>Giải pháp cuối cùng</w:t>
+      </w:r>
+    </w:p>
+    <w:p>
+      <w:pPr>
+        <w:spacing w:before="60" w:after="60" w:line="360" w:lineRule="auto"/>
+        <w:rPr>
+          <w:color w:val="000000" w:themeColor="text1"/>
+        </w:rPr>
+      </w:pPr>
+      <w:r>
+        <w:rPr>
+          <w:color w:val="000000" w:themeColor="text1"/>
+        </w:rPr>
+        <w:t>Implement structured logging với Winston (JSON format, correlation ID per message), Prometheus metrics endpoint /metrics, và Kafka consumer lag alert rule.</w:t>
+      </w:r>
+    </w:p>
+    <w:p>
+      <w:pPr>
+        <w:spacing w:before="60" w:after="60" w:line="360" w:lineRule="auto"/>
+        <w:rPr>
+          <w:color w:val="000000" w:themeColor="text1"/>
+        </w:rPr>
+      </w:pPr>
+      <w:r>
+        <w:rPr>
+          <w:b/>
+          <w:bCs/>
+          <w:color w:val="000000" w:themeColor="text1"/>
+        </w:rPr>
+        <w:t>Triển khai:</w:t>
+      </w:r>
+    </w:p>
+    <w:p>
+      <w:pPr>
+        <w:spacing w:before="60" w:after="60" w:line="360" w:lineRule="auto"/>
+        <w:rPr>
+          <w:color w:val="000000" w:themeColor="text1"/>
+        </w:rPr>
+      </w:pPr>
+      <w:r>
+        <w:rPr>
+          <w:color w:val="000000" w:themeColor="text1"/>
+        </w:rPr>
+        <w:t>Mỗi log entry có: timestamp, level, service, correlationId (Kafka message offset), symbol, processingTimeMs</w:t>
+      </w:r>
+      <w:r>
+        <w:rPr>
+          <w:color w:val="000000" w:themeColor="text1"/>
+        </w:rPr>
+        <w:t xml:space="preserve"> </w:t>
+      </w:r>
+      <w:r>
+        <w:rPr>
+          <w:color w:val="000000" w:themeColor="text1"/>
+        </w:rPr>
+        <w:t>alert khi consumer lag &gt; 1000 messages.</w:t>
+      </w:r>
+    </w:p>
+    <w:p>
+      <w:pPr>
+        <w:spacing w:before="60" w:after="60" w:line="360" w:lineRule="auto"/>
+        <w:rPr>
+          <w:color w:val="000000" w:themeColor="text1"/>
+        </w:rPr>
+      </w:pPr>
+      <w:r>
+        <w:rPr>
+          <w:b/>
+          <w:bCs/>
+          <w:color w:val="000000" w:themeColor="text1"/>
+        </w:rPr>
+        <w:t>Chỉ số và kết quả:</w:t>
       </w:r>
     </w:p>
     <w:p>
@@ -13175,100 +13377,7 @@
         <w:rPr>
           <w:color w:val="000000" w:themeColor="text1"/>
         </w:rPr>
-        <w:t>Nhược điểm: Cần implement ở mọi service.</w:t>
-      </w:r>
-    </w:p>
-    <w:p>
-      <w:pPr>
-        <w:spacing w:before="160" w:after="80"/>
-        <w:rPr>
-          <w:color w:val="000000" w:themeColor="text1"/>
-        </w:rPr>
-      </w:pPr>
-      <w:r>
-        <w:rPr>
-          <w:b/>
-          <w:bCs/>
-          <w:i/>
-          <w:iCs/>
-          <w:color w:val="000000" w:themeColor="text1"/>
-        </w:rPr>
-        <w:t>Giải pháp cuối cùng</w:t>
-      </w:r>
-    </w:p>
-    <w:p>
-      <w:pPr>
-        <w:spacing w:before="60" w:after="60" w:line="360" w:lineRule="auto"/>
-        <w:rPr>
-          <w:color w:val="000000" w:themeColor="text1"/>
-        </w:rPr>
-      </w:pPr>
-      <w:r>
-        <w:rPr>
-          <w:color w:val="000000" w:themeColor="text1"/>
-        </w:rPr>
-        <w:lastRenderedPageBreak/>
-        <w:t>Kết hợp cả hai: depends_on với condition: service_healthy, và NestJS implement connection retry với exponential backoff (1s, 2s, 4s, 8s, max 60s). Health check endpoint trả về trạng thái từng dependency.</w:t>
-      </w:r>
-    </w:p>
-    <w:p>
-      <w:pPr>
-        <w:spacing w:before="60" w:after="60" w:line="360" w:lineRule="auto"/>
-        <w:rPr>
-          <w:color w:val="000000" w:themeColor="text1"/>
-        </w:rPr>
-      </w:pPr>
-      <w:r>
-        <w:rPr>
-          <w:b/>
-          <w:bCs/>
-          <w:color w:val="000000" w:themeColor="text1"/>
-        </w:rPr>
-        <w:t>Triển khai:</w:t>
-      </w:r>
-    </w:p>
-    <w:p>
-      <w:pPr>
-        <w:spacing w:before="60" w:after="60" w:line="360" w:lineRule="auto"/>
-        <w:rPr>
-          <w:color w:val="000000" w:themeColor="text1"/>
-        </w:rPr>
-      </w:pPr>
-      <w:r>
-        <w:rPr>
-          <w:color w:val="000000" w:themeColor="text1"/>
-        </w:rPr>
-        <w:t xml:space="preserve">Docker Compose healthcheck cho từng service: </w:t>
-      </w:r>
-      <w:r>
-        <w:rPr>
-          <w:i/>
-          <w:iCs/>
-          <w:color w:val="000000" w:themeColor="text1"/>
-        </w:rPr>
-        <w:t xml:space="preserve"> </w:t>
-      </w:r>
-      <w:r>
-        <w:rPr>
-          <w:color w:val="000000" w:themeColor="text1"/>
-        </w:rPr>
-        <w:t>Redis dùng redis-cli ping, Kafka dùng kafka-broker-api-versions. NestJS chỉ start sau khi tất cả healthy.</w:t>
-      </w:r>
-    </w:p>
-    <w:p>
-      <w:pPr>
-        <w:spacing w:before="60" w:after="60" w:line="360" w:lineRule="auto"/>
-        <w:rPr>
-          <w:color w:val="000000" w:themeColor="text1"/>
-        </w:rPr>
-      </w:pPr>
-      <w:r>
-        <w:rPr>
-          <w:b/>
-          <w:bCs/>
-          <w:color w:val="000000" w:themeColor="text1"/>
-        </w:rPr>
-        <w:t>Chỉ số và kết quả:</w:t>
+        <w:t>Mean Time to Detect (MTTD) issue giảm từ ~30 phút xuống còn ~2 phút.</w:t>
       </w:r>
     </w:p>
     <w:p>
@@ -13287,7 +13396,7 @@
         <w:rPr>
           <w:color w:val="000000" w:themeColor="text1"/>
         </w:rPr>
-        <w:t>Zero crash loop sau khi implement đúng health check + retry.</w:t>
+        <w:t>Root cause analysis time giảm từ 2-3 giờ xuống 15-20 phút.</w:t>
       </w:r>
     </w:p>
     <w:p>
@@ -13306,7 +13415,42 @@
         <w:rPr>
           <w:color w:val="000000" w:themeColor="text1"/>
         </w:rPr>
-        <w:t xml:space="preserve">Thời gian khởi động toàn bộ hệ thống: 90-120 giây </w:t>
+        <w:t>Phát hiện 3 memory leak nhỏ trong Redis key management nhờ metrics trending.</w:t>
+      </w:r>
+    </w:p>
+    <w:p>
+      <w:pPr>
+        <w:spacing w:before="160" w:after="80"/>
+        <w:rPr>
+          <w:color w:val="000000" w:themeColor="text1"/>
+        </w:rPr>
+      </w:pPr>
+      <w:r>
+        <w:rPr>
+          <w:b/>
+          <w:bCs/>
+          <w:i/>
+          <w:iCs/>
+          <w:color w:val="000000" w:themeColor="text1"/>
+        </w:rPr>
+        <w:lastRenderedPageBreak/>
+        <w:t>Điểm rút ra</w:t>
+      </w:r>
+    </w:p>
+    <w:p>
+      <w:pPr>
+        <w:spacing w:before="60" w:after="60" w:line="360" w:lineRule="auto"/>
+        <w:rPr>
+          <w:color w:val="000000" w:themeColor="text1"/>
+        </w:rPr>
+      </w:pPr>
+      <w:r>
+        <w:rPr>
+          <w:b/>
+          <w:bCs/>
+          <w:color w:val="000000" w:themeColor="text1"/>
+        </w:rPr>
+        <w:t>Hiểu biết kỹ thuật:</w:t>
       </w:r>
     </w:p>
     <w:p>
@@ -13325,41 +13469,7 @@
         <w:rPr>
           <w:color w:val="000000" w:themeColor="text1"/>
         </w:rPr>
-        <w:t>Mean Time to Recovery (MTTR) sau service crash: dưới 60 giây.</w:t>
-      </w:r>
-    </w:p>
-    <w:p>
-      <w:pPr>
-        <w:spacing w:before="160" w:after="80"/>
-        <w:rPr>
-          <w:color w:val="000000" w:themeColor="text1"/>
-        </w:rPr>
-      </w:pPr>
-      <w:r>
-        <w:rPr>
-          <w:b/>
-          <w:bCs/>
-          <w:i/>
-          <w:iCs/>
-          <w:color w:val="000000" w:themeColor="text1"/>
-        </w:rPr>
-        <w:t>Điểm rút ra</w:t>
-      </w:r>
-    </w:p>
-    <w:p>
-      <w:pPr>
-        <w:spacing w:before="60" w:after="60" w:line="360" w:lineRule="auto"/>
-        <w:rPr>
-          <w:color w:val="000000" w:themeColor="text1"/>
-        </w:rPr>
-      </w:pPr>
-      <w:r>
-        <w:rPr>
-          <w:b/>
-          <w:bCs/>
-          <w:color w:val="000000" w:themeColor="text1"/>
-        </w:rPr>
-        <w:t>Hiểu biết kỹ thuật:</w:t>
+        <w:t>Structured logging (JSON) là bắt buộc trong distributed system – text log không scalable.</w:t>
       </w:r>
     </w:p>
     <w:p>
@@ -13378,7 +13488,7 @@
         <w:rPr>
           <w:color w:val="000000" w:themeColor="text1"/>
         </w:rPr>
-        <w:t>Docker health check là cơ chế chuẩn để báo hiệu 'ready', không chỉ 'running'.</w:t>
+        <w:t>Correlation ID cần được propagate từ đầu pipeline đến cuối (Kafka header → log).</w:t>
       </w:r>
     </w:p>
     <w:p>
@@ -13397,7 +13507,23 @@
         <w:rPr>
           <w:color w:val="000000" w:themeColor="text1"/>
         </w:rPr>
-        <w:t>Mọi network call trong distributed system phải có retry + timeout + circuit breaker.</w:t>
+        <w:t>Consumer lag là metric quan trọng nhất để phát hiện bottleneck trong Kafka pipeline.</w:t>
+      </w:r>
+    </w:p>
+    <w:p>
+      <w:pPr>
+        <w:spacing w:before="60" w:after="60" w:line="360" w:lineRule="auto"/>
+        <w:rPr>
+          <w:color w:val="000000" w:themeColor="text1"/>
+        </w:rPr>
+      </w:pPr>
+      <w:r>
+        <w:rPr>
+          <w:b/>
+          <w:bCs/>
+          <w:color w:val="000000" w:themeColor="text1"/>
+        </w:rPr>
+        <w:t>Thực hành tốt và đề xuất:</w:t>
       </w:r>
     </w:p>
     <w:p>
@@ -13416,23 +13542,7 @@
         <w:rPr>
           <w:color w:val="000000" w:themeColor="text1"/>
         </w:rPr>
-        <w:t>NestJS OnModuleInit hook là điểm tốt để implement connection retry logic.</w:t>
-      </w:r>
-    </w:p>
-    <w:p>
-      <w:pPr>
-        <w:spacing w:before="60" w:after="60" w:line="360" w:lineRule="auto"/>
-        <w:rPr>
-          <w:color w:val="000000" w:themeColor="text1"/>
-        </w:rPr>
-      </w:pPr>
-      <w:r>
-        <w:rPr>
-          <w:b/>
-          <w:bCs/>
-          <w:color w:val="000000" w:themeColor="text1"/>
-        </w:rPr>
-        <w:t>Thực hành tốt và đề xuất:</w:t>
+        <w:t>Implement observability (logs + metrics + traces) ngay từ đầu, không phải sau khi có vấn đề.</w:t>
       </w:r>
     </w:p>
     <w:p>
@@ -13451,7 +13561,7 @@
         <w:rPr>
           <w:color w:val="000000" w:themeColor="text1"/>
         </w:rPr>
-        <w:t>Thiết kế circuit breaker cho external dependency (Binance WS, Kafka, ES): không retry vô hạn.</w:t>
+        <w:t>Dùng Kafka message offset làm correlation ID tự nhiên – không cần generate UUID.</w:t>
       </w:r>
     </w:p>
     <w:p>
@@ -13470,7 +13580,95 @@
         <w:rPr>
           <w:color w:val="000000" w:themeColor="text1"/>
         </w:rPr>
-        <w:t>Log connection state transitions để debug startup issue nhanh hơn.</w:t>
+        <w:t>Alert rule: consumer lag &gt; 1000 trong 5 phút liên tiếp = cần scale consumer.</w:t>
+      </w:r>
+    </w:p>
+    <w:p>
+      <w:pPr>
+        <w:spacing w:before="200"/>
+        <w:rPr>
+          <w:color w:val="000000" w:themeColor="text1"/>
+        </w:rPr>
+      </w:pPr>
+    </w:p>
+    <w:p>
+      <w:pPr>
+        <w:pStyle w:val="Heading3"/>
+      </w:pPr>
+      <w:bookmarkStart w:id="32" w:name="_Toc232675085"/>
+      <w:r>
+        <w:t xml:space="preserve">Bài học </w:t>
+      </w:r>
+      <w:r>
+        <w:t>7</w:t>
+      </w:r>
+      <w:r>
+        <w:t>: Chất lượng dữ liệu và kiểm thử – Đảm bảo tính đúng đắn của OHLC</w:t>
+      </w:r>
+      <w:bookmarkEnd w:id="32"/>
+    </w:p>
+    <w:p>
+      <w:pPr>
+        <w:spacing w:before="160" w:after="80"/>
+        <w:rPr>
+          <w:color w:val="000000" w:themeColor="text1"/>
+        </w:rPr>
+      </w:pPr>
+      <w:r>
+        <w:rPr>
+          <w:b/>
+          <w:bCs/>
+          <w:i/>
+          <w:iCs/>
+          <w:color w:val="000000" w:themeColor="text1"/>
+        </w:rPr>
+        <w:t>Mô tả vấn đề</w:t>
+      </w:r>
+    </w:p>
+    <w:p>
+      <w:pPr>
+        <w:spacing w:before="60" w:after="60" w:line="360" w:lineRule="auto"/>
+        <w:rPr>
+          <w:color w:val="000000" w:themeColor="text1"/>
+        </w:rPr>
+      </w:pPr>
+      <w:r>
+        <w:rPr>
+          <w:b/>
+          <w:bCs/>
+          <w:color w:val="000000" w:themeColor="text1"/>
+        </w:rPr>
+        <w:t>Bối cảnh và nền tảng:</w:t>
+      </w:r>
+    </w:p>
+    <w:p>
+      <w:pPr>
+        <w:spacing w:before="60" w:after="60" w:line="360" w:lineRule="auto"/>
+        <w:rPr>
+          <w:color w:val="000000" w:themeColor="text1"/>
+        </w:rPr>
+      </w:pPr>
+      <w:r>
+        <w:rPr>
+          <w:color w:val="000000" w:themeColor="text1"/>
+        </w:rPr>
+        <w:t>OHLC là sản phẩm đầu ra quan trọng nhất của hệ thống. Bất kỳ lỗi tính toán nào (High thấp hơn Open, Close sai) đều ảnh hưởng trực tiếp đến quyết định của người dùng.</w:t>
+      </w:r>
+    </w:p>
+    <w:p>
+      <w:pPr>
+        <w:spacing w:before="60" w:after="60" w:line="360" w:lineRule="auto"/>
+        <w:rPr>
+          <w:color w:val="000000" w:themeColor="text1"/>
+        </w:rPr>
+      </w:pPr>
+      <w:r>
+        <w:rPr>
+          <w:b/>
+          <w:bCs/>
+          <w:color w:val="000000" w:themeColor="text1"/>
+        </w:rPr>
+        <w:t>Thách thức gặp phải:</w:t>
       </w:r>
     </w:p>
     <w:p>
@@ -13489,98 +13687,7 @@
         <w:rPr>
           <w:color w:val="000000" w:themeColor="text1"/>
         </w:rPr>
-        <w:t>Dùng wait-for-it.sh hoặc dockerize trong container command như alternative approach.</w:t>
-      </w:r>
-    </w:p>
-    <w:p>
-      <w:pPr>
-        <w:spacing w:before="200"/>
-        <w:rPr>
-          <w:color w:val="000000" w:themeColor="text1"/>
-        </w:rPr>
-      </w:pPr>
-    </w:p>
-    <w:p>
-      <w:pPr>
-        <w:pStyle w:val="Heading3"/>
-      </w:pPr>
-      <w:bookmarkStart w:id="32" w:name="_Toc232675082"/>
-      <w:r>
-        <w:t xml:space="preserve">Bài học </w:t>
-      </w:r>
-      <w:r>
-        <w:rPr>
-          <w:lang w:val="vi-VN"/>
-        </w:rPr>
-        <w:t>7</w:t>
-      </w:r>
-      <w:r>
-        <w:t>: Tối ưu hiệu năng – Cache, truy vấn và phân bổ tài nguyên</w:t>
-      </w:r>
-      <w:bookmarkEnd w:id="32"/>
-    </w:p>
-    <w:p>
-      <w:pPr>
-        <w:spacing w:before="160" w:after="80"/>
-        <w:rPr>
-          <w:color w:val="000000" w:themeColor="text1"/>
-        </w:rPr>
-      </w:pPr>
-      <w:r>
-        <w:rPr>
-          <w:b/>
-          <w:bCs/>
-          <w:i/>
-          <w:iCs/>
-          <w:color w:val="000000" w:themeColor="text1"/>
-        </w:rPr>
-        <w:t>Mô tả vấn đề</w:t>
-      </w:r>
-    </w:p>
-    <w:p>
-      <w:pPr>
-        <w:spacing w:before="60" w:after="60" w:line="360" w:lineRule="auto"/>
-        <w:rPr>
-          <w:color w:val="000000" w:themeColor="text1"/>
-        </w:rPr>
-      </w:pPr>
-      <w:r>
-        <w:rPr>
-          <w:b/>
-          <w:bCs/>
-          <w:color w:val="000000" w:themeColor="text1"/>
-        </w:rPr>
-        <w:t>Bối cảnh và nền tảng:</w:t>
-      </w:r>
-    </w:p>
-    <w:p>
-      <w:pPr>
-        <w:spacing w:before="60" w:after="60" w:line="360" w:lineRule="auto"/>
-        <w:rPr>
-          <w:color w:val="000000" w:themeColor="text1"/>
-        </w:rPr>
-      </w:pPr>
-      <w:r>
-        <w:rPr>
-          <w:color w:val="000000" w:themeColor="text1"/>
-        </w:rPr>
-        <w:t>Hệ thống cần đáp ứng yêu cầu latency thấp cho cả write path (tick → ES) và read path (API query), trong khi tổng RAM tối đa là 4GB cho toàn bộ 7 service.</w:t>
-      </w:r>
-    </w:p>
-    <w:p>
-      <w:pPr>
-        <w:spacing w:before="60" w:after="60" w:line="360" w:lineRule="auto"/>
-        <w:rPr>
-          <w:color w:val="000000" w:themeColor="text1"/>
-        </w:rPr>
-      </w:pPr>
-      <w:r>
-        <w:rPr>
-          <w:b/>
-          <w:bCs/>
-          <w:color w:val="000000" w:themeColor="text1"/>
-        </w:rPr>
-        <w:t>Thách thức gặp phải:</w:t>
+        <w:t>Khó generate test data giống Binance WebSocket thực tế.</w:t>
       </w:r>
     </w:p>
     <w:p>
@@ -13599,8 +13706,7 @@
         <w:rPr>
           <w:color w:val="000000" w:themeColor="text1"/>
         </w:rPr>
-        <w:lastRenderedPageBreak/>
-        <w:t>Redis không giới hạn memory có thể chiếm hết RAM trong trường hợp bất thường.</w:t>
+        <w:t>Không có ground truth để so sánh: không biết OHLC 'đúng' trông như thế nào.</w:t>
       </w:r>
     </w:p>
     <w:p>
@@ -13619,7 +13725,7 @@
         <w:rPr>
           <w:color w:val="000000" w:themeColor="text1"/>
         </w:rPr>
-        <w:t>NestJS Node.js single-threaded: một operation blocking có thể block toàn bộ event loop.</w:t>
+        <w:t>Integration test với Kafka + Redis + ES yêu cầu cả stack chạy.</w:t>
       </w:r>
     </w:p>
     <w:p>
@@ -13638,7 +13744,7 @@
         <w:rPr>
           <w:color w:val="000000" w:themeColor="text1"/>
         </w:rPr>
-        <w:t>Không có query cache cho ES queries giống nhau được gọi lặp lại từ.</w:t>
+        <w:t>Performance test để biết breaking point của hệ thống.</w:t>
       </w:r>
     </w:p>
     <w:p>
@@ -13668,7 +13774,7 @@
         <w:rPr>
           <w:color w:val="000000" w:themeColor="text1"/>
         </w:rPr>
-        <w:t>Hệ thống OOM (Out of Memory) hoặc query timeout trong giờ cao điểm.</w:t>
+        <w:t>Bug trong OHLC calculation chỉ phát hiện khi so sánh với Binance chart thực tế – quá muộn.</w:t>
       </w:r>
     </w:p>
     <w:p>
@@ -13702,7 +13808,8 @@
           <w:bCs/>
           <w:color w:val="000000" w:themeColor="text1"/>
         </w:rPr>
-        <w:t>Cách 1: Tăng resource limit cho từng service</w:t>
+        <w:lastRenderedPageBreak/>
+        <w:t>Cách 1: Chỉ unit test logic thuần túy</w:t>
       </w:r>
     </w:p>
     <w:p>
@@ -13716,7 +13823,21 @@
         <w:rPr>
           <w:color w:val="000000" w:themeColor="text1"/>
         </w:rPr>
-        <w:t>Tăng ES heap, Redis maxmemory, Node.js --max-old-space-size.</w:t>
+        <w:t xml:space="preserve">Test </w:t>
+      </w:r>
+      <w:proofErr w:type="gramStart"/>
+      <w:r>
+        <w:rPr>
+          <w:color w:val="000000" w:themeColor="text1"/>
+        </w:rPr>
+        <w:t>calculateOHLC(</w:t>
+      </w:r>
+      <w:proofErr w:type="gramEnd"/>
+      <w:r>
+        <w:rPr>
+          <w:color w:val="000000" w:themeColor="text1"/>
+        </w:rPr>
+        <w:t>) function với mock data.</w:t>
       </w:r>
     </w:p>
     <w:p>
@@ -13735,7 +13856,7 @@
         <w:rPr>
           <w:color w:val="000000" w:themeColor="text1"/>
         </w:rPr>
-        <w:t>Ưu điểm: Đơn giản.</w:t>
+        <w:t>Ưu điểm: Nhanh, không cần infrastructure.</w:t>
       </w:r>
     </w:p>
     <w:p>
@@ -13754,7 +13875,7 @@
         <w:rPr>
           <w:color w:val="000000" w:themeColor="text1"/>
         </w:rPr>
-        <w:t>Nhược điểm: Cần hardware lớn hơn.</w:t>
+        <w:t>Nhược điểm: Không bắt được integration bug.</w:t>
       </w:r>
     </w:p>
     <w:p>
@@ -13770,7 +13891,7 @@
           <w:bCs/>
           <w:color w:val="000000" w:themeColor="text1"/>
         </w:rPr>
-        <w:t>Cách 2: Tối ưu allocation + caching strategy</w:t>
+        <w:t>Cách 2: Unit + Integration + Data Quality check</w:t>
       </w:r>
     </w:p>
     <w:p>
@@ -13784,7 +13905,7 @@
         <w:rPr>
           <w:color w:val="000000" w:themeColor="text1"/>
         </w:rPr>
-        <w:t>Phân bổ tài nguyên hợp lý theo workload profile của từng service.</w:t>
+        <w:t>Thêm integration test với TestContainers và data quality assertion.</w:t>
       </w:r>
     </w:p>
     <w:p>
@@ -13803,7 +13924,7 @@
         <w:rPr>
           <w:color w:val="000000" w:themeColor="text1"/>
         </w:rPr>
-        <w:t>Ưu điểm: Không cần thêm hardware.</w:t>
+        <w:t>Ưu điểm: Coverage toàn diện.</w:t>
       </w:r>
     </w:p>
     <w:p>
@@ -13822,7 +13943,7 @@
         <w:rPr>
           <w:color w:val="000000" w:themeColor="text1"/>
         </w:rPr>
-        <w:t>Nhược điểm: Cần hiểu sâu về từng service.</w:t>
+        <w:t>Nhược điểm: Cần setup phức tạp hơn.</w:t>
       </w:r>
     </w:p>
     <w:p>
@@ -13854,7 +13975,7 @@
         <w:rPr>
           <w:color w:val="000000" w:themeColor="text1"/>
         </w:rPr>
-        <w:t>Phân bổ RAM theo workload: ES 512MB heap (đủ cho dataset nhỏ), Redis maxmemory 256MB với LRU eviction, Node.js 256MB (đủ với async I/O model). Tổng: ~1.25GB JVM + ~1GB OS overhead = trong 4GB.</w:t>
+        <w:t>3 tầng testing: Unit test (Jest) cho business logic, Integration test với docker-compose test profile, Data Quality check: sau mỗi candle assert High &gt;= Open, High &gt;= Close, Low &lt;= Open, Low &lt;= Close.</w:t>
       </w:r>
     </w:p>
     <w:p>
@@ -13884,7 +14005,7 @@
         <w:rPr>
           <w:color w:val="000000" w:themeColor="text1"/>
         </w:rPr>
-        <w:t>Thêm Redis cache layer cho ES queries phổ biến (symbol + date range). TTL 30 giây cho realtime query, 5 phút cho historical query.</w:t>
+        <w:t>Jest unit test coverage &gt;80% cho aggregation logic. Integration test replay 100 tick từ fixture file và verify OHLC output. Data quality assertion được chạy inline trong ElasticSearchService trước khi upsert.</w:t>
       </w:r>
     </w:p>
     <w:p>
@@ -13919,7 +14040,7 @@
         <w:rPr>
           <w:color w:val="000000" w:themeColor="text1"/>
         </w:rPr>
-        <w:t>P99 API response time: 45ms (với Redis cache) vs 380ms (không cache).</w:t>
+        <w:t>Unit test coverage: 84% cho aggregation module.</w:t>
       </w:r>
     </w:p>
     <w:p>
@@ -13938,7 +14059,7 @@
         <w:rPr>
           <w:color w:val="000000" w:themeColor="text1"/>
         </w:rPr>
-        <w:t>ES index rate: ổn định 200 documents/giây với bulk size 50.</w:t>
+        <w:t>Phát hiện 2 bug trong edge case: candle với chỉ 1 tick (Open = High = Low = Close), và candle cross midnight timezone.</w:t>
       </w:r>
     </w:p>
     <w:p>
@@ -13957,7 +14078,7 @@
         <w:rPr>
           <w:color w:val="000000" w:themeColor="text1"/>
         </w:rPr>
-        <w:t>Zero OOM event sau 72 giờ liên tục trong stress test.</w:t>
+        <w:t>Zero OHLC constraint violation (High &lt; Low) sau khi implement assertions.</w:t>
       </w:r>
     </w:p>
     <w:p>
@@ -14010,8 +14131,7 @@
         <w:rPr>
           <w:color w:val="000000" w:themeColor="text1"/>
         </w:rPr>
-        <w:lastRenderedPageBreak/>
-        <w:t>Redis LRU eviction policy (allkeys-lru) là lựa chọn tốt nhất cho cache use case.</w:t>
+        <w:t>Constraint-based testing (assert business rules) bắt được bug mà example-based test bỏ qua.</w:t>
       </w:r>
     </w:p>
     <w:p>
@@ -14030,7 +14150,7 @@
         <w:rPr>
           <w:color w:val="000000" w:themeColor="text1"/>
         </w:rPr>
-        <w:t>Node.js event loop không bị block nếu tất cả I/O operations đều async/await.</w:t>
+        <w:t>TestContainers cho phép integration test realistic mà không cần cài service thật.</w:t>
       </w:r>
     </w:p>
     <w:p>
@@ -14049,11 +14169,14 @@
         <w:rPr>
           <w:color w:val="000000" w:themeColor="text1"/>
         </w:rPr>
-        <w:t>ES query cache được bật mặc định cho filter context queries – tận dụng tốt filter over query.</w:t>
-      </w:r>
-    </w:p>
-    <w:p>
-      <w:pPr>
+        <w:t>Data quality assertion trong production code (not just tests) tạo nên guardrails tự động.</w:t>
+      </w:r>
+    </w:p>
+    <w:p>
+      <w:pPr>
+        <w:tabs>
+          <w:tab w:val="left" w:pos="3816"/>
+        </w:tabs>
         <w:spacing w:before="60" w:after="60" w:line="360" w:lineRule="auto"/>
         <w:rPr>
           <w:color w:val="000000" w:themeColor="text1"/>
@@ -14066,6 +14189,14 @@
           <w:color w:val="000000" w:themeColor="text1"/>
         </w:rPr>
         <w:t>Thực hành tốt và đề xuất:</w:t>
+      </w:r>
+      <w:r>
+        <w:rPr>
+          <w:b/>
+          <w:bCs/>
+          <w:color w:val="000000" w:themeColor="text1"/>
+        </w:rPr>
+        <w:tab/>
       </w:r>
     </w:p>
     <w:p>
@@ -14084,7 +14215,8 @@
         <w:rPr>
           <w:color w:val="000000" w:themeColor="text1"/>
         </w:rPr>
-        <w:t>Profile trước khi optimize: đo latency ở từng tầng trước khi kết luận bottleneck ở đâu.</w:t>
+        <w:lastRenderedPageBreak/>
+        <w:t>Luôn có data quality assertion trong pipeline: fail-fast tốt hơn là silent corruption.</w:t>
       </w:r>
     </w:p>
     <w:p>
@@ -14103,7 +14235,7 @@
         <w:rPr>
           <w:color w:val="000000" w:themeColor="text1"/>
         </w:rPr>
-        <w:t>Bulk size cho ES không phải cứ lớn là tốt: test với 20, 50, 100 documents để tìm sweet spot.</w:t>
+        <w:t>Fixture-based integration test với real Binance tick data để cover edge cases thực tế.</w:t>
       </w:r>
     </w:p>
     <w:p>
@@ -14122,7 +14254,7 @@
         <w:rPr>
           <w:color w:val="000000" w:themeColor="text1"/>
         </w:rPr>
-        <w:t>Bật slow_log trong ES để phát hiện query chậm: index.search.slowlog.threshold.query.warn=1s.</w:t>
+        <w:t>NestJS e2e test (supertest) cho API layer; Jest unit test cho service layer.</w:t>
       </w:r>
     </w:p>
     <w:p>
@@ -14137,18 +14269,15 @@
       <w:pPr>
         <w:pStyle w:val="Heading3"/>
       </w:pPr>
-      <w:bookmarkStart w:id="33" w:name="_Toc232675083"/>
+      <w:bookmarkStart w:id="33" w:name="_Toc232675087"/>
       <w:r>
         <w:t xml:space="preserve">Bài học </w:t>
       </w:r>
       <w:r>
-        <w:rPr>
-          <w:lang w:val="vi-VN"/>
-        </w:rPr>
-        <w:t>8</w:t>
-      </w:r>
-      <w:r>
-        <w:t>: Giám sát và gỡ lỗi – Observability trong hệ thống phân tán</w:t>
+        <w:t>7</w:t>
+      </w:r>
+      <w:r>
+        <w:t>: Chịu lỗi và khôi phục – Đảm bảo tính sẵn sàng của hệ thống</w:t>
       </w:r>
       <w:bookmarkEnd w:id="33"/>
     </w:p>
@@ -14197,7 +14326,7 @@
         <w:rPr>
           <w:color w:val="000000" w:themeColor="text1"/>
         </w:rPr>
-        <w:t>Với 7 service chạy đồng thời trong Docker, khi có vấn đề (OHLC sai, latency tăng, data missing) rất khó xác định vấn đề nằm ở service nào và tại sao.</w:t>
+        <w:t>Hệ thống chạy 24/7, các service có thể crash bất cứ lúc nào do OOM, network issue, hoặc Binance API maintenance. Cần đảm bảo tự phục hồi và không mất dữ liệu.</w:t>
       </w:r>
     </w:p>
     <w:p>
@@ -14232,7 +14361,7 @@
         <w:rPr>
           <w:color w:val="000000" w:themeColor="text1"/>
         </w:rPr>
-        <w:t>Log phân tán ở từng container, không có log aggregation.</w:t>
+        <w:t>Khi NestJS crash và restart, Kafka consumer lag tăng (tick trong thời gian downtime chồng đống).</w:t>
       </w:r>
     </w:p>
     <w:p>
@@ -14251,7 +14380,7 @@
         <w:rPr>
           <w:color w:val="000000" w:themeColor="text1"/>
         </w:rPr>
-        <w:t>Không có distributed tracing: không biết một request đi qua service nào, mất bao lâu ở đâu.</w:t>
+        <w:t>Redis AOF (Append Only File) persistence mặc định OFF – mất state khi Redis restart.</w:t>
       </w:r>
     </w:p>
     <w:p>
@@ -14270,7 +14399,85 @@
         <w:rPr>
           <w:color w:val="000000" w:themeColor="text1"/>
         </w:rPr>
-        <w:t>Metrics chỉ có docker stats – không đủ để alert và trend analysis.</w:t>
+        <w:t>Docker container restart policy không đủ cho production (cần health-based restart).</w:t>
+      </w:r>
+    </w:p>
+    <w:p>
+      <w:pPr>
+        <w:spacing w:before="60" w:after="60" w:line="360" w:lineRule="auto"/>
+        <w:rPr>
+          <w:color w:val="000000" w:themeColor="text1"/>
+        </w:rPr>
+      </w:pPr>
+      <w:r>
+        <w:rPr>
+          <w:b/>
+          <w:bCs/>
+          <w:color w:val="000000" w:themeColor="text1"/>
+        </w:rPr>
+        <w:t>Tác động đến hệ thống:</w:t>
+      </w:r>
+    </w:p>
+    <w:p>
+      <w:pPr>
+        <w:spacing w:before="60" w:after="60" w:line="360" w:lineRule="auto"/>
+        <w:rPr>
+          <w:color w:val="000000" w:themeColor="text1"/>
+        </w:rPr>
+      </w:pPr>
+      <w:r>
+        <w:rPr>
+          <w:color w:val="000000" w:themeColor="text1"/>
+        </w:rPr>
+        <w:t>10 phút downtime NestJS = ~50,000 tick bị delay xử lý = 10 candle OHLC bị tạo ra sau khi hệ thống phục hồi, nhưng timestamp đúng nhờ Kafka retention.</w:t>
+      </w:r>
+    </w:p>
+    <w:p>
+      <w:pPr>
+        <w:spacing w:before="160" w:after="80"/>
+        <w:rPr>
+          <w:color w:val="000000" w:themeColor="text1"/>
+        </w:rPr>
+      </w:pPr>
+      <w:r>
+        <w:rPr>
+          <w:b/>
+          <w:bCs/>
+          <w:i/>
+          <w:iCs/>
+          <w:color w:val="000000" w:themeColor="text1"/>
+        </w:rPr>
+        <w:t>Cách tiếp cận đã thử</w:t>
+      </w:r>
+    </w:p>
+    <w:p>
+      <w:pPr>
+        <w:spacing w:before="60" w:after="60" w:line="360" w:lineRule="auto"/>
+        <w:rPr>
+          <w:color w:val="000000" w:themeColor="text1"/>
+        </w:rPr>
+      </w:pPr>
+      <w:r>
+        <w:rPr>
+          <w:b/>
+          <w:bCs/>
+          <w:color w:val="000000" w:themeColor="text1"/>
+        </w:rPr>
+        <w:t>Cách 1: Chấp nhận eventual consistency</w:t>
+      </w:r>
+    </w:p>
+    <w:p>
+      <w:pPr>
+        <w:spacing w:before="60" w:after="60" w:line="360" w:lineRule="auto"/>
+        <w:rPr>
+          <w:color w:val="000000" w:themeColor="text1"/>
+        </w:rPr>
+      </w:pPr>
+      <w:r>
+        <w:rPr>
+          <w:color w:val="000000" w:themeColor="text1"/>
+        </w:rPr>
+        <w:t>Để Kafka tự replay khi service phục hồi, không lo về downtime ngắn.</w:t>
       </w:r>
     </w:p>
     <w:p>
@@ -14289,85 +14496,7 @@
         <w:rPr>
           <w:color w:val="000000" w:themeColor="text1"/>
         </w:rPr>
-        <w:t>Kafka consumer lag không được monitor chủ động, chỉ phát hiện khi lag đã lớn.</w:t>
-      </w:r>
-    </w:p>
-    <w:p>
-      <w:pPr>
-        <w:spacing w:before="60" w:after="60" w:line="360" w:lineRule="auto"/>
-        <w:rPr>
-          <w:color w:val="000000" w:themeColor="text1"/>
-        </w:rPr>
-      </w:pPr>
-      <w:r>
-        <w:rPr>
-          <w:b/>
-          <w:bCs/>
-          <w:color w:val="000000" w:themeColor="text1"/>
-        </w:rPr>
-        <w:t>Tác động đến hệ thống:</w:t>
-      </w:r>
-    </w:p>
-    <w:p>
-      <w:pPr>
-        <w:spacing w:before="60" w:after="60" w:line="360" w:lineRule="auto"/>
-        <w:rPr>
-          <w:color w:val="000000" w:themeColor="text1"/>
-        </w:rPr>
-      </w:pPr>
-      <w:r>
-        <w:rPr>
-          <w:color w:val="000000" w:themeColor="text1"/>
-        </w:rPr>
-        <w:t>Khi OHLC bị thiếu, mất 2-3 giờ để debug và xác định root cause vì log không đủ context.</w:t>
-      </w:r>
-    </w:p>
-    <w:p>
-      <w:pPr>
-        <w:spacing w:before="160" w:after="80"/>
-        <w:rPr>
-          <w:color w:val="000000" w:themeColor="text1"/>
-        </w:rPr>
-      </w:pPr>
-      <w:r>
-        <w:rPr>
-          <w:b/>
-          <w:bCs/>
-          <w:i/>
-          <w:iCs/>
-          <w:color w:val="000000" w:themeColor="text1"/>
-        </w:rPr>
-        <w:t>Cách tiếp cận đã thử</w:t>
-      </w:r>
-    </w:p>
-    <w:p>
-      <w:pPr>
-        <w:spacing w:before="60" w:after="60" w:line="360" w:lineRule="auto"/>
-        <w:rPr>
-          <w:color w:val="000000" w:themeColor="text1"/>
-        </w:rPr>
-      </w:pPr>
-      <w:r>
-        <w:rPr>
-          <w:b/>
-          <w:bCs/>
-          <w:color w:val="000000" w:themeColor="text1"/>
-        </w:rPr>
-        <w:t>Cách 1: Chỉ dùng console.log trong NestJS</w:t>
-      </w:r>
-    </w:p>
-    <w:p>
-      <w:pPr>
-        <w:spacing w:before="60" w:after="60" w:line="360" w:lineRule="auto"/>
-        <w:rPr>
-          <w:color w:val="000000" w:themeColor="text1"/>
-        </w:rPr>
-      </w:pPr>
-      <w:r>
-        <w:rPr>
-          <w:color w:val="000000" w:themeColor="text1"/>
-        </w:rPr>
-        <w:t>Log đơn giản, không structured.</w:t>
+        <w:t>Ưu điểm: Đơn giản.</w:t>
       </w:r>
     </w:p>
     <w:p>
@@ -14386,8 +14515,37 @@
         <w:rPr>
           <w:color w:val="000000" w:themeColor="text1"/>
         </w:rPr>
-        <w:lastRenderedPageBreak/>
-        <w:t>Ưu điểm: Không cần setup.</w:t>
+        <w:t>Nhược điểm: Candle bị tạo trễ, không realtime trong thời gian recovery.</w:t>
+      </w:r>
+    </w:p>
+    <w:p>
+      <w:pPr>
+        <w:spacing w:before="60" w:after="60" w:line="360" w:lineRule="auto"/>
+        <w:rPr>
+          <w:color w:val="000000" w:themeColor="text1"/>
+        </w:rPr>
+      </w:pPr>
+      <w:r>
+        <w:rPr>
+          <w:b/>
+          <w:bCs/>
+          <w:color w:val="000000" w:themeColor="text1"/>
+        </w:rPr>
+        <w:t>Cách 2: Redundancy + fast recovery</w:t>
+      </w:r>
+    </w:p>
+    <w:p>
+      <w:pPr>
+        <w:spacing w:before="60" w:after="60" w:line="360" w:lineRule="auto"/>
+        <w:rPr>
+          <w:color w:val="000000" w:themeColor="text1"/>
+        </w:rPr>
+      </w:pPr>
+      <w:r>
+        <w:rPr>
+          <w:color w:val="000000" w:themeColor="text1"/>
+        </w:rPr>
+        <w:t>Redis AOF persistence + ES snapshot + restart policy.</w:t>
       </w:r>
     </w:p>
     <w:p>
@@ -14406,37 +14564,7 @@
         <w:rPr>
           <w:color w:val="000000" w:themeColor="text1"/>
         </w:rPr>
-        <w:t>Nhược điểm: Khó filter, không có correlation ID, không aggregate được.</w:t>
-      </w:r>
-    </w:p>
-    <w:p>
-      <w:pPr>
-        <w:spacing w:before="60" w:after="60" w:line="360" w:lineRule="auto"/>
-        <w:rPr>
-          <w:color w:val="000000" w:themeColor="text1"/>
-        </w:rPr>
-      </w:pPr>
-      <w:r>
-        <w:rPr>
-          <w:b/>
-          <w:bCs/>
-          <w:color w:val="000000" w:themeColor="text1"/>
-        </w:rPr>
-        <w:t>Cách 2: Structured logging + Kafka lag monitoring</w:t>
-      </w:r>
-    </w:p>
-    <w:p>
-      <w:pPr>
-        <w:spacing w:before="60" w:after="60" w:line="360" w:lineRule="auto"/>
-        <w:rPr>
-          <w:color w:val="000000" w:themeColor="text1"/>
-        </w:rPr>
-      </w:pPr>
-      <w:r>
-        <w:rPr>
-          <w:color w:val="000000" w:themeColor="text1"/>
-        </w:rPr>
-        <w:t>Dùng Winston structured JSON logger, export Kafka lag metric.</w:t>
+        <w:t>Ưu điểm: Faster recovery, không mất state.</w:t>
       </w:r>
     </w:p>
     <w:p>
@@ -14455,7 +14583,106 @@
         <w:rPr>
           <w:color w:val="000000" w:themeColor="text1"/>
         </w:rPr>
-        <w:t>Ưu điểm: Có thể query log, monitor lag realtime.</w:t>
+        <w:lastRenderedPageBreak/>
+        <w:t>Nhược điểm: Cần thêm disk space, setup snapshot.</w:t>
+      </w:r>
+    </w:p>
+    <w:p>
+      <w:pPr>
+        <w:spacing w:before="160" w:after="80"/>
+        <w:rPr>
+          <w:color w:val="000000" w:themeColor="text1"/>
+        </w:rPr>
+      </w:pPr>
+      <w:r>
+        <w:rPr>
+          <w:b/>
+          <w:bCs/>
+          <w:i/>
+          <w:iCs/>
+          <w:color w:val="000000" w:themeColor="text1"/>
+        </w:rPr>
+        <w:t>Giải pháp cuối cùng</w:t>
+      </w:r>
+    </w:p>
+    <w:p>
+      <w:pPr>
+        <w:spacing w:before="60" w:after="60" w:line="360" w:lineRule="auto"/>
+        <w:rPr>
+          <w:color w:val="000000" w:themeColor="text1"/>
+        </w:rPr>
+      </w:pPr>
+      <w:r>
+        <w:rPr>
+          <w:color w:val="000000" w:themeColor="text1"/>
+        </w:rPr>
+        <w:t>Bật Redis AOF persistence (appendfsync everysec), thiết lập ES snapshot tự động mỗi ngày vào S3-compatible storage. Docker restart policy: unless-stopped. Kafka retention 7 ngày đảm bảo replay được.</w:t>
+      </w:r>
+    </w:p>
+    <w:p>
+      <w:pPr>
+        <w:spacing w:before="60" w:after="60" w:line="360" w:lineRule="auto"/>
+        <w:rPr>
+          <w:color w:val="000000" w:themeColor="text1"/>
+        </w:rPr>
+      </w:pPr>
+      <w:r>
+        <w:rPr>
+          <w:b/>
+          <w:bCs/>
+          <w:color w:val="000000" w:themeColor="text1"/>
+        </w:rPr>
+        <w:t>Triển khai:</w:t>
+      </w:r>
+    </w:p>
+    <w:p>
+      <w:pPr>
+        <w:spacing w:before="60" w:after="60" w:line="360" w:lineRule="auto"/>
+        <w:rPr>
+          <w:color w:val="000000" w:themeColor="text1"/>
+        </w:rPr>
+      </w:pPr>
+      <w:r>
+        <w:rPr>
+          <w:color w:val="000000" w:themeColor="text1"/>
+        </w:rPr>
+        <w:t>docker-</w:t>
+      </w:r>
+      <w:proofErr w:type="gramStart"/>
+      <w:r>
+        <w:rPr>
+          <w:color w:val="000000" w:themeColor="text1"/>
+        </w:rPr>
+        <w:t>compose:</w:t>
+      </w:r>
+      <w:proofErr w:type="gramEnd"/>
+      <w:r>
+        <w:rPr>
+          <w:color w:val="000000" w:themeColor="text1"/>
+        </w:rPr>
+        <w:t xml:space="preserve"> restart: unless-stopped cho mọi service. Redis: appendonly yes, appendfsync everysec</w:t>
+      </w:r>
+      <w:r>
+        <w:rPr>
+          <w:color w:val="000000" w:themeColor="text1"/>
+        </w:rPr>
+        <w:t xml:space="preserve">. </w:t>
+      </w:r>
+    </w:p>
+    <w:p>
+      <w:pPr>
+        <w:spacing w:before="60" w:after="60" w:line="360" w:lineRule="auto"/>
+        <w:rPr>
+          <w:color w:val="000000" w:themeColor="text1"/>
+        </w:rPr>
+      </w:pPr>
+      <w:r>
+        <w:rPr>
+          <w:b/>
+          <w:bCs/>
+          <w:color w:val="000000" w:themeColor="text1"/>
+        </w:rPr>
+        <w:t>Chỉ số và kết quả:</w:t>
       </w:r>
     </w:p>
     <w:p>
@@ -14474,97 +14701,7 @@
         <w:rPr>
           <w:color w:val="000000" w:themeColor="text1"/>
         </w:rPr>
-        <w:t>Nhược điểm: Cần thêm code, nhưng không phức tạp.</w:t>
-      </w:r>
-    </w:p>
-    <w:p>
-      <w:pPr>
-        <w:spacing w:before="160" w:after="80"/>
-        <w:rPr>
-          <w:color w:val="000000" w:themeColor="text1"/>
-        </w:rPr>
-      </w:pPr>
-      <w:r>
-        <w:rPr>
-          <w:b/>
-          <w:bCs/>
-          <w:i/>
-          <w:iCs/>
-          <w:color w:val="000000" w:themeColor="text1"/>
-        </w:rPr>
-        <w:t>Giải pháp cuối cùng</w:t>
-      </w:r>
-    </w:p>
-    <w:p>
-      <w:pPr>
-        <w:spacing w:before="60" w:after="60" w:line="360" w:lineRule="auto"/>
-        <w:rPr>
-          <w:color w:val="000000" w:themeColor="text1"/>
-        </w:rPr>
-      </w:pPr>
-      <w:r>
-        <w:rPr>
-          <w:color w:val="000000" w:themeColor="text1"/>
-        </w:rPr>
-        <w:t>Implement structured logging với Winston (JSON format, correlation ID per message), Prometheus metrics endpoint /metrics, và Kafka consumer lag alert rule.</w:t>
-      </w:r>
-    </w:p>
-    <w:p>
-      <w:pPr>
-        <w:spacing w:before="60" w:after="60" w:line="360" w:lineRule="auto"/>
-        <w:rPr>
-          <w:color w:val="000000" w:themeColor="text1"/>
-        </w:rPr>
-      </w:pPr>
-      <w:r>
-        <w:rPr>
-          <w:b/>
-          <w:bCs/>
-          <w:color w:val="000000" w:themeColor="text1"/>
-        </w:rPr>
-        <w:t>Triển khai:</w:t>
-      </w:r>
-    </w:p>
-    <w:p>
-      <w:pPr>
-        <w:spacing w:before="60" w:after="60" w:line="360" w:lineRule="auto"/>
-        <w:rPr>
-          <w:color w:val="000000" w:themeColor="text1"/>
-        </w:rPr>
-      </w:pPr>
-      <w:r>
-        <w:rPr>
-          <w:color w:val="000000" w:themeColor="text1"/>
-        </w:rPr>
-        <w:t>Mỗi log entry có: timestamp, level, service, correlationId (Kafka message offset), symbol, processingTimeMs</w:t>
-      </w:r>
-      <w:r>
-        <w:rPr>
-          <w:color w:val="000000" w:themeColor="text1"/>
-        </w:rPr>
-        <w:t xml:space="preserve"> </w:t>
-      </w:r>
-      <w:r>
-        <w:rPr>
-          <w:color w:val="000000" w:themeColor="text1"/>
-        </w:rPr>
-        <w:t>alert khi consumer lag &gt; 1000 messages.</w:t>
-      </w:r>
-    </w:p>
-    <w:p>
-      <w:pPr>
-        <w:spacing w:before="60" w:after="60" w:line="360" w:lineRule="auto"/>
-        <w:rPr>
-          <w:color w:val="000000" w:themeColor="text1"/>
-        </w:rPr>
-      </w:pPr>
-      <w:r>
-        <w:rPr>
-          <w:b/>
-          <w:bCs/>
-          <w:color w:val="000000" w:themeColor="text1"/>
-        </w:rPr>
-        <w:t>Chỉ số và kết quả:</w:t>
+        <w:t>Recovery time sau NestJS crash: dưới 30 giây (container restart + Kafka lag catchup).</w:t>
       </w:r>
     </w:p>
     <w:p>
@@ -14583,7 +14720,7 @@
         <w:rPr>
           <w:color w:val="000000" w:themeColor="text1"/>
         </w:rPr>
-        <w:t>Mean Time to Detect (MTTD) issue giảm từ ~30 phút xuống còn ~2 phút.</w:t>
+        <w:t>Zero OHLC data loss trong 30 ngày vận hành thử nghiệm.</w:t>
       </w:r>
     </w:p>
     <w:p>
@@ -14602,7 +14739,41 @@
         <w:rPr>
           <w:color w:val="000000" w:themeColor="text1"/>
         </w:rPr>
-        <w:t>Root cause analysis time giảm từ 2-3 giờ xuống 15-20 phút.</w:t>
+        <w:t>Redis AOF tăng disk I/O ~15% nhưng đảm bảo state không mất khi restart.</w:t>
+      </w:r>
+    </w:p>
+    <w:p>
+      <w:pPr>
+        <w:spacing w:before="160" w:after="80"/>
+        <w:rPr>
+          <w:color w:val="000000" w:themeColor="text1"/>
+        </w:rPr>
+      </w:pPr>
+      <w:r>
+        <w:rPr>
+          <w:b/>
+          <w:bCs/>
+          <w:i/>
+          <w:iCs/>
+          <w:color w:val="000000" w:themeColor="text1"/>
+        </w:rPr>
+        <w:t>Điểm rút ra</w:t>
+      </w:r>
+    </w:p>
+    <w:p>
+      <w:pPr>
+        <w:spacing w:before="60" w:after="60" w:line="360" w:lineRule="auto"/>
+        <w:rPr>
+          <w:color w:val="000000" w:themeColor="text1"/>
+        </w:rPr>
+      </w:pPr>
+      <w:r>
+        <w:rPr>
+          <w:b/>
+          <w:bCs/>
+          <w:color w:val="000000" w:themeColor="text1"/>
+        </w:rPr>
+        <w:t>Hiểu biết kỹ thuật:</w:t>
       </w:r>
     </w:p>
     <w:p>
@@ -14621,41 +14792,7 @@
         <w:rPr>
           <w:color w:val="000000" w:themeColor="text1"/>
         </w:rPr>
-        <w:t>Phát hiện 3 memory leak nhỏ trong Redis key management nhờ metrics trending.</w:t>
-      </w:r>
-    </w:p>
-    <w:p>
-      <w:pPr>
-        <w:spacing w:before="160" w:after="80"/>
-        <w:rPr>
-          <w:color w:val="000000" w:themeColor="text1"/>
-        </w:rPr>
-      </w:pPr>
-      <w:r>
-        <w:rPr>
-          <w:b/>
-          <w:bCs/>
-          <w:i/>
-          <w:iCs/>
-          <w:color w:val="000000" w:themeColor="text1"/>
-        </w:rPr>
-        <w:t>Điểm rút ra</w:t>
-      </w:r>
-    </w:p>
-    <w:p>
-      <w:pPr>
-        <w:spacing w:before="60" w:after="60" w:line="360" w:lineRule="auto"/>
-        <w:rPr>
-          <w:color w:val="000000" w:themeColor="text1"/>
-        </w:rPr>
-      </w:pPr>
-      <w:r>
-        <w:rPr>
-          <w:b/>
-          <w:bCs/>
-          <w:color w:val="000000" w:themeColor="text1"/>
-        </w:rPr>
-        <w:t>Hiểu biết kỹ thuật:</w:t>
+        <w:t>Kafka retention (mặc định 7 ngày) là disaster recovery tool tự nhiên cho consumer.</w:t>
       </w:r>
     </w:p>
     <w:p>
@@ -14674,7 +14811,7 @@
         <w:rPr>
           <w:color w:val="000000" w:themeColor="text1"/>
         </w:rPr>
-        <w:t>Structured logging (JSON) là bắt buộc trong distributed system – text log không scalable.</w:t>
+        <w:t>Redis AOF everysec là balance tốt giữa durability và performance (tối đa mất 1 giây data).</w:t>
       </w:r>
     </w:p>
     <w:p>
@@ -14693,7 +14830,23 @@
         <w:rPr>
           <w:color w:val="000000" w:themeColor="text1"/>
         </w:rPr>
-        <w:t>Correlation ID cần được propagate từ đầu pipeline đến cuối (Kafka header → log).</w:t>
+        <w:t>ES ILM + snapshot là cặp đôi hoàn hảo: ILM quản lý hot/warm/cold, snapshot backup cold data.</w:t>
+      </w:r>
+    </w:p>
+    <w:p>
+      <w:pPr>
+        <w:spacing w:before="60" w:after="60" w:line="360" w:lineRule="auto"/>
+        <w:rPr>
+          <w:color w:val="000000" w:themeColor="text1"/>
+        </w:rPr>
+      </w:pPr>
+      <w:r>
+        <w:rPr>
+          <w:b/>
+          <w:bCs/>
+          <w:color w:val="000000" w:themeColor="text1"/>
+        </w:rPr>
+        <w:t>Thực hành tốt và đề xuất:</w:t>
       </w:r>
     </w:p>
     <w:p>
@@ -14712,23 +14865,7 @@
         <w:rPr>
           <w:color w:val="000000" w:themeColor="text1"/>
         </w:rPr>
-        <w:t>Consumer lag là metric quan trọng nhất để phát hiện bottleneck trong Kafka pipeline.</w:t>
-      </w:r>
-    </w:p>
-    <w:p>
-      <w:pPr>
-        <w:spacing w:before="60" w:after="60" w:line="360" w:lineRule="auto"/>
-        <w:rPr>
-          <w:color w:val="000000" w:themeColor="text1"/>
-        </w:rPr>
-      </w:pPr>
-      <w:r>
-        <w:rPr>
-          <w:b/>
-          <w:bCs/>
-          <w:color w:val="000000" w:themeColor="text1"/>
-        </w:rPr>
-        <w:t>Thực hành tốt và đề xuất:</w:t>
+        <w:t>Thiết kế cho 'failure is normal': assume mọi service sẽ crash, thiết kế để recover nhanh.</w:t>
       </w:r>
     </w:p>
     <w:p>
@@ -14747,7 +14884,7 @@
         <w:rPr>
           <w:color w:val="000000" w:themeColor="text1"/>
         </w:rPr>
-        <w:t>Implement observability (logs + metrics + traces) ngay từ đầu, không phải sau khi có vấn đề.</w:t>
+        <w:t>Kafka message retention là backup layer miễn phí – cấu hình retention đủ dài.</w:t>
       </w:r>
     </w:p>
     <w:p>
@@ -14766,3240 +14903,7 @@
         <w:rPr>
           <w:color w:val="000000" w:themeColor="text1"/>
         </w:rPr>
-        <w:t>Dùng Kafka message offset làm correlation ID tự nhiên – không cần generate UUID.</w:t>
-      </w:r>
-    </w:p>
-    <w:p>
-      <w:pPr>
-        <w:pStyle w:val="ListParagraph"/>
-        <w:numPr>
-          <w:ilvl w:val="0"/>
-          <w:numId w:val="17"/>
-        </w:numPr>
-        <w:spacing w:before="40" w:after="40" w:line="340" w:lineRule="auto"/>
-        <w:rPr>
-          <w:color w:val="000000" w:themeColor="text1"/>
-        </w:rPr>
-      </w:pPr>
-      <w:r>
-        <w:rPr>
-          <w:color w:val="000000" w:themeColor="text1"/>
-        </w:rPr>
-        <w:lastRenderedPageBreak/>
-        <w:t>Alert rule: consumer lag &gt; 1000 trong 5 phút liên tiếp = cần scale consumer.</w:t>
-      </w:r>
-    </w:p>
-    <w:p>
-      <w:pPr>
-        <w:spacing w:before="200"/>
-        <w:rPr>
-          <w:color w:val="000000" w:themeColor="text1"/>
-        </w:rPr>
-      </w:pPr>
-    </w:p>
-    <w:p>
-      <w:pPr>
-        <w:pStyle w:val="Heading3"/>
-      </w:pPr>
-      <w:bookmarkStart w:id="34" w:name="_Toc232675084"/>
-      <w:r>
-        <w:t xml:space="preserve">Bài học </w:t>
-      </w:r>
-      <w:r>
-        <w:rPr>
-          <w:lang w:val="vi-VN"/>
-        </w:rPr>
-        <w:t>9</w:t>
-      </w:r>
-      <w:r>
-        <w:t>: Mở rộng hệ thống (Scaling) – Chiến lược scale Kafka Consumer</w:t>
-      </w:r>
-      <w:bookmarkEnd w:id="34"/>
-    </w:p>
-    <w:p>
-      <w:pPr>
-        <w:spacing w:before="160" w:after="80"/>
-        <w:rPr>
-          <w:color w:val="000000" w:themeColor="text1"/>
-        </w:rPr>
-      </w:pPr>
-      <w:r>
-        <w:rPr>
-          <w:b/>
-          <w:bCs/>
-          <w:i/>
-          <w:iCs/>
-          <w:color w:val="000000" w:themeColor="text1"/>
-        </w:rPr>
-        <w:t>Mô tả vấn đề</w:t>
-      </w:r>
-    </w:p>
-    <w:p>
-      <w:pPr>
-        <w:spacing w:before="60" w:after="60" w:line="360" w:lineRule="auto"/>
-        <w:rPr>
-          <w:color w:val="000000" w:themeColor="text1"/>
-        </w:rPr>
-      </w:pPr>
-      <w:r>
-        <w:rPr>
-          <w:b/>
-          <w:bCs/>
-          <w:color w:val="000000" w:themeColor="text1"/>
-        </w:rPr>
-        <w:t>Bối cảnh và nền tảng:</w:t>
-      </w:r>
-    </w:p>
-    <w:p>
-      <w:pPr>
-        <w:spacing w:before="60" w:after="60" w:line="360" w:lineRule="auto"/>
-        <w:rPr>
-          <w:color w:val="000000" w:themeColor="text1"/>
-        </w:rPr>
-      </w:pPr>
-      <w:r>
-        <w:rPr>
-          <w:color w:val="000000" w:themeColor="text1"/>
-        </w:rPr>
-        <w:t>Thiết kế hệ thống phải có khả năng scale khi số lượng cặp giao dịch tăng từ 3 lên 50+, hoặc khi frequency tick tăng trong thời điểm thị trường biến động mạnh.</w:t>
-      </w:r>
-    </w:p>
-    <w:p>
-      <w:pPr>
-        <w:spacing w:before="60" w:after="60" w:line="360" w:lineRule="auto"/>
-        <w:rPr>
-          <w:color w:val="000000" w:themeColor="text1"/>
-        </w:rPr>
-      </w:pPr>
-      <w:r>
-        <w:rPr>
-          <w:b/>
-          <w:bCs/>
-          <w:color w:val="000000" w:themeColor="text1"/>
-        </w:rPr>
-        <w:t>Thách thức gặp phải:</w:t>
-      </w:r>
-    </w:p>
-    <w:p>
-      <w:pPr>
-        <w:pStyle w:val="ListParagraph"/>
-        <w:numPr>
-          <w:ilvl w:val="0"/>
-          <w:numId w:val="17"/>
-        </w:numPr>
-        <w:spacing w:before="40" w:after="40" w:line="340" w:lineRule="auto"/>
-        <w:rPr>
-          <w:color w:val="000000" w:themeColor="text1"/>
-        </w:rPr>
-      </w:pPr>
-      <w:r>
-        <w:rPr>
-          <w:color w:val="000000" w:themeColor="text1"/>
-        </w:rPr>
-        <w:t>NestJS single instance không thể xử lý toàn bộ Kafka messages khi throughput tăng 10x.</w:t>
-      </w:r>
-    </w:p>
-    <w:p>
-      <w:pPr>
-        <w:pStyle w:val="ListParagraph"/>
-        <w:numPr>
-          <w:ilvl w:val="0"/>
-          <w:numId w:val="17"/>
-        </w:numPr>
-        <w:spacing w:before="40" w:after="40" w:line="340" w:lineRule="auto"/>
-        <w:rPr>
-          <w:color w:val="000000" w:themeColor="text1"/>
-        </w:rPr>
-      </w:pPr>
-      <w:r>
-        <w:rPr>
-          <w:color w:val="000000" w:themeColor="text1"/>
-        </w:rPr>
-        <w:t>Redis single node có giới hạn throughput ~100,000 ops/giây.</w:t>
-      </w:r>
-    </w:p>
-    <w:p>
-      <w:pPr>
-        <w:pStyle w:val="ListParagraph"/>
-        <w:numPr>
-          <w:ilvl w:val="0"/>
-          <w:numId w:val="17"/>
-        </w:numPr>
-        <w:spacing w:before="40" w:after="40" w:line="340" w:lineRule="auto"/>
-        <w:rPr>
-          <w:color w:val="000000" w:themeColor="text1"/>
-        </w:rPr>
-      </w:pPr>
-      <w:r>
-        <w:rPr>
-          <w:color w:val="000000" w:themeColor="text1"/>
-        </w:rPr>
-        <w:t>Docker Compose không hỗ trợ auto-scaling (cần Kubernetes cho production).</w:t>
-      </w:r>
-    </w:p>
-    <w:p>
-      <w:pPr>
-        <w:spacing w:before="60" w:after="60" w:line="360" w:lineRule="auto"/>
-        <w:rPr>
-          <w:color w:val="000000" w:themeColor="text1"/>
-        </w:rPr>
-      </w:pPr>
-      <w:r>
-        <w:rPr>
-          <w:b/>
-          <w:bCs/>
-          <w:color w:val="000000" w:themeColor="text1"/>
-        </w:rPr>
-        <w:t>Tác động đến hệ thống:</w:t>
-      </w:r>
-    </w:p>
-    <w:p>
-      <w:pPr>
-        <w:spacing w:before="60" w:after="60" w:line="360" w:lineRule="auto"/>
-        <w:rPr>
-          <w:color w:val="000000" w:themeColor="text1"/>
-        </w:rPr>
-      </w:pPr>
-      <w:r>
-        <w:rPr>
-          <w:color w:val="000000" w:themeColor="text1"/>
-        </w:rPr>
-        <w:t>Hệ thống không đáp ứng được khi BTC có biến động lớn (ví dụ: tin tức ETF approval) và throughput tăng đột biến 5-10x.</w:t>
-      </w:r>
-    </w:p>
-    <w:p>
-      <w:pPr>
-        <w:spacing w:before="160" w:after="80"/>
-        <w:rPr>
-          <w:color w:val="000000" w:themeColor="text1"/>
-        </w:rPr>
-      </w:pPr>
-      <w:r>
-        <w:rPr>
-          <w:b/>
-          <w:bCs/>
-          <w:i/>
-          <w:iCs/>
-          <w:color w:val="000000" w:themeColor="text1"/>
-        </w:rPr>
-        <w:t>Cách tiếp cận đã thử</w:t>
-      </w:r>
-    </w:p>
-    <w:p>
-      <w:pPr>
-        <w:spacing w:before="60" w:after="60" w:line="360" w:lineRule="auto"/>
-        <w:rPr>
-          <w:color w:val="000000" w:themeColor="text1"/>
-        </w:rPr>
-      </w:pPr>
-      <w:r>
-        <w:rPr>
-          <w:b/>
-          <w:bCs/>
-          <w:color w:val="000000" w:themeColor="text1"/>
-        </w:rPr>
-        <w:t>Cách 1: Scale dọc (vertical): tăng resources</w:t>
-      </w:r>
-    </w:p>
-    <w:p>
-      <w:pPr>
-        <w:spacing w:before="60" w:after="60" w:line="360" w:lineRule="auto"/>
-        <w:rPr>
-          <w:color w:val="000000" w:themeColor="text1"/>
-        </w:rPr>
-      </w:pPr>
-      <w:r>
-        <w:rPr>
-          <w:color w:val="000000" w:themeColor="text1"/>
-        </w:rPr>
-        <w:t>Tăng CPU, RAM cho NestJS và Redis container.</w:t>
-      </w:r>
-    </w:p>
-    <w:p>
-      <w:pPr>
-        <w:pStyle w:val="ListParagraph"/>
-        <w:numPr>
-          <w:ilvl w:val="0"/>
-          <w:numId w:val="17"/>
-        </w:numPr>
-        <w:spacing w:before="40" w:after="40" w:line="340" w:lineRule="auto"/>
-        <w:rPr>
-          <w:color w:val="000000" w:themeColor="text1"/>
-        </w:rPr>
-      </w:pPr>
-      <w:r>
-        <w:rPr>
-          <w:color w:val="000000" w:themeColor="text1"/>
-        </w:rPr>
-        <w:t>Ưu điểm: Đơn giản, không thay đổi code.</w:t>
-      </w:r>
-    </w:p>
-    <w:p>
-      <w:pPr>
-        <w:pStyle w:val="ListParagraph"/>
-        <w:numPr>
-          <w:ilvl w:val="0"/>
-          <w:numId w:val="17"/>
-        </w:numPr>
-        <w:spacing w:before="40" w:after="40" w:line="340" w:lineRule="auto"/>
-        <w:rPr>
-          <w:color w:val="000000" w:themeColor="text1"/>
-        </w:rPr>
-      </w:pPr>
-      <w:r>
-        <w:rPr>
-          <w:color w:val="000000" w:themeColor="text1"/>
-        </w:rPr>
-        <w:t>Nhược điểm: Có giới hạn vật lý, tốn kém.</w:t>
-      </w:r>
-    </w:p>
-    <w:p>
-      <w:pPr>
-        <w:spacing w:before="60" w:after="60" w:line="360" w:lineRule="auto"/>
-        <w:rPr>
-          <w:color w:val="000000" w:themeColor="text1"/>
-        </w:rPr>
-      </w:pPr>
-      <w:r>
-        <w:rPr>
-          <w:b/>
-          <w:bCs/>
-          <w:color w:val="000000" w:themeColor="text1"/>
-        </w:rPr>
-        <w:t>Cách 2: Scale ngang (horizontal): nhiều consumer instance</w:t>
-      </w:r>
-    </w:p>
-    <w:p>
-      <w:pPr>
-        <w:spacing w:before="60" w:after="60" w:line="360" w:lineRule="auto"/>
-        <w:rPr>
-          <w:color w:val="000000" w:themeColor="text1"/>
-        </w:rPr>
-      </w:pPr>
-      <w:r>
-        <w:rPr>
-          <w:color w:val="000000" w:themeColor="text1"/>
-        </w:rPr>
-        <w:t>Chạy nhiều NestJS instance, mỗi instance xử lý một số partition.</w:t>
-      </w:r>
-    </w:p>
-    <w:p>
-      <w:pPr>
-        <w:pStyle w:val="ListParagraph"/>
-        <w:numPr>
-          <w:ilvl w:val="0"/>
-          <w:numId w:val="17"/>
-        </w:numPr>
-        <w:spacing w:before="40" w:after="40" w:line="340" w:lineRule="auto"/>
-        <w:rPr>
-          <w:color w:val="000000" w:themeColor="text1"/>
-        </w:rPr>
-      </w:pPr>
-      <w:r>
-        <w:rPr>
-          <w:color w:val="000000" w:themeColor="text1"/>
-        </w:rPr>
-        <w:t>Ưu điểm: Scale gần như vô hạn.</w:t>
-      </w:r>
-    </w:p>
-    <w:p>
-      <w:pPr>
-        <w:pStyle w:val="ListParagraph"/>
-        <w:numPr>
-          <w:ilvl w:val="0"/>
-          <w:numId w:val="17"/>
-        </w:numPr>
-        <w:spacing w:before="40" w:after="40" w:line="340" w:lineRule="auto"/>
-        <w:rPr>
-          <w:color w:val="000000" w:themeColor="text1"/>
-        </w:rPr>
-      </w:pPr>
-      <w:r>
-        <w:rPr>
-          <w:color w:val="000000" w:themeColor="text1"/>
-        </w:rPr>
-        <w:t>Nhược điểm: Cần Kafka partition đủ nhiều; Redis cần cluster mode.</w:t>
-      </w:r>
-    </w:p>
-    <w:p>
-      <w:pPr>
-        <w:spacing w:before="160" w:after="80"/>
-        <w:rPr>
-          <w:color w:val="000000" w:themeColor="text1"/>
-        </w:rPr>
-      </w:pPr>
-      <w:r>
-        <w:rPr>
-          <w:b/>
-          <w:bCs/>
-          <w:i/>
-          <w:iCs/>
-          <w:color w:val="000000" w:themeColor="text1"/>
-        </w:rPr>
-        <w:t>Giải pháp cuối cùng</w:t>
-      </w:r>
-    </w:p>
-    <w:p>
-      <w:pPr>
-        <w:spacing w:before="60" w:after="60" w:line="360" w:lineRule="auto"/>
-        <w:rPr>
-          <w:color w:val="000000" w:themeColor="text1"/>
-        </w:rPr>
-      </w:pPr>
-      <w:r>
-        <w:rPr>
-          <w:color w:val="000000" w:themeColor="text1"/>
-        </w:rPr>
-        <w:t>Thiết kế để horizontal scale: Kafka topic crypto-prices có 6 partitions (2 per symbol), mỗi NestJS instance trong consumer group xử lý 1-2 partitions. Redis Cluster mode khi cần &gt;100K ops/giây.</w:t>
-      </w:r>
-    </w:p>
-    <w:p>
-      <w:pPr>
-        <w:spacing w:before="60" w:after="60" w:line="360" w:lineRule="auto"/>
-        <w:rPr>
-          <w:color w:val="000000" w:themeColor="text1"/>
-        </w:rPr>
-      </w:pPr>
-      <w:r>
-        <w:rPr>
-          <w:b/>
-          <w:bCs/>
-          <w:color w:val="000000" w:themeColor="text1"/>
-        </w:rPr>
-        <w:t>Triển khai:</w:t>
-      </w:r>
-    </w:p>
-    <w:p>
-      <w:pPr>
-        <w:spacing w:before="60" w:after="60" w:line="360" w:lineRule="auto"/>
-        <w:jc w:val="both"/>
-        <w:rPr>
-          <w:color w:val="000000" w:themeColor="text1"/>
-        </w:rPr>
-      </w:pPr>
-      <w:r>
-        <w:rPr>
-          <w:color w:val="000000" w:themeColor="text1"/>
-        </w:rPr>
-        <w:lastRenderedPageBreak/>
-        <w:t>docker-compose scale binance-ingest=3 để chạy 3 NestJS instances. Kafka tự động rebalance partition assignment. Stateless processing đảm bảo không conflict.</w:t>
-      </w:r>
-    </w:p>
-    <w:p>
-      <w:pPr>
-        <w:spacing w:before="60" w:after="60" w:line="360" w:lineRule="auto"/>
-        <w:jc w:val="both"/>
-        <w:rPr>
-          <w:color w:val="000000" w:themeColor="text1"/>
-        </w:rPr>
-      </w:pPr>
-      <w:r>
-        <w:rPr>
-          <w:b/>
-          <w:bCs/>
-          <w:color w:val="000000" w:themeColor="text1"/>
-        </w:rPr>
-        <w:t>Chỉ số và kết quả:</w:t>
-      </w:r>
-    </w:p>
-    <w:p>
-      <w:pPr>
-        <w:pStyle w:val="ListParagraph"/>
-        <w:numPr>
-          <w:ilvl w:val="0"/>
-          <w:numId w:val="17"/>
-        </w:numPr>
-        <w:spacing w:before="40" w:after="40" w:line="340" w:lineRule="auto"/>
-        <w:jc w:val="both"/>
-        <w:rPr>
-          <w:color w:val="000000" w:themeColor="text1"/>
-        </w:rPr>
-      </w:pPr>
-      <w:r>
-        <w:rPr>
-          <w:color w:val="000000" w:themeColor="text1"/>
-        </w:rPr>
-        <w:t>Throughput tăng tuyến tính với số instance: 3 instances = 3x throughput (linear scaling).</w:t>
-      </w:r>
-    </w:p>
-    <w:p>
-      <w:pPr>
-        <w:pStyle w:val="ListParagraph"/>
-        <w:numPr>
-          <w:ilvl w:val="0"/>
-          <w:numId w:val="17"/>
-        </w:numPr>
-        <w:spacing w:before="40" w:after="40" w:line="340" w:lineRule="auto"/>
-        <w:jc w:val="both"/>
-        <w:rPr>
-          <w:color w:val="000000" w:themeColor="text1"/>
-        </w:rPr>
-      </w:pPr>
-      <w:r>
-        <w:rPr>
-          <w:color w:val="000000" w:themeColor="text1"/>
-        </w:rPr>
-        <w:t>Partition rebalance time: dưới 10 giây khi thêm/xóa consumer.</w:t>
-      </w:r>
-    </w:p>
-    <w:p>
-      <w:pPr>
-        <w:pStyle w:val="ListParagraph"/>
-        <w:numPr>
-          <w:ilvl w:val="0"/>
-          <w:numId w:val="17"/>
-        </w:numPr>
-        <w:spacing w:before="40" w:after="40" w:line="340" w:lineRule="auto"/>
-        <w:jc w:val="both"/>
-        <w:rPr>
-          <w:color w:val="000000" w:themeColor="text1"/>
-        </w:rPr>
-      </w:pPr>
-      <w:r>
-        <w:rPr>
-          <w:color w:val="000000" w:themeColor="text1"/>
-        </w:rPr>
-        <w:t>Zero message loss trong quá trình rebalance nhờ manual offset commit.</w:t>
-      </w:r>
-    </w:p>
-    <w:p>
-      <w:pPr>
-        <w:spacing w:before="160" w:after="80"/>
-        <w:rPr>
-          <w:color w:val="000000" w:themeColor="text1"/>
-        </w:rPr>
-      </w:pPr>
-      <w:r>
-        <w:rPr>
-          <w:b/>
-          <w:bCs/>
-          <w:i/>
-          <w:iCs/>
-          <w:color w:val="000000" w:themeColor="text1"/>
-        </w:rPr>
-        <w:t>Điểm rút ra</w:t>
-      </w:r>
-    </w:p>
-    <w:p>
-      <w:pPr>
-        <w:spacing w:before="60" w:after="60" w:line="360" w:lineRule="auto"/>
-        <w:rPr>
-          <w:color w:val="000000" w:themeColor="text1"/>
-        </w:rPr>
-      </w:pPr>
-      <w:r>
-        <w:rPr>
-          <w:b/>
-          <w:bCs/>
-          <w:color w:val="000000" w:themeColor="text1"/>
-        </w:rPr>
-        <w:t>Hiểu biết kỹ thuật:</w:t>
-      </w:r>
-    </w:p>
-    <w:p>
-      <w:pPr>
-        <w:pStyle w:val="ListParagraph"/>
-        <w:numPr>
-          <w:ilvl w:val="0"/>
-          <w:numId w:val="17"/>
-        </w:numPr>
-        <w:spacing w:before="40" w:after="40" w:line="340" w:lineRule="auto"/>
-        <w:rPr>
-          <w:color w:val="000000" w:themeColor="text1"/>
-        </w:rPr>
-      </w:pPr>
-      <w:r>
-        <w:rPr>
-          <w:color w:val="000000" w:themeColor="text1"/>
-        </w:rPr>
-        <w:t>Số Kafka partition quyết định max parallelism: không thể có nhiều consumer hơn partition.</w:t>
-      </w:r>
-    </w:p>
-    <w:p>
-      <w:pPr>
-        <w:pStyle w:val="ListParagraph"/>
-        <w:numPr>
-          <w:ilvl w:val="0"/>
-          <w:numId w:val="17"/>
-        </w:numPr>
-        <w:spacing w:before="40" w:after="40" w:line="340" w:lineRule="auto"/>
-        <w:rPr>
-          <w:color w:val="000000" w:themeColor="text1"/>
-        </w:rPr>
-      </w:pPr>
-      <w:r>
-        <w:rPr>
-          <w:color w:val="000000" w:themeColor="text1"/>
-        </w:rPr>
-        <w:t>Stateless consumer là điều kiện tiên quyết cho horizontal scaling.</w:t>
-      </w:r>
-    </w:p>
-    <w:p>
-      <w:pPr>
-        <w:pStyle w:val="ListParagraph"/>
-        <w:numPr>
-          <w:ilvl w:val="0"/>
-          <w:numId w:val="17"/>
-        </w:numPr>
-        <w:spacing w:before="40" w:after="40" w:line="340" w:lineRule="auto"/>
-        <w:rPr>
-          <w:color w:val="000000" w:themeColor="text1"/>
-        </w:rPr>
-      </w:pPr>
-      <w:r>
-        <w:rPr>
-          <w:color w:val="000000" w:themeColor="text1"/>
-        </w:rPr>
-        <w:t>Consumer group rebalance là event bình thường – code phải xử lý gracefully.</w:t>
-      </w:r>
-    </w:p>
-    <w:p>
-      <w:pPr>
-        <w:spacing w:before="60" w:after="60" w:line="360" w:lineRule="auto"/>
-        <w:rPr>
-          <w:color w:val="000000" w:themeColor="text1"/>
-        </w:rPr>
-      </w:pPr>
-      <w:r>
-        <w:rPr>
-          <w:b/>
-          <w:bCs/>
-          <w:color w:val="000000" w:themeColor="text1"/>
-        </w:rPr>
-        <w:t>Thực hành tốt và đề xuất:</w:t>
-      </w:r>
-    </w:p>
-    <w:p>
-      <w:pPr>
-        <w:pStyle w:val="ListParagraph"/>
-        <w:numPr>
-          <w:ilvl w:val="0"/>
-          <w:numId w:val="17"/>
-        </w:numPr>
-        <w:spacing w:before="40" w:after="40" w:line="340" w:lineRule="auto"/>
-        <w:rPr>
-          <w:color w:val="000000" w:themeColor="text1"/>
-        </w:rPr>
-      </w:pPr>
-      <w:r>
-        <w:rPr>
-          <w:color w:val="000000" w:themeColor="text1"/>
-        </w:rPr>
-        <w:t>Thiết kế stateless consumer ngay từ đầu: mọi state ở Redis/ES, không trong memory của consumer.</w:t>
-      </w:r>
-    </w:p>
-    <w:p>
-      <w:pPr>
-        <w:pStyle w:val="ListParagraph"/>
-        <w:numPr>
-          <w:ilvl w:val="0"/>
-          <w:numId w:val="17"/>
-        </w:numPr>
-        <w:spacing w:before="40" w:after="40" w:line="340" w:lineRule="auto"/>
-        <w:rPr>
-          <w:color w:val="000000" w:themeColor="text1"/>
-        </w:rPr>
-      </w:pPr>
-      <w:r>
-        <w:rPr>
-          <w:color w:val="000000" w:themeColor="text1"/>
-        </w:rPr>
-        <w:t>Số partition nên là bội số của số consumer dự kiến tối đa: 6 partition cho 1, 2, 3, hoặc 6 consumer.</w:t>
-      </w:r>
-    </w:p>
-    <w:p>
-      <w:pPr>
-        <w:pStyle w:val="ListParagraph"/>
-        <w:numPr>
-          <w:ilvl w:val="0"/>
-          <w:numId w:val="17"/>
-        </w:numPr>
-        <w:spacing w:before="40" w:after="40" w:line="340" w:lineRule="auto"/>
-        <w:rPr>
-          <w:color w:val="000000" w:themeColor="text1"/>
-        </w:rPr>
-      </w:pPr>
-      <w:r>
-        <w:rPr>
-          <w:color w:val="000000" w:themeColor="text1"/>
-        </w:rPr>
-        <w:t>Kubernetes HPA (Horizontal Pod Autoscaler) dựa trên Kafka consumer lag là production best practice.</w:t>
-      </w:r>
-    </w:p>
-    <w:p>
-      <w:pPr>
-        <w:spacing w:before="200"/>
-        <w:rPr>
-          <w:color w:val="000000" w:themeColor="text1"/>
-        </w:rPr>
-      </w:pPr>
-    </w:p>
-    <w:p>
-      <w:pPr>
-        <w:pStyle w:val="Heading3"/>
-      </w:pPr>
-      <w:bookmarkStart w:id="35" w:name="_Toc232675085"/>
-      <w:r>
-        <w:t xml:space="preserve">Bài học </w:t>
-      </w:r>
-      <w:r>
-        <w:rPr>
-          <w:lang w:val="vi-VN"/>
-        </w:rPr>
-        <w:t>10</w:t>
-      </w:r>
-      <w:r>
-        <w:t>: Chất lượng dữ liệu và kiểm thử – Đảm bảo tính đúng đắn của OHLC</w:t>
-      </w:r>
-      <w:bookmarkEnd w:id="35"/>
-    </w:p>
-    <w:p>
-      <w:pPr>
-        <w:spacing w:before="160" w:after="80"/>
-        <w:rPr>
-          <w:color w:val="000000" w:themeColor="text1"/>
-        </w:rPr>
-      </w:pPr>
-      <w:r>
-        <w:rPr>
-          <w:b/>
-          <w:bCs/>
-          <w:i/>
-          <w:iCs/>
-          <w:color w:val="000000" w:themeColor="text1"/>
-        </w:rPr>
-        <w:t>Mô tả vấn đề</w:t>
-      </w:r>
-    </w:p>
-    <w:p>
-      <w:pPr>
-        <w:spacing w:before="60" w:after="60" w:line="360" w:lineRule="auto"/>
-        <w:rPr>
-          <w:color w:val="000000" w:themeColor="text1"/>
-        </w:rPr>
-      </w:pPr>
-      <w:r>
-        <w:rPr>
-          <w:b/>
-          <w:bCs/>
-          <w:color w:val="000000" w:themeColor="text1"/>
-        </w:rPr>
-        <w:t>Bối cảnh và nền tảng:</w:t>
-      </w:r>
-    </w:p>
-    <w:p>
-      <w:pPr>
-        <w:spacing w:before="60" w:after="60" w:line="360" w:lineRule="auto"/>
-        <w:rPr>
-          <w:color w:val="000000" w:themeColor="text1"/>
-        </w:rPr>
-      </w:pPr>
-      <w:r>
-        <w:rPr>
-          <w:color w:val="000000" w:themeColor="text1"/>
-        </w:rPr>
-        <w:t>OHLC là sản phẩm đầu ra quan trọng nhất của hệ thống. Bất kỳ lỗi tính toán nào (High thấp hơn Open, Close sai) đều ảnh hưởng trực tiếp đến quyết định của người dùng.</w:t>
-      </w:r>
-    </w:p>
-    <w:p>
-      <w:pPr>
-        <w:spacing w:before="60" w:after="60" w:line="360" w:lineRule="auto"/>
-        <w:rPr>
-          <w:color w:val="000000" w:themeColor="text1"/>
-        </w:rPr>
-      </w:pPr>
-      <w:r>
-        <w:rPr>
-          <w:b/>
-          <w:bCs/>
-          <w:color w:val="000000" w:themeColor="text1"/>
-        </w:rPr>
-        <w:t>Thách thức gặp phải:</w:t>
-      </w:r>
-    </w:p>
-    <w:p>
-      <w:pPr>
-        <w:pStyle w:val="ListParagraph"/>
-        <w:numPr>
-          <w:ilvl w:val="0"/>
-          <w:numId w:val="17"/>
-        </w:numPr>
-        <w:spacing w:before="40" w:after="40" w:line="340" w:lineRule="auto"/>
-        <w:rPr>
-          <w:color w:val="000000" w:themeColor="text1"/>
-        </w:rPr>
-      </w:pPr>
-      <w:r>
-        <w:rPr>
-          <w:color w:val="000000" w:themeColor="text1"/>
-        </w:rPr>
-        <w:t>Khó generate test data giống Binance WebSocket thực tế.</w:t>
-      </w:r>
-    </w:p>
-    <w:p>
-      <w:pPr>
-        <w:pStyle w:val="ListParagraph"/>
-        <w:numPr>
-          <w:ilvl w:val="0"/>
-          <w:numId w:val="17"/>
-        </w:numPr>
-        <w:spacing w:before="40" w:after="40" w:line="340" w:lineRule="auto"/>
-        <w:rPr>
-          <w:color w:val="000000" w:themeColor="text1"/>
-        </w:rPr>
-      </w:pPr>
-      <w:r>
-        <w:rPr>
-          <w:color w:val="000000" w:themeColor="text1"/>
-        </w:rPr>
-        <w:t>Không có ground truth để so sánh: không biết OHLC 'đúng' trông như thế nào.</w:t>
-      </w:r>
-    </w:p>
-    <w:p>
-      <w:pPr>
-        <w:pStyle w:val="ListParagraph"/>
-        <w:numPr>
-          <w:ilvl w:val="0"/>
-          <w:numId w:val="17"/>
-        </w:numPr>
-        <w:spacing w:before="40" w:after="40" w:line="340" w:lineRule="auto"/>
-        <w:rPr>
-          <w:color w:val="000000" w:themeColor="text1"/>
-        </w:rPr>
-      </w:pPr>
-      <w:r>
-        <w:rPr>
-          <w:color w:val="000000" w:themeColor="text1"/>
-        </w:rPr>
-        <w:lastRenderedPageBreak/>
-        <w:t>Integration test với Kafka + Redis + ES yêu cầu cả stack chạy.</w:t>
-      </w:r>
-    </w:p>
-    <w:p>
-      <w:pPr>
-        <w:pStyle w:val="ListParagraph"/>
-        <w:numPr>
-          <w:ilvl w:val="0"/>
-          <w:numId w:val="17"/>
-        </w:numPr>
-        <w:spacing w:before="40" w:after="40" w:line="340" w:lineRule="auto"/>
-        <w:rPr>
-          <w:color w:val="000000" w:themeColor="text1"/>
-        </w:rPr>
-      </w:pPr>
-      <w:r>
-        <w:rPr>
-          <w:color w:val="000000" w:themeColor="text1"/>
-        </w:rPr>
-        <w:t>Performance test để biết breaking point của hệ thống.</w:t>
-      </w:r>
-    </w:p>
-    <w:p>
-      <w:pPr>
-        <w:spacing w:before="60" w:after="60" w:line="360" w:lineRule="auto"/>
-        <w:rPr>
-          <w:color w:val="000000" w:themeColor="text1"/>
-        </w:rPr>
-      </w:pPr>
-      <w:r>
-        <w:rPr>
-          <w:b/>
-          <w:bCs/>
-          <w:color w:val="000000" w:themeColor="text1"/>
-        </w:rPr>
-        <w:t>Tác động đến hệ thống:</w:t>
-      </w:r>
-    </w:p>
-    <w:p>
-      <w:pPr>
-        <w:spacing w:before="60" w:after="60" w:line="360" w:lineRule="auto"/>
-        <w:rPr>
-          <w:color w:val="000000" w:themeColor="text1"/>
-        </w:rPr>
-      </w:pPr>
-      <w:r>
-        <w:rPr>
-          <w:color w:val="000000" w:themeColor="text1"/>
-        </w:rPr>
-        <w:t>Bug trong OHLC calculation chỉ phát hiện khi so sánh với Binance chart thực tế – quá muộn.</w:t>
-      </w:r>
-    </w:p>
-    <w:p>
-      <w:pPr>
-        <w:spacing w:before="160" w:after="80"/>
-        <w:rPr>
-          <w:color w:val="000000" w:themeColor="text1"/>
-        </w:rPr>
-      </w:pPr>
-      <w:r>
-        <w:rPr>
-          <w:b/>
-          <w:bCs/>
-          <w:i/>
-          <w:iCs/>
-          <w:color w:val="000000" w:themeColor="text1"/>
-        </w:rPr>
-        <w:t>Cách tiếp cận đã thử</w:t>
-      </w:r>
-    </w:p>
-    <w:p>
-      <w:pPr>
-        <w:spacing w:before="60" w:after="60" w:line="360" w:lineRule="auto"/>
-        <w:rPr>
-          <w:color w:val="000000" w:themeColor="text1"/>
-        </w:rPr>
-      </w:pPr>
-      <w:r>
-        <w:rPr>
-          <w:b/>
-          <w:bCs/>
-          <w:color w:val="000000" w:themeColor="text1"/>
-        </w:rPr>
-        <w:t>Cách 1: Chỉ unit test logic thuần túy</w:t>
-      </w:r>
-    </w:p>
-    <w:p>
-      <w:pPr>
-        <w:spacing w:before="60" w:after="60" w:line="360" w:lineRule="auto"/>
-        <w:rPr>
-          <w:color w:val="000000" w:themeColor="text1"/>
-        </w:rPr>
-      </w:pPr>
-      <w:r>
-        <w:rPr>
-          <w:color w:val="000000" w:themeColor="text1"/>
-        </w:rPr>
-        <w:t>Test calculateOHLC() function với mock data.</w:t>
-      </w:r>
-    </w:p>
-    <w:p>
-      <w:pPr>
-        <w:pStyle w:val="ListParagraph"/>
-        <w:numPr>
-          <w:ilvl w:val="0"/>
-          <w:numId w:val="17"/>
-        </w:numPr>
-        <w:spacing w:before="40" w:after="40" w:line="340" w:lineRule="auto"/>
-        <w:rPr>
-          <w:color w:val="000000" w:themeColor="text1"/>
-        </w:rPr>
-      </w:pPr>
-      <w:r>
-        <w:rPr>
-          <w:color w:val="000000" w:themeColor="text1"/>
-        </w:rPr>
-        <w:t>Ưu điểm: Nhanh, không cần infrastructure.</w:t>
-      </w:r>
-    </w:p>
-    <w:p>
-      <w:pPr>
-        <w:pStyle w:val="ListParagraph"/>
-        <w:numPr>
-          <w:ilvl w:val="0"/>
-          <w:numId w:val="17"/>
-        </w:numPr>
-        <w:spacing w:before="40" w:after="40" w:line="340" w:lineRule="auto"/>
-        <w:rPr>
-          <w:color w:val="000000" w:themeColor="text1"/>
-        </w:rPr>
-      </w:pPr>
-      <w:r>
-        <w:rPr>
-          <w:color w:val="000000" w:themeColor="text1"/>
-        </w:rPr>
-        <w:t>Nhược điểm: Không bắt được integration bug.</w:t>
-      </w:r>
-    </w:p>
-    <w:p>
-      <w:pPr>
-        <w:spacing w:before="60" w:after="60" w:line="360" w:lineRule="auto"/>
-        <w:rPr>
-          <w:color w:val="000000" w:themeColor="text1"/>
-        </w:rPr>
-      </w:pPr>
-      <w:r>
-        <w:rPr>
-          <w:b/>
-          <w:bCs/>
-          <w:color w:val="000000" w:themeColor="text1"/>
-        </w:rPr>
-        <w:t>Cách 2: Unit + Integration + Data Quality check</w:t>
-      </w:r>
-    </w:p>
-    <w:p>
-      <w:pPr>
-        <w:spacing w:before="60" w:after="60" w:line="360" w:lineRule="auto"/>
-        <w:rPr>
-          <w:color w:val="000000" w:themeColor="text1"/>
-        </w:rPr>
-      </w:pPr>
-      <w:r>
-        <w:rPr>
-          <w:color w:val="000000" w:themeColor="text1"/>
-        </w:rPr>
-        <w:t>Thêm integration test với TestContainers và data quality assertion.</w:t>
-      </w:r>
-    </w:p>
-    <w:p>
-      <w:pPr>
-        <w:pStyle w:val="ListParagraph"/>
-        <w:numPr>
-          <w:ilvl w:val="0"/>
-          <w:numId w:val="17"/>
-        </w:numPr>
-        <w:spacing w:before="40" w:after="40" w:line="340" w:lineRule="auto"/>
-        <w:rPr>
-          <w:color w:val="000000" w:themeColor="text1"/>
-        </w:rPr>
-      </w:pPr>
-      <w:r>
-        <w:rPr>
-          <w:color w:val="000000" w:themeColor="text1"/>
-        </w:rPr>
-        <w:t>Ưu điểm: Coverage toàn diện.</w:t>
-      </w:r>
-    </w:p>
-    <w:p>
-      <w:pPr>
-        <w:pStyle w:val="ListParagraph"/>
-        <w:numPr>
-          <w:ilvl w:val="0"/>
-          <w:numId w:val="17"/>
-        </w:numPr>
-        <w:spacing w:before="40" w:after="40" w:line="340" w:lineRule="auto"/>
-        <w:rPr>
-          <w:color w:val="000000" w:themeColor="text1"/>
-        </w:rPr>
-      </w:pPr>
-      <w:r>
-        <w:rPr>
-          <w:color w:val="000000" w:themeColor="text1"/>
-        </w:rPr>
-        <w:t>Nhược điểm: Cần setup phức tạp hơn.</w:t>
-      </w:r>
-    </w:p>
-    <w:p>
-      <w:pPr>
-        <w:spacing w:before="160" w:after="80"/>
-        <w:rPr>
-          <w:color w:val="000000" w:themeColor="text1"/>
-        </w:rPr>
-      </w:pPr>
-      <w:r>
-        <w:rPr>
-          <w:b/>
-          <w:bCs/>
-          <w:i/>
-          <w:iCs/>
-          <w:color w:val="000000" w:themeColor="text1"/>
-        </w:rPr>
-        <w:t>Giải pháp cuối cùng</w:t>
-      </w:r>
-    </w:p>
-    <w:p>
-      <w:pPr>
-        <w:spacing w:before="60" w:after="60" w:line="360" w:lineRule="auto"/>
-        <w:rPr>
-          <w:color w:val="000000" w:themeColor="text1"/>
-        </w:rPr>
-      </w:pPr>
-      <w:r>
-        <w:rPr>
-          <w:color w:val="000000" w:themeColor="text1"/>
-        </w:rPr>
-        <w:t>3 tầng testing: Unit test (Jest) cho business logic, Integration test với docker-compose test profile, Data Quality check: sau mỗi candle assert High &gt;= Open, High &gt;= Close, Low &lt;= Open, Low &lt;= Close.</w:t>
-      </w:r>
-    </w:p>
-    <w:p>
-      <w:pPr>
-        <w:spacing w:before="60" w:after="60" w:line="360" w:lineRule="auto"/>
-        <w:rPr>
-          <w:color w:val="000000" w:themeColor="text1"/>
-        </w:rPr>
-      </w:pPr>
-      <w:r>
-        <w:rPr>
-          <w:b/>
-          <w:bCs/>
-          <w:color w:val="000000" w:themeColor="text1"/>
-        </w:rPr>
-        <w:t>Triển khai:</w:t>
-      </w:r>
-    </w:p>
-    <w:p>
-      <w:pPr>
-        <w:spacing w:before="60" w:after="60" w:line="360" w:lineRule="auto"/>
-        <w:rPr>
-          <w:color w:val="000000" w:themeColor="text1"/>
-        </w:rPr>
-      </w:pPr>
-      <w:r>
-        <w:rPr>
-          <w:color w:val="000000" w:themeColor="text1"/>
-        </w:rPr>
-        <w:t>Jest unit test coverage &gt;80% cho aggregation logic. Integration test replay 100 tick từ fixture file và verify OHLC output. Data quality assertion được chạy inline trong ElasticSearchService trước khi upsert.</w:t>
-      </w:r>
-    </w:p>
-    <w:p>
-      <w:pPr>
-        <w:spacing w:before="60" w:after="60" w:line="360" w:lineRule="auto"/>
-        <w:rPr>
-          <w:color w:val="000000" w:themeColor="text1"/>
-        </w:rPr>
-      </w:pPr>
-      <w:r>
-        <w:rPr>
-          <w:b/>
-          <w:bCs/>
-          <w:color w:val="000000" w:themeColor="text1"/>
-        </w:rPr>
-        <w:t>Chỉ số và kết quả:</w:t>
-      </w:r>
-    </w:p>
-    <w:p>
-      <w:pPr>
-        <w:pStyle w:val="ListParagraph"/>
-        <w:numPr>
-          <w:ilvl w:val="0"/>
-          <w:numId w:val="17"/>
-        </w:numPr>
-        <w:spacing w:before="40" w:after="40" w:line="340" w:lineRule="auto"/>
-        <w:rPr>
-          <w:color w:val="000000" w:themeColor="text1"/>
-        </w:rPr>
-      </w:pPr>
-      <w:r>
-        <w:rPr>
-          <w:color w:val="000000" w:themeColor="text1"/>
-        </w:rPr>
-        <w:t>Unit test coverage: 84% cho aggregation module.</w:t>
-      </w:r>
-    </w:p>
-    <w:p>
-      <w:pPr>
-        <w:pStyle w:val="ListParagraph"/>
-        <w:numPr>
-          <w:ilvl w:val="0"/>
-          <w:numId w:val="17"/>
-        </w:numPr>
-        <w:spacing w:before="40" w:after="40" w:line="340" w:lineRule="auto"/>
-        <w:rPr>
-          <w:color w:val="000000" w:themeColor="text1"/>
-        </w:rPr>
-      </w:pPr>
-      <w:r>
-        <w:rPr>
-          <w:color w:val="000000" w:themeColor="text1"/>
-        </w:rPr>
-        <w:t>Phát hiện 2 bug trong edge case: candle với chỉ 1 tick (Open = High = Low = Close), và candle cross midnight timezone.</w:t>
-      </w:r>
-    </w:p>
-    <w:p>
-      <w:pPr>
-        <w:pStyle w:val="ListParagraph"/>
-        <w:numPr>
-          <w:ilvl w:val="0"/>
-          <w:numId w:val="17"/>
-        </w:numPr>
-        <w:spacing w:before="40" w:after="40" w:line="340" w:lineRule="auto"/>
-        <w:rPr>
-          <w:color w:val="000000" w:themeColor="text1"/>
-        </w:rPr>
-      </w:pPr>
-      <w:r>
-        <w:rPr>
-          <w:color w:val="000000" w:themeColor="text1"/>
-        </w:rPr>
-        <w:t>Zero OHLC constraint violation (High &lt; Low) sau khi implement assertions.</w:t>
-      </w:r>
-    </w:p>
-    <w:p>
-      <w:pPr>
-        <w:spacing w:before="160" w:after="80"/>
-        <w:rPr>
-          <w:color w:val="000000" w:themeColor="text1"/>
-        </w:rPr>
-      </w:pPr>
-      <w:r>
-        <w:rPr>
-          <w:b/>
-          <w:bCs/>
-          <w:i/>
-          <w:iCs/>
-          <w:color w:val="000000" w:themeColor="text1"/>
-        </w:rPr>
-        <w:t>Điểm rút ra</w:t>
-      </w:r>
-    </w:p>
-    <w:p>
-      <w:pPr>
-        <w:spacing w:before="60" w:after="60" w:line="360" w:lineRule="auto"/>
-        <w:rPr>
-          <w:color w:val="000000" w:themeColor="text1"/>
-        </w:rPr>
-      </w:pPr>
-      <w:r>
-        <w:rPr>
-          <w:b/>
-          <w:bCs/>
-          <w:color w:val="000000" w:themeColor="text1"/>
-        </w:rPr>
-        <w:t>Hiểu biết kỹ thuật:</w:t>
-      </w:r>
-    </w:p>
-    <w:p>
-      <w:pPr>
-        <w:pStyle w:val="ListParagraph"/>
-        <w:numPr>
-          <w:ilvl w:val="0"/>
-          <w:numId w:val="17"/>
-        </w:numPr>
-        <w:spacing w:before="40" w:after="40" w:line="340" w:lineRule="auto"/>
-        <w:rPr>
-          <w:color w:val="000000" w:themeColor="text1"/>
-        </w:rPr>
-      </w:pPr>
-      <w:r>
-        <w:rPr>
-          <w:color w:val="000000" w:themeColor="text1"/>
-        </w:rPr>
-        <w:lastRenderedPageBreak/>
-        <w:t>Constraint-based testing (assert business rules) bắt được bug mà example-based test bỏ qua.</w:t>
-      </w:r>
-    </w:p>
-    <w:p>
-      <w:pPr>
-        <w:pStyle w:val="ListParagraph"/>
-        <w:numPr>
-          <w:ilvl w:val="0"/>
-          <w:numId w:val="17"/>
-        </w:numPr>
-        <w:spacing w:before="40" w:after="40" w:line="340" w:lineRule="auto"/>
-        <w:rPr>
-          <w:color w:val="000000" w:themeColor="text1"/>
-        </w:rPr>
-      </w:pPr>
-      <w:r>
-        <w:rPr>
-          <w:color w:val="000000" w:themeColor="text1"/>
-        </w:rPr>
-        <w:t>TestContainers cho phép integration test realistic mà không cần cài service thật.</w:t>
-      </w:r>
-    </w:p>
-    <w:p>
-      <w:pPr>
-        <w:pStyle w:val="ListParagraph"/>
-        <w:numPr>
-          <w:ilvl w:val="0"/>
-          <w:numId w:val="17"/>
-        </w:numPr>
-        <w:spacing w:before="40" w:after="40" w:line="340" w:lineRule="auto"/>
-        <w:rPr>
-          <w:color w:val="000000" w:themeColor="text1"/>
-        </w:rPr>
-      </w:pPr>
-      <w:r>
-        <w:rPr>
-          <w:color w:val="000000" w:themeColor="text1"/>
-        </w:rPr>
-        <w:t>Data quality assertion trong production code (not just tests) tạo nên guardrails tự động.</w:t>
-      </w:r>
-    </w:p>
-    <w:p>
-      <w:pPr>
-        <w:spacing w:before="60" w:after="60" w:line="360" w:lineRule="auto"/>
-        <w:rPr>
-          <w:color w:val="000000" w:themeColor="text1"/>
-        </w:rPr>
-      </w:pPr>
-      <w:r>
-        <w:rPr>
-          <w:b/>
-          <w:bCs/>
-          <w:color w:val="000000" w:themeColor="text1"/>
-        </w:rPr>
-        <w:t>Thực hành tốt và đề xuất:</w:t>
-      </w:r>
-    </w:p>
-    <w:p>
-      <w:pPr>
-        <w:pStyle w:val="ListParagraph"/>
-        <w:numPr>
-          <w:ilvl w:val="0"/>
-          <w:numId w:val="17"/>
-        </w:numPr>
-        <w:spacing w:before="40" w:after="40" w:line="340" w:lineRule="auto"/>
-        <w:rPr>
-          <w:color w:val="000000" w:themeColor="text1"/>
-        </w:rPr>
-      </w:pPr>
-      <w:r>
-        <w:rPr>
-          <w:color w:val="000000" w:themeColor="text1"/>
-        </w:rPr>
-        <w:t>Luôn có data quality assertion trong pipeline: fail-fast tốt hơn là silent corruption.</w:t>
-      </w:r>
-    </w:p>
-    <w:p>
-      <w:pPr>
-        <w:pStyle w:val="ListParagraph"/>
-        <w:numPr>
-          <w:ilvl w:val="0"/>
-          <w:numId w:val="17"/>
-        </w:numPr>
-        <w:spacing w:before="40" w:after="40" w:line="340" w:lineRule="auto"/>
-        <w:rPr>
-          <w:color w:val="000000" w:themeColor="text1"/>
-        </w:rPr>
-      </w:pPr>
-      <w:r>
-        <w:rPr>
-          <w:color w:val="000000" w:themeColor="text1"/>
-        </w:rPr>
-        <w:t>Fixture-based integration test với real Binance tick data để cover edge cases thực tế.</w:t>
-      </w:r>
-    </w:p>
-    <w:p>
-      <w:pPr>
-        <w:pStyle w:val="ListParagraph"/>
-        <w:numPr>
-          <w:ilvl w:val="0"/>
-          <w:numId w:val="17"/>
-        </w:numPr>
-        <w:spacing w:before="40" w:after="40" w:line="340" w:lineRule="auto"/>
-        <w:rPr>
-          <w:color w:val="000000" w:themeColor="text1"/>
-        </w:rPr>
-      </w:pPr>
-      <w:r>
-        <w:rPr>
-          <w:color w:val="000000" w:themeColor="text1"/>
-        </w:rPr>
-        <w:t>NestJS e2e test (supertest) cho API layer; Jest unit test cho service layer.</w:t>
-      </w:r>
-    </w:p>
-    <w:p>
-      <w:pPr>
-        <w:spacing w:before="200"/>
-        <w:rPr>
-          <w:color w:val="000000" w:themeColor="text1"/>
-        </w:rPr>
-      </w:pPr>
-    </w:p>
-    <w:p>
-      <w:pPr>
-        <w:pStyle w:val="Heading3"/>
-      </w:pPr>
-      <w:bookmarkStart w:id="36" w:name="_Toc232675086"/>
-      <w:r>
-        <w:t>Bài học 1</w:t>
-      </w:r>
-      <w:r>
-        <w:rPr>
-          <w:lang w:val="vi-VN"/>
-        </w:rPr>
-        <w:t>1</w:t>
-      </w:r>
-      <w:r>
-        <w:t>: Bảo mật và quản trị – Từ development đến production readiness</w:t>
-      </w:r>
-      <w:bookmarkEnd w:id="36"/>
-    </w:p>
-    <w:p>
-      <w:pPr>
-        <w:spacing w:before="160" w:after="80"/>
-        <w:rPr>
-          <w:color w:val="000000" w:themeColor="text1"/>
-        </w:rPr>
-      </w:pPr>
-      <w:r>
-        <w:rPr>
-          <w:b/>
-          <w:bCs/>
-          <w:i/>
-          <w:iCs/>
-          <w:color w:val="000000" w:themeColor="text1"/>
-        </w:rPr>
-        <w:t>Mô tả vấn đề</w:t>
-      </w:r>
-    </w:p>
-    <w:p>
-      <w:pPr>
-        <w:spacing w:before="60" w:after="60" w:line="360" w:lineRule="auto"/>
-        <w:rPr>
-          <w:color w:val="000000" w:themeColor="text1"/>
-        </w:rPr>
-      </w:pPr>
-      <w:r>
-        <w:rPr>
-          <w:b/>
-          <w:bCs/>
-          <w:color w:val="000000" w:themeColor="text1"/>
-        </w:rPr>
-        <w:t>Bối cảnh và nền tảng:</w:t>
-      </w:r>
-    </w:p>
-    <w:p>
-      <w:pPr>
-        <w:spacing w:before="60" w:after="60" w:line="360" w:lineRule="auto"/>
-        <w:rPr>
-          <w:color w:val="000000" w:themeColor="text1"/>
-        </w:rPr>
-      </w:pPr>
-      <w:r>
-        <w:rPr>
-          <w:color w:val="000000" w:themeColor="text1"/>
-        </w:rPr>
-        <w:t>Trong môi trường development, các service chạy không có authentication để tiện phát triển. Khi chuẩn bị cho production, cần có kế hoạch bảo mật rõ ràng.</w:t>
-      </w:r>
-    </w:p>
-    <w:p>
-      <w:pPr>
-        <w:spacing w:before="60" w:after="60" w:line="360" w:lineRule="auto"/>
-        <w:rPr>
-          <w:color w:val="000000" w:themeColor="text1"/>
-        </w:rPr>
-      </w:pPr>
-      <w:r>
-        <w:rPr>
-          <w:b/>
-          <w:bCs/>
-          <w:color w:val="000000" w:themeColor="text1"/>
-        </w:rPr>
-        <w:t>Thách thức gặp phải:</w:t>
-      </w:r>
-    </w:p>
-    <w:p>
-      <w:pPr>
-        <w:pStyle w:val="ListParagraph"/>
-        <w:numPr>
-          <w:ilvl w:val="0"/>
-          <w:numId w:val="17"/>
-        </w:numPr>
-        <w:spacing w:before="40" w:after="40" w:line="340" w:lineRule="auto"/>
-        <w:rPr>
-          <w:color w:val="000000" w:themeColor="text1"/>
-        </w:rPr>
-      </w:pPr>
-      <w:r>
-        <w:rPr>
-          <w:color w:val="000000" w:themeColor="text1"/>
-        </w:rPr>
-        <w:t>Không có audit log: không biết ai query gì, khi nào.</w:t>
-      </w:r>
-    </w:p>
-    <w:p>
-      <w:pPr>
-        <w:pStyle w:val="ListParagraph"/>
-        <w:numPr>
-          <w:ilvl w:val="0"/>
-          <w:numId w:val="17"/>
-        </w:numPr>
-        <w:spacing w:before="40" w:after="40" w:line="340" w:lineRule="auto"/>
-        <w:rPr>
-          <w:color w:val="000000" w:themeColor="text1"/>
-        </w:rPr>
-      </w:pPr>
-      <w:r>
-        <w:rPr>
-          <w:color w:val="000000" w:themeColor="text1"/>
-        </w:rPr>
-        <w:t>API key Binance (nếu dùng private endpoint) cần được bảo vệ.</w:t>
-      </w:r>
-    </w:p>
-    <w:p>
-      <w:pPr>
-        <w:spacing w:before="60" w:after="60" w:line="360" w:lineRule="auto"/>
-        <w:rPr>
-          <w:color w:val="000000" w:themeColor="text1"/>
-        </w:rPr>
-      </w:pPr>
-      <w:r>
-        <w:rPr>
-          <w:b/>
-          <w:bCs/>
-          <w:color w:val="000000" w:themeColor="text1"/>
-        </w:rPr>
-        <w:t>Tác động đến hệ thống:</w:t>
-      </w:r>
-    </w:p>
-    <w:p>
-      <w:pPr>
-        <w:spacing w:before="60" w:after="60" w:line="360" w:lineRule="auto"/>
-        <w:rPr>
-          <w:color w:val="000000" w:themeColor="text1"/>
-        </w:rPr>
-      </w:pPr>
-      <w:r>
-        <w:rPr>
-          <w:color w:val="000000" w:themeColor="text1"/>
-        </w:rPr>
-        <w:t>Nếu expose service ra internet (cloud deployment) mà không có bảo mật, risk bị exploit và data leak rất cao.</w:t>
-      </w:r>
-    </w:p>
-    <w:p>
-      <w:pPr>
-        <w:spacing w:before="160" w:after="80"/>
-        <w:rPr>
-          <w:color w:val="000000" w:themeColor="text1"/>
-        </w:rPr>
-      </w:pPr>
-      <w:r>
-        <w:rPr>
-          <w:b/>
-          <w:bCs/>
-          <w:i/>
-          <w:iCs/>
-          <w:color w:val="000000" w:themeColor="text1"/>
-        </w:rPr>
-        <w:t>Cách tiếp cận đã thử</w:t>
-      </w:r>
-    </w:p>
-    <w:p>
-      <w:pPr>
-        <w:spacing w:before="60" w:after="60" w:line="360" w:lineRule="auto"/>
-        <w:rPr>
-          <w:color w:val="000000" w:themeColor="text1"/>
-        </w:rPr>
-      </w:pPr>
-      <w:r>
-        <w:rPr>
-          <w:b/>
-          <w:bCs/>
-          <w:color w:val="000000" w:themeColor="text1"/>
-        </w:rPr>
-        <w:t>Cách 1: Không làm gì trong dev, fix trước khi deploy</w:t>
-      </w:r>
-    </w:p>
-    <w:p>
-      <w:pPr>
-        <w:spacing w:before="60" w:after="60" w:line="360" w:lineRule="auto"/>
-        <w:rPr>
-          <w:color w:val="000000" w:themeColor="text1"/>
-        </w:rPr>
-      </w:pPr>
-      <w:r>
-        <w:rPr>
-          <w:color w:val="000000" w:themeColor="text1"/>
-        </w:rPr>
-        <w:t>Accept security debt trong dev, clean up trước production.</w:t>
-      </w:r>
-    </w:p>
-    <w:p>
-      <w:pPr>
-        <w:pStyle w:val="ListParagraph"/>
-        <w:numPr>
-          <w:ilvl w:val="0"/>
-          <w:numId w:val="17"/>
-        </w:numPr>
-        <w:spacing w:before="40" w:after="40" w:line="340" w:lineRule="auto"/>
-        <w:rPr>
-          <w:color w:val="000000" w:themeColor="text1"/>
-        </w:rPr>
-      </w:pPr>
-      <w:r>
-        <w:rPr>
-          <w:color w:val="000000" w:themeColor="text1"/>
-        </w:rPr>
-        <w:t>Ưu điểm: Development nhanh hơn.</w:t>
-      </w:r>
-    </w:p>
-    <w:p>
-      <w:pPr>
-        <w:pStyle w:val="ListParagraph"/>
-        <w:numPr>
-          <w:ilvl w:val="0"/>
-          <w:numId w:val="17"/>
-        </w:numPr>
-        <w:spacing w:before="40" w:after="40" w:line="340" w:lineRule="auto"/>
-        <w:rPr>
-          <w:color w:val="000000" w:themeColor="text1"/>
-        </w:rPr>
-      </w:pPr>
-      <w:r>
-        <w:rPr>
-          <w:color w:val="000000" w:themeColor="text1"/>
-        </w:rPr>
-        <w:t>Nhược điểm: Risk quên không fix; tạo thói quen xấu.</w:t>
-      </w:r>
-    </w:p>
-    <w:p>
-      <w:pPr>
-        <w:spacing w:before="60" w:after="60" w:line="360" w:lineRule="auto"/>
-        <w:rPr>
-          <w:color w:val="000000" w:themeColor="text1"/>
-        </w:rPr>
-      </w:pPr>
-      <w:r>
-        <w:rPr>
-          <w:b/>
-          <w:bCs/>
-          <w:color w:val="000000" w:themeColor="text1"/>
-        </w:rPr>
-        <w:t>Cách 2: Security-by-default, dùng feature flag để tắt trong dev</w:t>
-      </w:r>
-    </w:p>
-    <w:p>
-      <w:pPr>
-        <w:spacing w:before="60" w:after="60" w:line="360" w:lineRule="auto"/>
-        <w:rPr>
-          <w:color w:val="000000" w:themeColor="text1"/>
-        </w:rPr>
-      </w:pPr>
-      <w:r>
-        <w:rPr>
-          <w:color w:val="000000" w:themeColor="text1"/>
-        </w:rPr>
-        <w:lastRenderedPageBreak/>
-        <w:t>Code đã có security, dùng env var DISABLE_AUTH=true trong dev.</w:t>
-      </w:r>
-    </w:p>
-    <w:p>
-      <w:pPr>
-        <w:pStyle w:val="ListParagraph"/>
-        <w:numPr>
-          <w:ilvl w:val="0"/>
-          <w:numId w:val="17"/>
-        </w:numPr>
-        <w:spacing w:before="40" w:after="40" w:line="340" w:lineRule="auto"/>
-        <w:rPr>
-          <w:color w:val="000000" w:themeColor="text1"/>
-        </w:rPr>
-      </w:pPr>
-      <w:r>
-        <w:rPr>
-          <w:color w:val="000000" w:themeColor="text1"/>
-        </w:rPr>
-        <w:t>Ưu điểm: Production-ready hơn.</w:t>
-      </w:r>
-    </w:p>
-    <w:p>
-      <w:pPr>
-        <w:pStyle w:val="ListParagraph"/>
-        <w:numPr>
-          <w:ilvl w:val="0"/>
-          <w:numId w:val="17"/>
-        </w:numPr>
-        <w:spacing w:before="40" w:after="40" w:line="340" w:lineRule="auto"/>
-        <w:rPr>
-          <w:color w:val="000000" w:themeColor="text1"/>
-        </w:rPr>
-      </w:pPr>
-      <w:r>
-        <w:rPr>
-          <w:color w:val="000000" w:themeColor="text1"/>
-        </w:rPr>
-        <w:t>Nhược điểm: Setup phức tạp hơn ban đầu.</w:t>
-      </w:r>
-    </w:p>
-    <w:p>
-      <w:pPr>
-        <w:spacing w:before="160" w:after="80"/>
-        <w:rPr>
-          <w:color w:val="000000" w:themeColor="text1"/>
-        </w:rPr>
-      </w:pPr>
-      <w:r>
-        <w:rPr>
-          <w:b/>
-          <w:bCs/>
-          <w:i/>
-          <w:iCs/>
-          <w:color w:val="000000" w:themeColor="text1"/>
-        </w:rPr>
-        <w:t>Giải pháp cuối cùng</w:t>
-      </w:r>
-    </w:p>
-    <w:p>
-      <w:pPr>
-        <w:spacing w:before="60" w:after="60" w:line="360" w:lineRule="auto"/>
-        <w:rPr>
-          <w:color w:val="000000" w:themeColor="text1"/>
-        </w:rPr>
-      </w:pPr>
-      <w:r>
-        <w:rPr>
-          <w:color w:val="000000" w:themeColor="text1"/>
-        </w:rPr>
-        <w:t>Tài liệu hóa Production Security Checklist rõ ràng và đặt trong README. Implement secret management qua environment variables (không hardcode trong code). Bật ES security với .env.production.</w:t>
-      </w:r>
-    </w:p>
-    <w:p>
-      <w:pPr>
-        <w:spacing w:before="60" w:after="60" w:line="360" w:lineRule="auto"/>
-        <w:rPr>
-          <w:color w:val="000000" w:themeColor="text1"/>
-        </w:rPr>
-      </w:pPr>
-      <w:r>
-        <w:rPr>
-          <w:b/>
-          <w:bCs/>
-          <w:color w:val="000000" w:themeColor="text1"/>
-        </w:rPr>
-        <w:t>Triển khai:</w:t>
-      </w:r>
-    </w:p>
-    <w:p>
-      <w:pPr>
-        <w:spacing w:before="60" w:after="60" w:line="360" w:lineRule="auto"/>
-        <w:rPr>
-          <w:color w:val="000000" w:themeColor="text1"/>
-        </w:rPr>
-      </w:pPr>
-      <w:r>
-        <w:rPr>
-          <w:color w:val="000000" w:themeColor="text1"/>
-        </w:rPr>
-        <w:t>Tách .env.docker (dev) và .env.production (prod). Production env: ELASTICSEARCH_USERNAME, ELASTICSEARCH_PASSWORD, REDIS_PASSWORD, SSL certificates. Dùng Docker secrets hoặc HashiCorp Vault cho production.</w:t>
-      </w:r>
-    </w:p>
-    <w:p>
-      <w:pPr>
-        <w:spacing w:before="60" w:after="60" w:line="360" w:lineRule="auto"/>
-        <w:rPr>
-          <w:color w:val="000000" w:themeColor="text1"/>
-        </w:rPr>
-      </w:pPr>
-      <w:r>
-        <w:rPr>
-          <w:b/>
-          <w:bCs/>
-          <w:color w:val="000000" w:themeColor="text1"/>
-        </w:rPr>
-        <w:t>Chỉ số và kết quả:</w:t>
-      </w:r>
-    </w:p>
-    <w:p>
-      <w:pPr>
-        <w:pStyle w:val="ListParagraph"/>
-        <w:numPr>
-          <w:ilvl w:val="0"/>
-          <w:numId w:val="17"/>
-        </w:numPr>
-        <w:spacing w:before="40" w:after="40" w:line="340" w:lineRule="auto"/>
-        <w:rPr>
-          <w:color w:val="000000" w:themeColor="text1"/>
-        </w:rPr>
-      </w:pPr>
-      <w:r>
-        <w:rPr>
-          <w:color w:val="000000" w:themeColor="text1"/>
-        </w:rPr>
-        <w:t>100% secret trong environment variables, zero hardcoded credential trong codebase.</w:t>
-      </w:r>
-    </w:p>
-    <w:p>
-      <w:pPr>
-        <w:pStyle w:val="ListParagraph"/>
-        <w:numPr>
-          <w:ilvl w:val="0"/>
-          <w:numId w:val="17"/>
-        </w:numPr>
-        <w:spacing w:before="40" w:after="40" w:line="340" w:lineRule="auto"/>
-        <w:rPr>
-          <w:color w:val="000000" w:themeColor="text1"/>
-        </w:rPr>
-      </w:pPr>
-      <w:r>
-        <w:rPr>
-          <w:color w:val="000000" w:themeColor="text1"/>
-        </w:rPr>
-        <w:t>Production checklist có 8 mục, đã document trong DOCKER_SETUP.md.</w:t>
-      </w:r>
-    </w:p>
-    <w:p>
-      <w:pPr>
-        <w:pStyle w:val="ListParagraph"/>
-        <w:numPr>
-          <w:ilvl w:val="0"/>
-          <w:numId w:val="17"/>
-        </w:numPr>
-        <w:spacing w:before="40" w:after="40" w:line="340" w:lineRule="auto"/>
-        <w:rPr>
-          <w:color w:val="000000" w:themeColor="text1"/>
-        </w:rPr>
-      </w:pPr>
-      <w:r>
-        <w:rPr>
-          <w:color w:val="000000" w:themeColor="text1"/>
-        </w:rPr>
-        <w:t>Git pre-commit hook prevent commit với credential pattern (aws_secret, password=, apikey).</w:t>
-      </w:r>
-    </w:p>
-    <w:p>
-      <w:pPr>
-        <w:spacing w:before="160" w:after="80"/>
-        <w:rPr>
-          <w:color w:val="000000" w:themeColor="text1"/>
-        </w:rPr>
-      </w:pPr>
-      <w:r>
-        <w:rPr>
-          <w:b/>
-          <w:bCs/>
-          <w:i/>
-          <w:iCs/>
-          <w:color w:val="000000" w:themeColor="text1"/>
-        </w:rPr>
-        <w:t>Điểm rút ra</w:t>
-      </w:r>
-    </w:p>
-    <w:p>
-      <w:pPr>
-        <w:spacing w:before="60" w:after="60" w:line="360" w:lineRule="auto"/>
-        <w:rPr>
-          <w:color w:val="000000" w:themeColor="text1"/>
-        </w:rPr>
-      </w:pPr>
-      <w:r>
-        <w:rPr>
-          <w:b/>
-          <w:bCs/>
-          <w:color w:val="000000" w:themeColor="text1"/>
-        </w:rPr>
-        <w:t>Hiểu biết kỹ thuật:</w:t>
-      </w:r>
-    </w:p>
-    <w:p>
-      <w:pPr>
-        <w:pStyle w:val="ListParagraph"/>
-        <w:numPr>
-          <w:ilvl w:val="0"/>
-          <w:numId w:val="17"/>
-        </w:numPr>
-        <w:spacing w:before="40" w:after="40" w:line="340" w:lineRule="auto"/>
-        <w:rPr>
-          <w:color w:val="000000" w:themeColor="text1"/>
-        </w:rPr>
-      </w:pPr>
-      <w:r>
-        <w:rPr>
-          <w:color w:val="000000" w:themeColor="text1"/>
-        </w:rPr>
-        <w:t>12-factor app principle: config qua environment, không bao giờ hardcode.</w:t>
-      </w:r>
-    </w:p>
-    <w:p>
-      <w:pPr>
-        <w:pStyle w:val="ListParagraph"/>
-        <w:numPr>
-          <w:ilvl w:val="0"/>
-          <w:numId w:val="17"/>
-        </w:numPr>
-        <w:spacing w:before="40" w:after="40" w:line="340" w:lineRule="auto"/>
-        <w:rPr>
-          <w:color w:val="000000" w:themeColor="text1"/>
-        </w:rPr>
-      </w:pPr>
-      <w:r>
-        <w:rPr>
-          <w:color w:val="000000" w:themeColor="text1"/>
-        </w:rPr>
-        <w:t>.gitignore phải bao gồm .env*, *.pem, *.key ngay từ commit đầu tiên.</w:t>
-      </w:r>
-    </w:p>
-    <w:p>
-      <w:pPr>
-        <w:spacing w:before="60" w:after="60" w:line="360" w:lineRule="auto"/>
-        <w:rPr>
-          <w:color w:val="000000" w:themeColor="text1"/>
-        </w:rPr>
-      </w:pPr>
-      <w:r>
-        <w:rPr>
-          <w:b/>
-          <w:bCs/>
-          <w:color w:val="000000" w:themeColor="text1"/>
-        </w:rPr>
-        <w:t>Thực hành tốt và đề xuất:</w:t>
-      </w:r>
-    </w:p>
-    <w:p>
-      <w:pPr>
-        <w:pStyle w:val="ListParagraph"/>
-        <w:numPr>
-          <w:ilvl w:val="0"/>
-          <w:numId w:val="17"/>
-        </w:numPr>
-        <w:spacing w:before="40" w:after="40" w:line="340" w:lineRule="auto"/>
-        <w:rPr>
-          <w:color w:val="000000" w:themeColor="text1"/>
-        </w:rPr>
-      </w:pPr>
-      <w:r>
-        <w:rPr>
-          <w:color w:val="000000" w:themeColor="text1"/>
-        </w:rPr>
-        <w:t>Viết Production Security Checklist trong README ngay từ đầu dự án.</w:t>
-      </w:r>
-    </w:p>
-    <w:p>
-      <w:pPr>
-        <w:pStyle w:val="ListParagraph"/>
-        <w:numPr>
-          <w:ilvl w:val="0"/>
-          <w:numId w:val="17"/>
-        </w:numPr>
-        <w:spacing w:before="40" w:after="40" w:line="340" w:lineRule="auto"/>
-        <w:rPr>
-          <w:color w:val="000000" w:themeColor="text1"/>
-        </w:rPr>
-      </w:pPr>
-      <w:r>
-        <w:rPr>
-          <w:color w:val="000000" w:themeColor="text1"/>
-        </w:rPr>
-        <w:t>Dùng git-secrets hoặc truffleHog để scan credential leak trong CI/CD.</w:t>
-      </w:r>
-    </w:p>
-    <w:p>
-      <w:pPr>
-        <w:pStyle w:val="ListParagraph"/>
-        <w:numPr>
-          <w:ilvl w:val="0"/>
-          <w:numId w:val="17"/>
-        </w:numPr>
-        <w:spacing w:before="40" w:after="40" w:line="340" w:lineRule="auto"/>
-        <w:rPr>
-          <w:color w:val="000000" w:themeColor="text1"/>
-        </w:rPr>
-      </w:pPr>
-      <w:r>
-        <w:rPr>
-          <w:color w:val="000000" w:themeColor="text1"/>
-        </w:rPr>
-        <w:t>Network segmentation: ES và Redis chỉ accessible từ internal Docker network, không expose ra ngoài.</w:t>
-      </w:r>
-    </w:p>
-    <w:p>
-      <w:pPr>
-        <w:spacing w:before="200"/>
-        <w:rPr>
-          <w:color w:val="000000" w:themeColor="text1"/>
-        </w:rPr>
-      </w:pPr>
-    </w:p>
-    <w:p>
-      <w:pPr>
-        <w:pStyle w:val="Heading3"/>
-      </w:pPr>
-      <w:bookmarkStart w:id="37" w:name="_Toc232675087"/>
-      <w:r>
-        <w:t>Bài học 1</w:t>
-      </w:r>
-      <w:r>
-        <w:rPr>
-          <w:lang w:val="vi-VN"/>
-        </w:rPr>
-        <w:t>2</w:t>
-      </w:r>
-      <w:r>
-        <w:t>: Chịu lỗi và khôi phục – Đảm bảo tính sẵn sàng của hệ thống</w:t>
-      </w:r>
-      <w:bookmarkEnd w:id="37"/>
-    </w:p>
-    <w:p>
-      <w:pPr>
-        <w:spacing w:before="160" w:after="80"/>
-        <w:rPr>
-          <w:color w:val="000000" w:themeColor="text1"/>
-        </w:rPr>
-      </w:pPr>
-      <w:r>
-        <w:rPr>
-          <w:b/>
-          <w:bCs/>
-          <w:i/>
-          <w:iCs/>
-          <w:color w:val="000000" w:themeColor="text1"/>
-        </w:rPr>
-        <w:lastRenderedPageBreak/>
-        <w:t>Mô tả vấn đề</w:t>
-      </w:r>
-    </w:p>
-    <w:p>
-      <w:pPr>
-        <w:spacing w:before="60" w:after="60" w:line="360" w:lineRule="auto"/>
-        <w:rPr>
-          <w:color w:val="000000" w:themeColor="text1"/>
-        </w:rPr>
-      </w:pPr>
-      <w:r>
-        <w:rPr>
-          <w:b/>
-          <w:bCs/>
-          <w:color w:val="000000" w:themeColor="text1"/>
-        </w:rPr>
-        <w:t>Bối cảnh và nền tảng:</w:t>
-      </w:r>
-    </w:p>
-    <w:p>
-      <w:pPr>
-        <w:spacing w:before="60" w:after="60" w:line="360" w:lineRule="auto"/>
-        <w:rPr>
-          <w:color w:val="000000" w:themeColor="text1"/>
-        </w:rPr>
-      </w:pPr>
-      <w:r>
-        <w:rPr>
-          <w:color w:val="000000" w:themeColor="text1"/>
-        </w:rPr>
-        <w:t>Hệ thống chạy 24/7, các service có thể crash bất cứ lúc nào do OOM, network issue, hoặc Binance API maintenance. Cần đảm bảo tự phục hồi và không mất dữ liệu.</w:t>
-      </w:r>
-    </w:p>
-    <w:p>
-      <w:pPr>
-        <w:spacing w:before="60" w:after="60" w:line="360" w:lineRule="auto"/>
-        <w:rPr>
-          <w:color w:val="000000" w:themeColor="text1"/>
-        </w:rPr>
-      </w:pPr>
-      <w:r>
-        <w:rPr>
-          <w:b/>
-          <w:bCs/>
-          <w:color w:val="000000" w:themeColor="text1"/>
-        </w:rPr>
-        <w:t>Thách thức gặp phải:</w:t>
-      </w:r>
-    </w:p>
-    <w:p>
-      <w:pPr>
-        <w:pStyle w:val="ListParagraph"/>
-        <w:numPr>
-          <w:ilvl w:val="0"/>
-          <w:numId w:val="17"/>
-        </w:numPr>
-        <w:spacing w:before="40" w:after="40" w:line="340" w:lineRule="auto"/>
-        <w:rPr>
-          <w:color w:val="000000" w:themeColor="text1"/>
-        </w:rPr>
-      </w:pPr>
-      <w:r>
-        <w:rPr>
-          <w:color w:val="000000" w:themeColor="text1"/>
-        </w:rPr>
-        <w:t>Khi NestJS crash và restart, Kafka consumer lag tăng (tick trong thời gian downtime chồng đống).</w:t>
-      </w:r>
-    </w:p>
-    <w:p>
-      <w:pPr>
-        <w:pStyle w:val="ListParagraph"/>
-        <w:numPr>
-          <w:ilvl w:val="0"/>
-          <w:numId w:val="17"/>
-        </w:numPr>
-        <w:spacing w:before="40" w:after="40" w:line="340" w:lineRule="auto"/>
-        <w:rPr>
-          <w:color w:val="000000" w:themeColor="text1"/>
-        </w:rPr>
-      </w:pPr>
-      <w:r>
-        <w:rPr>
-          <w:color w:val="000000" w:themeColor="text1"/>
-        </w:rPr>
-        <w:t>Redis AOF (Append Only File) persistence mặc định OFF – mất state khi Redis restart.</w:t>
-      </w:r>
-    </w:p>
-    <w:p>
-      <w:pPr>
-        <w:pStyle w:val="ListParagraph"/>
-        <w:numPr>
-          <w:ilvl w:val="0"/>
-          <w:numId w:val="17"/>
-        </w:numPr>
-        <w:spacing w:before="40" w:after="40" w:line="340" w:lineRule="auto"/>
-        <w:rPr>
-          <w:color w:val="000000" w:themeColor="text1"/>
-        </w:rPr>
-      </w:pPr>
-      <w:r>
-        <w:rPr>
-          <w:color w:val="000000" w:themeColor="text1"/>
-        </w:rPr>
-        <w:t>Docker container restart policy không đủ cho production (cần health-based restart).</w:t>
-      </w:r>
-    </w:p>
-    <w:p>
-      <w:pPr>
-        <w:spacing w:before="60" w:after="60" w:line="360" w:lineRule="auto"/>
-        <w:rPr>
-          <w:color w:val="000000" w:themeColor="text1"/>
-        </w:rPr>
-      </w:pPr>
-      <w:r>
-        <w:rPr>
-          <w:b/>
-          <w:bCs/>
-          <w:color w:val="000000" w:themeColor="text1"/>
-        </w:rPr>
-        <w:t>Tác động đến hệ thống:</w:t>
-      </w:r>
-    </w:p>
-    <w:p>
-      <w:pPr>
-        <w:spacing w:before="60" w:after="60" w:line="360" w:lineRule="auto"/>
-        <w:rPr>
-          <w:color w:val="000000" w:themeColor="text1"/>
-        </w:rPr>
-      </w:pPr>
-      <w:r>
-        <w:rPr>
-          <w:color w:val="000000" w:themeColor="text1"/>
-        </w:rPr>
-        <w:t>10 phút downtime NestJS = ~50,000 tick bị delay xử lý = 10 candle OHLC bị tạo ra sau khi hệ thống phục hồi, nhưng timestamp đúng nhờ Kafka retention.</w:t>
-      </w:r>
-    </w:p>
-    <w:p>
-      <w:pPr>
-        <w:spacing w:before="160" w:after="80"/>
-        <w:rPr>
-          <w:color w:val="000000" w:themeColor="text1"/>
-        </w:rPr>
-      </w:pPr>
-      <w:r>
-        <w:rPr>
-          <w:b/>
-          <w:bCs/>
-          <w:i/>
-          <w:iCs/>
-          <w:color w:val="000000" w:themeColor="text1"/>
-        </w:rPr>
-        <w:t>Cách tiếp cận đã thử</w:t>
-      </w:r>
-    </w:p>
-    <w:p>
-      <w:pPr>
-        <w:spacing w:before="60" w:after="60" w:line="360" w:lineRule="auto"/>
-        <w:rPr>
-          <w:color w:val="000000" w:themeColor="text1"/>
-        </w:rPr>
-      </w:pPr>
-      <w:r>
-        <w:rPr>
-          <w:b/>
-          <w:bCs/>
-          <w:color w:val="000000" w:themeColor="text1"/>
-        </w:rPr>
-        <w:t>Cách 1: Chấp nhận eventual consistency</w:t>
-      </w:r>
-    </w:p>
-    <w:p>
-      <w:pPr>
-        <w:spacing w:before="60" w:after="60" w:line="360" w:lineRule="auto"/>
-        <w:rPr>
-          <w:color w:val="000000" w:themeColor="text1"/>
-        </w:rPr>
-      </w:pPr>
-      <w:r>
-        <w:rPr>
-          <w:color w:val="000000" w:themeColor="text1"/>
-        </w:rPr>
-        <w:t>Để Kafka tự replay khi service phục hồi, không lo về downtime ngắn.</w:t>
-      </w:r>
-    </w:p>
-    <w:p>
-      <w:pPr>
-        <w:pStyle w:val="ListParagraph"/>
-        <w:numPr>
-          <w:ilvl w:val="0"/>
-          <w:numId w:val="17"/>
-        </w:numPr>
-        <w:spacing w:before="40" w:after="40" w:line="340" w:lineRule="auto"/>
-        <w:rPr>
-          <w:color w:val="000000" w:themeColor="text1"/>
-        </w:rPr>
-      </w:pPr>
-      <w:r>
-        <w:rPr>
-          <w:color w:val="000000" w:themeColor="text1"/>
-        </w:rPr>
-        <w:t>Ưu điểm: Đơn giản.</w:t>
-      </w:r>
-    </w:p>
-    <w:p>
-      <w:pPr>
-        <w:pStyle w:val="ListParagraph"/>
-        <w:numPr>
-          <w:ilvl w:val="0"/>
-          <w:numId w:val="17"/>
-        </w:numPr>
-        <w:spacing w:before="40" w:after="40" w:line="340" w:lineRule="auto"/>
-        <w:rPr>
-          <w:color w:val="000000" w:themeColor="text1"/>
-        </w:rPr>
-      </w:pPr>
-      <w:r>
-        <w:rPr>
-          <w:color w:val="000000" w:themeColor="text1"/>
-        </w:rPr>
-        <w:t>Nhược điểm: Candle bị tạo trễ, không realtime trong thời gian recovery.</w:t>
-      </w:r>
-    </w:p>
-    <w:p>
-      <w:pPr>
-        <w:spacing w:before="60" w:after="60" w:line="360" w:lineRule="auto"/>
-        <w:rPr>
-          <w:color w:val="000000" w:themeColor="text1"/>
-        </w:rPr>
-      </w:pPr>
-      <w:r>
-        <w:rPr>
-          <w:b/>
-          <w:bCs/>
-          <w:color w:val="000000" w:themeColor="text1"/>
-        </w:rPr>
-        <w:t>Cách 2: Redundancy + fast recovery</w:t>
-      </w:r>
-    </w:p>
-    <w:p>
-      <w:pPr>
-        <w:spacing w:before="60" w:after="60" w:line="360" w:lineRule="auto"/>
-        <w:rPr>
-          <w:color w:val="000000" w:themeColor="text1"/>
-        </w:rPr>
-      </w:pPr>
-      <w:r>
-        <w:rPr>
-          <w:color w:val="000000" w:themeColor="text1"/>
-        </w:rPr>
-        <w:t>Redis AOF persistence + ES snapshot + restart policy.</w:t>
-      </w:r>
-    </w:p>
-    <w:p>
-      <w:pPr>
-        <w:pStyle w:val="ListParagraph"/>
-        <w:numPr>
-          <w:ilvl w:val="0"/>
-          <w:numId w:val="17"/>
-        </w:numPr>
-        <w:spacing w:before="40" w:after="40" w:line="340" w:lineRule="auto"/>
-        <w:rPr>
-          <w:color w:val="000000" w:themeColor="text1"/>
-        </w:rPr>
-      </w:pPr>
-      <w:r>
-        <w:rPr>
-          <w:color w:val="000000" w:themeColor="text1"/>
-        </w:rPr>
-        <w:t>Ưu điểm: Faster recovery, không mất state.</w:t>
-      </w:r>
-    </w:p>
-    <w:p>
-      <w:pPr>
-        <w:pStyle w:val="ListParagraph"/>
-        <w:numPr>
-          <w:ilvl w:val="0"/>
-          <w:numId w:val="17"/>
-        </w:numPr>
-        <w:spacing w:before="40" w:after="40" w:line="340" w:lineRule="auto"/>
-        <w:rPr>
-          <w:color w:val="000000" w:themeColor="text1"/>
-        </w:rPr>
-      </w:pPr>
-      <w:r>
-        <w:rPr>
-          <w:color w:val="000000" w:themeColor="text1"/>
-        </w:rPr>
-        <w:t>Nhược điểm: Cần thêm disk space, setup snapshot.</w:t>
-      </w:r>
-    </w:p>
-    <w:p>
-      <w:pPr>
-        <w:spacing w:before="160" w:after="80"/>
-        <w:rPr>
-          <w:color w:val="000000" w:themeColor="text1"/>
-        </w:rPr>
-      </w:pPr>
-      <w:r>
-        <w:rPr>
-          <w:b/>
-          <w:bCs/>
-          <w:i/>
-          <w:iCs/>
-          <w:color w:val="000000" w:themeColor="text1"/>
-        </w:rPr>
-        <w:t>Giải pháp cuối cùng</w:t>
-      </w:r>
-    </w:p>
-    <w:p>
-      <w:pPr>
-        <w:spacing w:before="60" w:after="60" w:line="360" w:lineRule="auto"/>
-        <w:rPr>
-          <w:color w:val="000000" w:themeColor="text1"/>
-        </w:rPr>
-      </w:pPr>
-      <w:r>
-        <w:rPr>
-          <w:color w:val="000000" w:themeColor="text1"/>
-        </w:rPr>
-        <w:t>Bật Redis AOF persistence (appendfsync everysec), thiết lập ES snapshot tự động mỗi ngày vào S3-compatible storage. Docker restart policy: unless-stopped. Kafka retention 7 ngày đảm bảo replay được.</w:t>
-      </w:r>
-    </w:p>
-    <w:p>
-      <w:pPr>
-        <w:spacing w:before="60" w:after="60" w:line="360" w:lineRule="auto"/>
-        <w:rPr>
-          <w:color w:val="000000" w:themeColor="text1"/>
-        </w:rPr>
-      </w:pPr>
-      <w:r>
-        <w:rPr>
-          <w:b/>
-          <w:bCs/>
-          <w:color w:val="000000" w:themeColor="text1"/>
-        </w:rPr>
-        <w:t>Triển khai:</w:t>
-      </w:r>
-    </w:p>
-    <w:p>
-      <w:pPr>
-        <w:spacing w:before="60" w:after="60" w:line="360" w:lineRule="auto"/>
-        <w:rPr>
-          <w:color w:val="000000" w:themeColor="text1"/>
-        </w:rPr>
-      </w:pPr>
-      <w:r>
-        <w:rPr>
-          <w:color w:val="000000" w:themeColor="text1"/>
-        </w:rPr>
-        <w:lastRenderedPageBreak/>
-        <w:t>docker-compose: restart: unless-stopped cho mọi service. Redis: appendonly yes, appendfsync everysec</w:t>
-      </w:r>
-      <w:r>
-        <w:rPr>
-          <w:color w:val="000000" w:themeColor="text1"/>
-        </w:rPr>
-        <w:t xml:space="preserve">. </w:t>
-      </w:r>
-    </w:p>
-    <w:p>
-      <w:pPr>
-        <w:spacing w:before="60" w:after="60" w:line="360" w:lineRule="auto"/>
-        <w:rPr>
-          <w:color w:val="000000" w:themeColor="text1"/>
-        </w:rPr>
-      </w:pPr>
-      <w:r>
-        <w:rPr>
-          <w:b/>
-          <w:bCs/>
-          <w:color w:val="000000" w:themeColor="text1"/>
-        </w:rPr>
-        <w:t>Chỉ số và kết quả:</w:t>
-      </w:r>
-    </w:p>
-    <w:p>
-      <w:pPr>
-        <w:pStyle w:val="ListParagraph"/>
-        <w:numPr>
-          <w:ilvl w:val="0"/>
-          <w:numId w:val="17"/>
-        </w:numPr>
-        <w:spacing w:before="40" w:after="40" w:line="340" w:lineRule="auto"/>
-        <w:rPr>
-          <w:color w:val="000000" w:themeColor="text1"/>
-        </w:rPr>
-      </w:pPr>
-      <w:r>
-        <w:rPr>
-          <w:color w:val="000000" w:themeColor="text1"/>
-        </w:rPr>
-        <w:t>Recovery time sau NestJS crash: dưới 30 giây (container restart + Kafka lag catchup).</w:t>
-      </w:r>
-    </w:p>
-    <w:p>
-      <w:pPr>
-        <w:pStyle w:val="ListParagraph"/>
-        <w:numPr>
-          <w:ilvl w:val="0"/>
-          <w:numId w:val="17"/>
-        </w:numPr>
-        <w:spacing w:before="40" w:after="40" w:line="340" w:lineRule="auto"/>
-        <w:rPr>
-          <w:color w:val="000000" w:themeColor="text1"/>
-        </w:rPr>
-      </w:pPr>
-      <w:r>
-        <w:rPr>
-          <w:color w:val="000000" w:themeColor="text1"/>
-        </w:rPr>
-        <w:t>Zero OHLC data loss trong 30 ngày vận hành thử nghiệm.</w:t>
-      </w:r>
-    </w:p>
-    <w:p>
-      <w:pPr>
-        <w:pStyle w:val="ListParagraph"/>
-        <w:numPr>
-          <w:ilvl w:val="0"/>
-          <w:numId w:val="17"/>
-        </w:numPr>
-        <w:spacing w:before="40" w:after="40" w:line="340" w:lineRule="auto"/>
-        <w:rPr>
-          <w:color w:val="000000" w:themeColor="text1"/>
-        </w:rPr>
-      </w:pPr>
-      <w:r>
-        <w:rPr>
-          <w:color w:val="000000" w:themeColor="text1"/>
-        </w:rPr>
-        <w:t>Redis AOF tăng disk I/O ~15% nhưng đảm bảo state không mất khi restart.</w:t>
-      </w:r>
-    </w:p>
-    <w:p>
-      <w:pPr>
-        <w:spacing w:before="160" w:after="80"/>
-        <w:rPr>
-          <w:color w:val="000000" w:themeColor="text1"/>
-        </w:rPr>
-      </w:pPr>
-      <w:r>
-        <w:rPr>
-          <w:b/>
-          <w:bCs/>
-          <w:i/>
-          <w:iCs/>
-          <w:color w:val="000000" w:themeColor="text1"/>
-        </w:rPr>
-        <w:t>Điểm rút ra</w:t>
-      </w:r>
-    </w:p>
-    <w:p>
-      <w:pPr>
-        <w:spacing w:before="60" w:after="60" w:line="360" w:lineRule="auto"/>
-        <w:rPr>
-          <w:color w:val="000000" w:themeColor="text1"/>
-        </w:rPr>
-      </w:pPr>
-      <w:r>
-        <w:rPr>
-          <w:b/>
-          <w:bCs/>
-          <w:color w:val="000000" w:themeColor="text1"/>
-        </w:rPr>
-        <w:t>Hiểu biết kỹ thuật:</w:t>
-      </w:r>
-    </w:p>
-    <w:p>
-      <w:pPr>
-        <w:pStyle w:val="ListParagraph"/>
-        <w:numPr>
-          <w:ilvl w:val="0"/>
-          <w:numId w:val="17"/>
-        </w:numPr>
-        <w:spacing w:before="40" w:after="40" w:line="340" w:lineRule="auto"/>
-        <w:rPr>
-          <w:color w:val="000000" w:themeColor="text1"/>
-        </w:rPr>
-      </w:pPr>
-      <w:r>
-        <w:rPr>
-          <w:color w:val="000000" w:themeColor="text1"/>
-        </w:rPr>
-        <w:t>Kafka retention (mặc định 7 ngày) là disaster recovery tool tự nhiên cho consumer.</w:t>
-      </w:r>
-    </w:p>
-    <w:p>
-      <w:pPr>
-        <w:pStyle w:val="ListParagraph"/>
-        <w:numPr>
-          <w:ilvl w:val="0"/>
-          <w:numId w:val="17"/>
-        </w:numPr>
-        <w:spacing w:before="40" w:after="40" w:line="340" w:lineRule="auto"/>
-        <w:rPr>
-          <w:color w:val="000000" w:themeColor="text1"/>
-        </w:rPr>
-      </w:pPr>
-      <w:r>
-        <w:rPr>
-          <w:color w:val="000000" w:themeColor="text1"/>
-        </w:rPr>
-        <w:t>Redis AOF everysec là balance tốt giữa durability và performance (tối đa mất 1 giây data).</w:t>
-      </w:r>
-    </w:p>
-    <w:p>
-      <w:pPr>
-        <w:pStyle w:val="ListParagraph"/>
-        <w:numPr>
-          <w:ilvl w:val="0"/>
-          <w:numId w:val="17"/>
-        </w:numPr>
-        <w:spacing w:before="40" w:after="40" w:line="340" w:lineRule="auto"/>
-        <w:rPr>
-          <w:color w:val="000000" w:themeColor="text1"/>
-        </w:rPr>
-      </w:pPr>
-      <w:r>
-        <w:rPr>
-          <w:color w:val="000000" w:themeColor="text1"/>
-        </w:rPr>
-        <w:t>ES ILM + snapshot là cặp đôi hoàn hảo: ILM quản lý hot/warm/cold, snapshot backup cold data.</w:t>
-      </w:r>
-    </w:p>
-    <w:p>
-      <w:pPr>
-        <w:spacing w:before="60" w:after="60" w:line="360" w:lineRule="auto"/>
-        <w:rPr>
-          <w:color w:val="000000" w:themeColor="text1"/>
-        </w:rPr>
-      </w:pPr>
-      <w:r>
-        <w:rPr>
-          <w:b/>
-          <w:bCs/>
-          <w:color w:val="000000" w:themeColor="text1"/>
-        </w:rPr>
-        <w:t>Thực hành tốt và đề xuất:</w:t>
-      </w:r>
-    </w:p>
-    <w:p>
-      <w:pPr>
-        <w:pStyle w:val="ListParagraph"/>
-        <w:numPr>
-          <w:ilvl w:val="0"/>
-          <w:numId w:val="17"/>
-        </w:numPr>
-        <w:spacing w:before="40" w:after="40" w:line="340" w:lineRule="auto"/>
-        <w:rPr>
-          <w:color w:val="000000" w:themeColor="text1"/>
-        </w:rPr>
-      </w:pPr>
-      <w:r>
-        <w:rPr>
-          <w:color w:val="000000" w:themeColor="text1"/>
-        </w:rPr>
-        <w:t>Thiết kế cho 'failure is normal': assume mọi service sẽ crash, thiết kế để recover nhanh.</w:t>
-      </w:r>
-    </w:p>
-    <w:p>
-      <w:pPr>
-        <w:pStyle w:val="ListParagraph"/>
-        <w:numPr>
-          <w:ilvl w:val="0"/>
-          <w:numId w:val="17"/>
-        </w:numPr>
-        <w:spacing w:before="40" w:after="40" w:line="340" w:lineRule="auto"/>
-        <w:rPr>
-          <w:color w:val="000000" w:themeColor="text1"/>
-        </w:rPr>
-      </w:pPr>
-      <w:r>
-        <w:rPr>
-          <w:color w:val="000000" w:themeColor="text1"/>
-        </w:rPr>
-        <w:t>Kafka message retention là backup layer miễn phí – cấu hình retention đủ dài.</w:t>
-      </w:r>
-    </w:p>
-    <w:p>
-      <w:pPr>
-        <w:pStyle w:val="ListParagraph"/>
-        <w:numPr>
-          <w:ilvl w:val="0"/>
-          <w:numId w:val="17"/>
-        </w:numPr>
-        <w:spacing w:before="40" w:after="40" w:line="340" w:lineRule="auto"/>
-        <w:rPr>
-          <w:color w:val="000000" w:themeColor="text1"/>
-        </w:rPr>
-      </w:pPr>
-      <w:r>
-        <w:rPr>
-          <w:color w:val="000000" w:themeColor="text1"/>
-        </w:rPr>
         <w:t>Chaos engineering: định kỳ kill từng service để test recovery procedure.</w:t>
-      </w:r>
-    </w:p>
-    <w:p>
-      <w:pPr>
-        <w:spacing w:before="200"/>
-        <w:rPr>
-          <w:color w:val="000000" w:themeColor="text1"/>
-        </w:rPr>
-      </w:pPr>
-    </w:p>
-    <w:p>
-      <w:pPr>
-        <w:pStyle w:val="Heading3"/>
-      </w:pPr>
-      <w:bookmarkStart w:id="38" w:name="_Toc232675088"/>
-      <w:r>
-        <w:t>Bài học 1</w:t>
-      </w:r>
-      <w:r>
-        <w:rPr>
-          <w:lang w:val="vi-VN"/>
-        </w:rPr>
-        <w:t>3</w:t>
-      </w:r>
-      <w:r>
-        <w:t>: Ưu tiên tính chính xác kỹ thuật – Đánh đổi giữa Simplicity và Completeness</w:t>
-      </w:r>
-      <w:bookmarkEnd w:id="38"/>
-    </w:p>
-    <w:p>
-      <w:pPr>
-        <w:spacing w:before="160" w:after="80"/>
-        <w:rPr>
-          <w:color w:val="000000" w:themeColor="text1"/>
-        </w:rPr>
-      </w:pPr>
-      <w:r>
-        <w:rPr>
-          <w:b/>
-          <w:bCs/>
-          <w:i/>
-          <w:iCs/>
-          <w:color w:val="000000" w:themeColor="text1"/>
-        </w:rPr>
-        <w:t>Mô tả vấn đề</w:t>
-      </w:r>
-    </w:p>
-    <w:p>
-      <w:pPr>
-        <w:spacing w:before="60" w:after="60" w:line="360" w:lineRule="auto"/>
-        <w:rPr>
-          <w:color w:val="000000" w:themeColor="text1"/>
-        </w:rPr>
-      </w:pPr>
-      <w:r>
-        <w:rPr>
-          <w:b/>
-          <w:bCs/>
-          <w:color w:val="000000" w:themeColor="text1"/>
-        </w:rPr>
-        <w:t>Bối cảnh và nền tảng:</w:t>
-      </w:r>
-    </w:p>
-    <w:p>
-      <w:pPr>
-        <w:spacing w:before="60" w:after="60" w:line="360" w:lineRule="auto"/>
-        <w:rPr>
-          <w:color w:val="000000" w:themeColor="text1"/>
-        </w:rPr>
-      </w:pPr>
-      <w:r>
-        <w:rPr>
-          <w:color w:val="000000" w:themeColor="text1"/>
-        </w:rPr>
-        <w:t>Trong quá trình phát triển, nhóm liên tục phải đưa ra quyết định đánh đổi giữa triển khai đơn giản (phù hợp quy mô đồ án) và triển khai đầy đủ (production-grade). Ghi lại những đánh đổi này là quan trọng để tránh technical debt ẩn.</w:t>
-      </w:r>
-    </w:p>
-    <w:p>
-      <w:pPr>
-        <w:spacing w:before="60" w:after="60" w:line="360" w:lineRule="auto"/>
-        <w:rPr>
-          <w:color w:val="000000" w:themeColor="text1"/>
-        </w:rPr>
-      </w:pPr>
-      <w:r>
-        <w:rPr>
-          <w:b/>
-          <w:bCs/>
-          <w:color w:val="000000" w:themeColor="text1"/>
-        </w:rPr>
-        <w:t>Thách thức gặp phải:</w:t>
-      </w:r>
-    </w:p>
-    <w:p>
-      <w:pPr>
-        <w:pStyle w:val="ListParagraph"/>
-        <w:numPr>
-          <w:ilvl w:val="0"/>
-          <w:numId w:val="17"/>
-        </w:numPr>
-        <w:spacing w:before="40" w:after="40" w:line="340" w:lineRule="auto"/>
-        <w:rPr>
-          <w:color w:val="000000" w:themeColor="text1"/>
-        </w:rPr>
-      </w:pPr>
-      <w:r>
-        <w:rPr>
-          <w:color w:val="000000" w:themeColor="text1"/>
-        </w:rPr>
-        <w:t>Spec ban đầu dùng Spark, thực tế dùng NestJS+Redis – cần document rõ lý do.</w:t>
-      </w:r>
-    </w:p>
-    <w:p>
-      <w:pPr>
-        <w:pStyle w:val="ListParagraph"/>
-        <w:numPr>
-          <w:ilvl w:val="0"/>
-          <w:numId w:val="17"/>
-        </w:numPr>
-        <w:spacing w:before="40" w:after="40" w:line="340" w:lineRule="auto"/>
-        <w:rPr>
-          <w:color w:val="000000" w:themeColor="text1"/>
-        </w:rPr>
-      </w:pPr>
-      <w:r>
-        <w:rPr>
-          <w:color w:val="000000" w:themeColor="text1"/>
-        </w:rPr>
-        <w:lastRenderedPageBreak/>
-        <w:t>Một số feature ở Phase 4-7 còn pending – cần honest về trạng thái thực tế.</w:t>
-      </w:r>
-    </w:p>
-    <w:p>
-      <w:pPr>
-        <w:pStyle w:val="ListParagraph"/>
-        <w:numPr>
-          <w:ilvl w:val="0"/>
-          <w:numId w:val="17"/>
-        </w:numPr>
-        <w:spacing w:before="40" w:after="40" w:line="340" w:lineRule="auto"/>
-        <w:rPr>
-          <w:color w:val="000000" w:themeColor="text1"/>
-        </w:rPr>
-      </w:pPr>
-      <w:r>
-        <w:rPr>
-          <w:color w:val="000000" w:themeColor="text1"/>
-        </w:rPr>
-        <w:t>Không có CI/CD pipeline đầy đủ (chỉ có GitHub Actions workflow skeleton).</w:t>
-      </w:r>
-    </w:p>
-    <w:p>
-      <w:pPr>
-        <w:pStyle w:val="ListParagraph"/>
-        <w:numPr>
-          <w:ilvl w:val="0"/>
-          <w:numId w:val="17"/>
-        </w:numPr>
-        <w:spacing w:before="40" w:after="40" w:line="340" w:lineRule="auto"/>
-        <w:rPr>
-          <w:color w:val="000000" w:themeColor="text1"/>
-        </w:rPr>
-      </w:pPr>
-      <w:r>
-        <w:rPr>
-          <w:color w:val="000000" w:themeColor="text1"/>
-        </w:rPr>
-        <w:t>Test coverage chưa đạt 90% như best practice.</w:t>
-      </w:r>
-    </w:p>
-    <w:p>
-      <w:pPr>
-        <w:spacing w:before="60" w:after="60" w:line="360" w:lineRule="auto"/>
-        <w:rPr>
-          <w:color w:val="000000" w:themeColor="text1"/>
-        </w:rPr>
-      </w:pPr>
-      <w:r>
-        <w:rPr>
-          <w:b/>
-          <w:bCs/>
-          <w:color w:val="000000" w:themeColor="text1"/>
-        </w:rPr>
-        <w:t>Tác động đến hệ thống:</w:t>
-      </w:r>
-    </w:p>
-    <w:p>
-      <w:pPr>
-        <w:spacing w:before="60" w:after="60" w:line="360" w:lineRule="auto"/>
-        <w:rPr>
-          <w:color w:val="000000" w:themeColor="text1"/>
-        </w:rPr>
-      </w:pPr>
-      <w:r>
-        <w:rPr>
-          <w:color w:val="000000" w:themeColor="text1"/>
-        </w:rPr>
-        <w:t>Nếu không document đánh đổi, người review có thể đánh giá sai về mức độ hoàn thiện của hệ thống. Quan trọng hơn, technical debt ẩn sẽ rất khó handle sau này.</w:t>
-      </w:r>
-    </w:p>
-    <w:p>
-      <w:pPr>
-        <w:spacing w:before="160" w:after="80"/>
-        <w:rPr>
-          <w:color w:val="000000" w:themeColor="text1"/>
-        </w:rPr>
-      </w:pPr>
-      <w:r>
-        <w:rPr>
-          <w:b/>
-          <w:bCs/>
-          <w:i/>
-          <w:iCs/>
-          <w:color w:val="000000" w:themeColor="text1"/>
-        </w:rPr>
-        <w:t>Cách tiếp cận đã thử</w:t>
-      </w:r>
-    </w:p>
-    <w:p>
-      <w:pPr>
-        <w:spacing w:before="60" w:after="60" w:line="360" w:lineRule="auto"/>
-        <w:rPr>
-          <w:color w:val="000000" w:themeColor="text1"/>
-        </w:rPr>
-      </w:pPr>
-      <w:r>
-        <w:rPr>
-          <w:b/>
-          <w:bCs/>
-          <w:color w:val="000000" w:themeColor="text1"/>
-        </w:rPr>
-        <w:t>Cách 1: Trình bày hệ thống như đã hoàn chỉnh</w:t>
-      </w:r>
-    </w:p>
-    <w:p>
-      <w:pPr>
-        <w:spacing w:before="60" w:after="60" w:line="360" w:lineRule="auto"/>
-        <w:rPr>
-          <w:color w:val="000000" w:themeColor="text1"/>
-        </w:rPr>
-      </w:pPr>
-      <w:r>
-        <w:rPr>
-          <w:color w:val="000000" w:themeColor="text1"/>
-        </w:rPr>
-        <w:t>Không đề cập đến feature còn pending hoặc đánh đổi.</w:t>
-      </w:r>
-    </w:p>
-    <w:p>
-      <w:pPr>
-        <w:pStyle w:val="ListParagraph"/>
-        <w:numPr>
-          <w:ilvl w:val="0"/>
-          <w:numId w:val="17"/>
-        </w:numPr>
-        <w:spacing w:before="40" w:after="40" w:line="340" w:lineRule="auto"/>
-        <w:rPr>
-          <w:color w:val="000000" w:themeColor="text1"/>
-        </w:rPr>
-      </w:pPr>
-      <w:r>
-        <w:rPr>
-          <w:color w:val="000000" w:themeColor="text1"/>
-        </w:rPr>
-        <w:t>Ưu điểm: Trông 'xịn' hơn.</w:t>
-      </w:r>
-    </w:p>
-    <w:p>
-      <w:pPr>
-        <w:pStyle w:val="ListParagraph"/>
-        <w:numPr>
-          <w:ilvl w:val="0"/>
-          <w:numId w:val="17"/>
-        </w:numPr>
-        <w:spacing w:before="40" w:after="40" w:line="340" w:lineRule="auto"/>
-        <w:rPr>
-          <w:color w:val="000000" w:themeColor="text1"/>
-        </w:rPr>
-      </w:pPr>
-      <w:r>
-        <w:rPr>
-          <w:color w:val="000000" w:themeColor="text1"/>
-        </w:rPr>
-        <w:t>Nhược điểm: Không trung thực, gây hiểu lầm, không rút ra được bài học.</w:t>
-      </w:r>
-    </w:p>
-    <w:p>
-      <w:pPr>
-        <w:spacing w:before="60" w:after="60" w:line="360" w:lineRule="auto"/>
-        <w:rPr>
-          <w:color w:val="000000" w:themeColor="text1"/>
-        </w:rPr>
-      </w:pPr>
-      <w:r>
-        <w:rPr>
-          <w:b/>
-          <w:bCs/>
-          <w:color w:val="000000" w:themeColor="text1"/>
-        </w:rPr>
-        <w:t>Cách 2: Document đầy đủ đánh đổi và trạng thái thực tế</w:t>
-      </w:r>
-    </w:p>
-    <w:p>
-      <w:pPr>
-        <w:spacing w:before="60" w:after="60" w:line="360" w:lineRule="auto"/>
-        <w:rPr>
-          <w:color w:val="000000" w:themeColor="text1"/>
-        </w:rPr>
-      </w:pPr>
-      <w:r>
-        <w:rPr>
-          <w:color w:val="000000" w:themeColor="text1"/>
-        </w:rPr>
-        <w:t>Ghi rõ what works, what's pending, và tại sao chọn approach này.</w:t>
-      </w:r>
-    </w:p>
-    <w:p>
-      <w:pPr>
-        <w:pStyle w:val="ListParagraph"/>
-        <w:numPr>
-          <w:ilvl w:val="0"/>
-          <w:numId w:val="17"/>
-        </w:numPr>
-        <w:spacing w:before="40" w:after="40" w:line="340" w:lineRule="auto"/>
-        <w:rPr>
-          <w:color w:val="000000" w:themeColor="text1"/>
-        </w:rPr>
-      </w:pPr>
-      <w:r>
-        <w:rPr>
-          <w:color w:val="000000" w:themeColor="text1"/>
-        </w:rPr>
-        <w:t>Ưu điểm: Trung thực, học được nhiều hơn, reviewer đánh giá cao.</w:t>
-      </w:r>
-    </w:p>
-    <w:p>
-      <w:pPr>
-        <w:pStyle w:val="ListParagraph"/>
-        <w:numPr>
-          <w:ilvl w:val="0"/>
-          <w:numId w:val="17"/>
-        </w:numPr>
-        <w:spacing w:before="40" w:after="40" w:line="340" w:lineRule="auto"/>
-        <w:rPr>
-          <w:color w:val="000000" w:themeColor="text1"/>
-        </w:rPr>
-      </w:pPr>
-      <w:r>
-        <w:rPr>
-          <w:color w:val="000000" w:themeColor="text1"/>
-        </w:rPr>
-        <w:t>Nhược điểm: Cần thêm effort viết documentation.</w:t>
-      </w:r>
-    </w:p>
-    <w:p>
-      <w:pPr>
-        <w:spacing w:before="160" w:after="80"/>
-        <w:rPr>
-          <w:color w:val="000000" w:themeColor="text1"/>
-        </w:rPr>
-      </w:pPr>
-      <w:r>
-        <w:rPr>
-          <w:b/>
-          <w:bCs/>
-          <w:i/>
-          <w:iCs/>
-          <w:color w:val="000000" w:themeColor="text1"/>
-        </w:rPr>
-        <w:t>Giải pháp cuối cùng</w:t>
-      </w:r>
-    </w:p>
-    <w:p>
-      <w:pPr>
-        <w:spacing w:before="60" w:after="60" w:line="360" w:lineRule="auto"/>
-        <w:rPr>
-          <w:color w:val="000000" w:themeColor="text1"/>
-        </w:rPr>
-      </w:pPr>
-      <w:r>
-        <w:rPr>
-          <w:color w:val="000000" w:themeColor="text1"/>
-        </w:rPr>
-        <w:t>Thiết lập ADR (Architecture Decision Record) cho mỗi quyết định lớn, document trong IMPLEMENTATION_SUMMARY.md. Trạng thái thực tế được ghi rõ trong README với phase checklist (</w:t>
-      </w:r>
-      <w:r>
-        <w:rPr>
-          <w:rFonts w:ascii="Segoe UI Emoji" w:hAnsi="Segoe UI Emoji" w:cs="Segoe UI Emoji"/>
-          <w:color w:val="000000" w:themeColor="text1"/>
-        </w:rPr>
-        <w:t>✅</w:t>
-      </w:r>
-      <w:r>
-        <w:rPr>
-          <w:color w:val="000000" w:themeColor="text1"/>
-        </w:rPr>
-        <w:t>/</w:t>
-      </w:r>
-      <w:r>
-        <w:rPr>
-          <w:rFonts w:ascii="Segoe UI Emoji" w:hAnsi="Segoe UI Emoji" w:cs="Segoe UI Emoji"/>
-          <w:color w:val="000000" w:themeColor="text1"/>
-        </w:rPr>
-        <w:t>🔄</w:t>
-      </w:r>
-      <w:r>
-        <w:rPr>
-          <w:color w:val="000000" w:themeColor="text1"/>
-        </w:rPr>
-        <w:t>/</w:t>
-      </w:r>
-      <w:r>
-        <w:rPr>
-          <w:rFonts w:ascii="Segoe UI Emoji" w:hAnsi="Segoe UI Emoji" w:cs="Segoe UI Emoji"/>
-          <w:color w:val="000000" w:themeColor="text1"/>
-        </w:rPr>
-        <w:t>⏳</w:t>
-      </w:r>
-      <w:r>
-        <w:rPr>
-          <w:color w:val="000000" w:themeColor="text1"/>
-        </w:rPr>
-        <w:t>).</w:t>
-      </w:r>
-    </w:p>
-    <w:p>
-      <w:pPr>
-        <w:spacing w:before="60" w:after="60" w:line="360" w:lineRule="auto"/>
-        <w:rPr>
-          <w:color w:val="000000" w:themeColor="text1"/>
-        </w:rPr>
-      </w:pPr>
-      <w:r>
-        <w:rPr>
-          <w:b/>
-          <w:bCs/>
-          <w:color w:val="000000" w:themeColor="text1"/>
-        </w:rPr>
-        <w:t>Triển khai:</w:t>
-      </w:r>
-    </w:p>
-    <w:p>
-      <w:pPr>
-        <w:spacing w:before="60" w:after="60" w:line="360" w:lineRule="auto"/>
-        <w:rPr>
-          <w:color w:val="000000" w:themeColor="text1"/>
-        </w:rPr>
-      </w:pPr>
-      <w:r>
-        <w:rPr>
-          <w:color w:val="000000" w:themeColor="text1"/>
-        </w:rPr>
-        <w:t>IMPLEMENTATION_SUMMARY.md liệt kê: What was built (Phase 1 complete), What's in progress (Phase 2-5), What's deferred (Phase 6-7), và Architecture deviations (NestJS thay Spark) với rationale.</w:t>
-      </w:r>
-    </w:p>
-    <w:p>
-      <w:pPr>
-        <w:spacing w:before="60" w:after="60" w:line="360" w:lineRule="auto"/>
-        <w:rPr>
-          <w:color w:val="000000" w:themeColor="text1"/>
-        </w:rPr>
-      </w:pPr>
-      <w:r>
-        <w:rPr>
-          <w:b/>
-          <w:bCs/>
-          <w:color w:val="000000" w:themeColor="text1"/>
-        </w:rPr>
-        <w:t>Chỉ số và kết quả:</w:t>
-      </w:r>
-    </w:p>
-    <w:p>
-      <w:pPr>
-        <w:pStyle w:val="ListParagraph"/>
-        <w:numPr>
-          <w:ilvl w:val="0"/>
-          <w:numId w:val="17"/>
-        </w:numPr>
-        <w:spacing w:before="40" w:after="40" w:line="340" w:lineRule="auto"/>
-        <w:rPr>
-          <w:color w:val="000000" w:themeColor="text1"/>
-        </w:rPr>
-      </w:pPr>
-      <w:r>
-        <w:rPr>
-          <w:color w:val="000000" w:themeColor="text1"/>
-        </w:rPr>
-        <w:t>Documentation coverage: mỗi architecture decision có ADR tương ứng.</w:t>
-      </w:r>
-    </w:p>
-    <w:p>
-      <w:pPr>
-        <w:pStyle w:val="ListParagraph"/>
-        <w:numPr>
-          <w:ilvl w:val="0"/>
-          <w:numId w:val="17"/>
-        </w:numPr>
-        <w:spacing w:before="40" w:after="40" w:line="340" w:lineRule="auto"/>
-        <w:rPr>
-          <w:color w:val="000000" w:themeColor="text1"/>
-        </w:rPr>
-      </w:pPr>
-      <w:r>
-        <w:rPr>
-          <w:color w:val="000000" w:themeColor="text1"/>
-        </w:rPr>
-        <w:t>Phase checklist trong README phản ánh đúng 100% trạng thái code.</w:t>
-      </w:r>
-    </w:p>
-    <w:p>
-      <w:pPr>
-        <w:pStyle w:val="ListParagraph"/>
-        <w:numPr>
-          <w:ilvl w:val="0"/>
-          <w:numId w:val="17"/>
-        </w:numPr>
-        <w:spacing w:before="40" w:after="40" w:line="340" w:lineRule="auto"/>
-        <w:rPr>
-          <w:color w:val="000000" w:themeColor="text1"/>
-        </w:rPr>
-      </w:pPr>
-      <w:r>
-        <w:rPr>
-          <w:color w:val="000000" w:themeColor="text1"/>
-        </w:rPr>
-        <w:t>Reviewer feedback: 'documentation rất rõ ràng về scope và đánh đổi'.</w:t>
-      </w:r>
-    </w:p>
-    <w:p>
-      <w:pPr>
-        <w:spacing w:before="160" w:after="80"/>
-        <w:rPr>
-          <w:color w:val="000000" w:themeColor="text1"/>
-        </w:rPr>
-      </w:pPr>
-      <w:r>
-        <w:rPr>
-          <w:b/>
-          <w:bCs/>
-          <w:i/>
-          <w:iCs/>
-          <w:color w:val="000000" w:themeColor="text1"/>
-        </w:rPr>
-        <w:t>Điểm rút ra</w:t>
-      </w:r>
-    </w:p>
-    <w:p>
-      <w:pPr>
-        <w:spacing w:before="60" w:after="60" w:line="360" w:lineRule="auto"/>
-        <w:rPr>
-          <w:color w:val="000000" w:themeColor="text1"/>
-        </w:rPr>
-      </w:pPr>
-      <w:r>
-        <w:rPr>
-          <w:b/>
-          <w:bCs/>
-          <w:color w:val="000000" w:themeColor="text1"/>
-        </w:rPr>
-        <w:t>Hiểu biết kỹ thuật:</w:t>
-      </w:r>
-    </w:p>
-    <w:p>
-      <w:pPr>
-        <w:pStyle w:val="ListParagraph"/>
-        <w:numPr>
-          <w:ilvl w:val="0"/>
-          <w:numId w:val="17"/>
-        </w:numPr>
-        <w:spacing w:before="40" w:after="40" w:line="340" w:lineRule="auto"/>
-        <w:rPr>
-          <w:color w:val="000000" w:themeColor="text1"/>
-        </w:rPr>
-      </w:pPr>
-      <w:r>
-        <w:rPr>
-          <w:color w:val="000000" w:themeColor="text1"/>
-        </w:rPr>
-        <w:lastRenderedPageBreak/>
-        <w:t>ADR (Architecture Decision Record) là công cụ tốt để capture 'tại sao' chứ không chỉ 'cái gì'.</w:t>
-      </w:r>
-    </w:p>
-    <w:p>
-      <w:pPr>
-        <w:pStyle w:val="ListParagraph"/>
-        <w:numPr>
-          <w:ilvl w:val="0"/>
-          <w:numId w:val="17"/>
-        </w:numPr>
-        <w:spacing w:before="40" w:after="40" w:line="340" w:lineRule="auto"/>
-        <w:rPr>
-          <w:color w:val="000000" w:themeColor="text1"/>
-        </w:rPr>
-      </w:pPr>
-      <w:r>
-        <w:rPr>
-          <w:color w:val="000000" w:themeColor="text1"/>
-        </w:rPr>
-        <w:t>Done is better than perfect, nhưng 'done' cần được định nghĩa rõ ràng.</w:t>
-      </w:r>
-    </w:p>
-    <w:p>
-      <w:pPr>
-        <w:pStyle w:val="ListParagraph"/>
-        <w:numPr>
-          <w:ilvl w:val="0"/>
-          <w:numId w:val="17"/>
-        </w:numPr>
-        <w:spacing w:before="40" w:after="40" w:line="340" w:lineRule="auto"/>
-        <w:rPr>
-          <w:color w:val="000000" w:themeColor="text1"/>
-        </w:rPr>
-      </w:pPr>
-      <w:r>
-        <w:rPr>
-          <w:color w:val="000000" w:themeColor="text1"/>
-        </w:rPr>
-        <w:t>Scope creep là risk lớn nhất trong đồ án: có roadmap rõ ràng giúp focus.</w:t>
-      </w:r>
-    </w:p>
-    <w:p>
-      <w:pPr>
-        <w:spacing w:before="60" w:after="60" w:line="360" w:lineRule="auto"/>
-        <w:rPr>
-          <w:color w:val="000000" w:themeColor="text1"/>
-        </w:rPr>
-      </w:pPr>
-      <w:r>
-        <w:rPr>
-          <w:b/>
-          <w:bCs/>
-          <w:color w:val="000000" w:themeColor="text1"/>
-        </w:rPr>
-        <w:t>Thực hành tốt và đề xuất:</w:t>
-      </w:r>
-    </w:p>
-    <w:p>
-      <w:pPr>
-        <w:pStyle w:val="ListParagraph"/>
-        <w:numPr>
-          <w:ilvl w:val="0"/>
-          <w:numId w:val="17"/>
-        </w:numPr>
-        <w:spacing w:before="40" w:after="40" w:line="340" w:lineRule="auto"/>
-        <w:rPr>
-          <w:color w:val="000000" w:themeColor="text1"/>
-        </w:rPr>
-      </w:pPr>
-      <w:r>
-        <w:rPr>
-          <w:color w:val="000000" w:themeColor="text1"/>
-        </w:rPr>
-        <w:t>Viết ADR cho mỗi quyết định kiến trúc quan trọng, lưu cùng codebase.</w:t>
-      </w:r>
-    </w:p>
-    <w:p>
-      <w:pPr>
-        <w:pStyle w:val="ListParagraph"/>
-        <w:numPr>
-          <w:ilvl w:val="0"/>
-          <w:numId w:val="17"/>
-        </w:numPr>
-        <w:spacing w:before="40" w:after="40" w:line="340" w:lineRule="auto"/>
-        <w:rPr>
-          <w:color w:val="000000" w:themeColor="text1"/>
-        </w:rPr>
-      </w:pPr>
-      <w:r>
-        <w:rPr>
-          <w:color w:val="000000" w:themeColor="text1"/>
-        </w:rPr>
-        <w:t>Trung thực về trạng thái hệ thống trong documentation – reviewer đánh giá cao sự minh bạch.</w:t>
-      </w:r>
-    </w:p>
-    <w:p>
-      <w:pPr>
-        <w:pStyle w:val="ListParagraph"/>
-        <w:numPr>
-          <w:ilvl w:val="0"/>
-          <w:numId w:val="17"/>
-        </w:numPr>
-        <w:spacing w:before="40" w:after="40" w:line="340" w:lineRule="auto"/>
-        <w:rPr>
-          <w:color w:val="000000" w:themeColor="text1"/>
-        </w:rPr>
-      </w:pPr>
-      <w:r>
-        <w:rPr>
-          <w:color w:val="000000" w:themeColor="text1"/>
-        </w:rPr>
-        <w:t>Định nghĩa 'Definition of Done' trước khi bắt đầu mỗi feature: không phải perfection, mà là fit-for-purpose.</w:t>
       </w:r>
     </w:p>
     <w:p>
@@ -19771,6 +16675,155 @@
     </w:lvl>
   </w:abstractNum>
   <w:abstractNum w:abstractNumId="13" w15:restartNumberingAfterBreak="0">
+    <w:nsid w:val="378A57C3"/>
+    <w:multiLevelType w:val="multilevel"/>
+    <w:tmpl w:val="38740DC0"/>
+    <w:lvl w:ilvl="0">
+      <w:start w:val="1"/>
+      <w:numFmt w:val="bullet"/>
+      <w:lvlText w:val=""/>
+      <w:lvlJc w:val="left"/>
+      <w:pPr>
+        <w:tabs>
+          <w:tab w:val="num" w:pos="720"/>
+        </w:tabs>
+        <w:ind w:left="720" w:hanging="360"/>
+      </w:pPr>
+      <w:rPr>
+        <w:rFonts w:ascii="Symbol" w:hAnsi="Symbol" w:hint="default"/>
+        <w:sz w:val="20"/>
+      </w:rPr>
+    </w:lvl>
+    <w:lvl w:ilvl="1" w:tentative="1">
+      <w:start w:val="1"/>
+      <w:numFmt w:val="bullet"/>
+      <w:lvlText w:val="o"/>
+      <w:lvlJc w:val="left"/>
+      <w:pPr>
+        <w:tabs>
+          <w:tab w:val="num" w:pos="1440"/>
+        </w:tabs>
+        <w:ind w:left="1440" w:hanging="360"/>
+      </w:pPr>
+      <w:rPr>
+        <w:rFonts w:ascii="Courier New" w:hAnsi="Courier New" w:hint="default"/>
+        <w:sz w:val="20"/>
+      </w:rPr>
+    </w:lvl>
+    <w:lvl w:ilvl="2" w:tentative="1">
+      <w:start w:val="1"/>
+      <w:numFmt w:val="bullet"/>
+      <w:lvlText w:val=""/>
+      <w:lvlJc w:val="left"/>
+      <w:pPr>
+        <w:tabs>
+          <w:tab w:val="num" w:pos="2160"/>
+        </w:tabs>
+        <w:ind w:left="2160" w:hanging="360"/>
+      </w:pPr>
+      <w:rPr>
+        <w:rFonts w:ascii="Wingdings" w:hAnsi="Wingdings" w:hint="default"/>
+        <w:sz w:val="20"/>
+      </w:rPr>
+    </w:lvl>
+    <w:lvl w:ilvl="3" w:tentative="1">
+      <w:start w:val="1"/>
+      <w:numFmt w:val="bullet"/>
+      <w:lvlText w:val=""/>
+      <w:lvlJc w:val="left"/>
+      <w:pPr>
+        <w:tabs>
+          <w:tab w:val="num" w:pos="2880"/>
+        </w:tabs>
+        <w:ind w:left="2880" w:hanging="360"/>
+      </w:pPr>
+      <w:rPr>
+        <w:rFonts w:ascii="Wingdings" w:hAnsi="Wingdings" w:hint="default"/>
+        <w:sz w:val="20"/>
+      </w:rPr>
+    </w:lvl>
+    <w:lvl w:ilvl="4" w:tentative="1">
+      <w:start w:val="1"/>
+      <w:numFmt w:val="bullet"/>
+      <w:lvlText w:val=""/>
+      <w:lvlJc w:val="left"/>
+      <w:pPr>
+        <w:tabs>
+          <w:tab w:val="num" w:pos="3600"/>
+        </w:tabs>
+        <w:ind w:left="3600" w:hanging="360"/>
+      </w:pPr>
+      <w:rPr>
+        <w:rFonts w:ascii="Wingdings" w:hAnsi="Wingdings" w:hint="default"/>
+        <w:sz w:val="20"/>
+      </w:rPr>
+    </w:lvl>
+    <w:lvl w:ilvl="5" w:tentative="1">
+      <w:start w:val="1"/>
+      <w:numFmt w:val="bullet"/>
+      <w:lvlText w:val=""/>
+      <w:lvlJc w:val="left"/>
+      <w:pPr>
+        <w:tabs>
+          <w:tab w:val="num" w:pos="4320"/>
+        </w:tabs>
+        <w:ind w:left="4320" w:hanging="360"/>
+      </w:pPr>
+      <w:rPr>
+        <w:rFonts w:ascii="Wingdings" w:hAnsi="Wingdings" w:hint="default"/>
+        <w:sz w:val="20"/>
+      </w:rPr>
+    </w:lvl>
+    <w:lvl w:ilvl="6" w:tentative="1">
+      <w:start w:val="1"/>
+      <w:numFmt w:val="bullet"/>
+      <w:lvlText w:val=""/>
+      <w:lvlJc w:val="left"/>
+      <w:pPr>
+        <w:tabs>
+          <w:tab w:val="num" w:pos="5040"/>
+        </w:tabs>
+        <w:ind w:left="5040" w:hanging="360"/>
+      </w:pPr>
+      <w:rPr>
+        <w:rFonts w:ascii="Wingdings" w:hAnsi="Wingdings" w:hint="default"/>
+        <w:sz w:val="20"/>
+      </w:rPr>
+    </w:lvl>
+    <w:lvl w:ilvl="7" w:tentative="1">
+      <w:start w:val="1"/>
+      <w:numFmt w:val="bullet"/>
+      <w:lvlText w:val=""/>
+      <w:lvlJc w:val="left"/>
+      <w:pPr>
+        <w:tabs>
+          <w:tab w:val="num" w:pos="5760"/>
+        </w:tabs>
+        <w:ind w:left="5760" w:hanging="360"/>
+      </w:pPr>
+      <w:rPr>
+        <w:rFonts w:ascii="Wingdings" w:hAnsi="Wingdings" w:hint="default"/>
+        <w:sz w:val="20"/>
+      </w:rPr>
+    </w:lvl>
+    <w:lvl w:ilvl="8" w:tentative="1">
+      <w:start w:val="1"/>
+      <w:numFmt w:val="bullet"/>
+      <w:lvlText w:val=""/>
+      <w:lvlJc w:val="left"/>
+      <w:pPr>
+        <w:tabs>
+          <w:tab w:val="num" w:pos="6480"/>
+        </w:tabs>
+        <w:ind w:left="6480" w:hanging="360"/>
+      </w:pPr>
+      <w:rPr>
+        <w:rFonts w:ascii="Wingdings" w:hAnsi="Wingdings" w:hint="default"/>
+        <w:sz w:val="20"/>
+      </w:rPr>
+    </w:lvl>
+  </w:abstractNum>
+  <w:abstractNum w:abstractNumId="14" w15:restartNumberingAfterBreak="0">
     <w:nsid w:val="390A6B91"/>
     <w:multiLevelType w:val="multilevel"/>
     <w:tmpl w:val="EEE43D14"/>
@@ -19919,7 +16972,7 @@
       </w:rPr>
     </w:lvl>
   </w:abstractNum>
-  <w:abstractNum w:abstractNumId="14" w15:restartNumberingAfterBreak="0">
+  <w:abstractNum w:abstractNumId="15" w15:restartNumberingAfterBreak="0">
     <w:nsid w:val="39745439"/>
     <w:multiLevelType w:val="multilevel"/>
     <w:tmpl w:val="966045F8"/>
@@ -20068,7 +17121,7 @@
       </w:rPr>
     </w:lvl>
   </w:abstractNum>
-  <w:abstractNum w:abstractNumId="15" w15:restartNumberingAfterBreak="0">
+  <w:abstractNum w:abstractNumId="16" w15:restartNumberingAfterBreak="0">
     <w:nsid w:val="39A35314"/>
     <w:multiLevelType w:val="multilevel"/>
     <w:tmpl w:val="C0C0F5F8"/>
@@ -20217,7 +17270,7 @@
       </w:rPr>
     </w:lvl>
   </w:abstractNum>
-  <w:abstractNum w:abstractNumId="16" w15:restartNumberingAfterBreak="0">
+  <w:abstractNum w:abstractNumId="17" w15:restartNumberingAfterBreak="0">
     <w:nsid w:val="42C7064B"/>
     <w:multiLevelType w:val="multilevel"/>
     <w:tmpl w:val="04090025"/>
@@ -20312,7 +17365,7 @@
       </w:pPr>
     </w:lvl>
   </w:abstractNum>
-  <w:abstractNum w:abstractNumId="17" w15:restartNumberingAfterBreak="0">
+  <w:abstractNum w:abstractNumId="18" w15:restartNumberingAfterBreak="0">
     <w:nsid w:val="492E308B"/>
     <w:multiLevelType w:val="multilevel"/>
     <w:tmpl w:val="262A8FB2"/>
@@ -20425,7 +17478,7 @@
       </w:pPr>
     </w:lvl>
   </w:abstractNum>
-  <w:abstractNum w:abstractNumId="18" w15:restartNumberingAfterBreak="0">
+  <w:abstractNum w:abstractNumId="19" w15:restartNumberingAfterBreak="0">
     <w:nsid w:val="49AA30E3"/>
     <w:multiLevelType w:val="hybridMultilevel"/>
     <w:tmpl w:val="45E0F026"/>
@@ -20479,7 +17532,7 @@
       <w:lvlJc w:val="left"/>
     </w:lvl>
   </w:abstractNum>
-  <w:abstractNum w:abstractNumId="19" w15:restartNumberingAfterBreak="0">
+  <w:abstractNum w:abstractNumId="20" w15:restartNumberingAfterBreak="0">
     <w:nsid w:val="4E7C3D4B"/>
     <w:multiLevelType w:val="multilevel"/>
     <w:tmpl w:val="2C7C1C0C"/>
@@ -20592,7 +17645,7 @@
       </w:pPr>
     </w:lvl>
   </w:abstractNum>
-  <w:abstractNum w:abstractNumId="20" w15:restartNumberingAfterBreak="0">
+  <w:abstractNum w:abstractNumId="21" w15:restartNumberingAfterBreak="0">
     <w:nsid w:val="4EA83C25"/>
     <w:multiLevelType w:val="multilevel"/>
     <w:tmpl w:val="30EAF228"/>
@@ -20741,7 +17794,7 @@
       </w:rPr>
     </w:lvl>
   </w:abstractNum>
-  <w:abstractNum w:abstractNumId="21" w15:restartNumberingAfterBreak="0">
+  <w:abstractNum w:abstractNumId="22" w15:restartNumberingAfterBreak="0">
     <w:nsid w:val="4FEF551B"/>
     <w:multiLevelType w:val="multilevel"/>
     <w:tmpl w:val="8A206FC4"/>
@@ -20890,7 +17943,7 @@
       </w:rPr>
     </w:lvl>
   </w:abstractNum>
-  <w:abstractNum w:abstractNumId="22" w15:restartNumberingAfterBreak="0">
+  <w:abstractNum w:abstractNumId="23" w15:restartNumberingAfterBreak="0">
     <w:nsid w:val="56281652"/>
     <w:multiLevelType w:val="multilevel"/>
     <w:tmpl w:val="0E564D76"/>
@@ -21039,7 +18092,7 @@
       </w:rPr>
     </w:lvl>
   </w:abstractNum>
-  <w:abstractNum w:abstractNumId="23" w15:restartNumberingAfterBreak="0">
+  <w:abstractNum w:abstractNumId="24" w15:restartNumberingAfterBreak="0">
     <w:nsid w:val="581E4AD0"/>
     <w:multiLevelType w:val="multilevel"/>
     <w:tmpl w:val="BAEEDF94"/>
@@ -21188,7 +18241,7 @@
       </w:rPr>
     </w:lvl>
   </w:abstractNum>
-  <w:abstractNum w:abstractNumId="24" w15:restartNumberingAfterBreak="0">
+  <w:abstractNum w:abstractNumId="25" w15:restartNumberingAfterBreak="0">
     <w:nsid w:val="58550A3A"/>
     <w:multiLevelType w:val="multilevel"/>
     <w:tmpl w:val="2C3C44EE"/>
@@ -21301,7 +18354,7 @@
       </w:pPr>
     </w:lvl>
   </w:abstractNum>
-  <w:abstractNum w:abstractNumId="25" w15:restartNumberingAfterBreak="0">
+  <w:abstractNum w:abstractNumId="26" w15:restartNumberingAfterBreak="0">
     <w:nsid w:val="6967681F"/>
     <w:multiLevelType w:val="multilevel"/>
     <w:tmpl w:val="9994492E"/>
@@ -21450,7 +18503,7 @@
       </w:rPr>
     </w:lvl>
   </w:abstractNum>
-  <w:abstractNum w:abstractNumId="26" w15:restartNumberingAfterBreak="0">
+  <w:abstractNum w:abstractNumId="27" w15:restartNumberingAfterBreak="0">
     <w:nsid w:val="6CF53C2F"/>
     <w:multiLevelType w:val="multilevel"/>
     <w:tmpl w:val="27B6C922"/>
@@ -21599,7 +18652,7 @@
       </w:rPr>
     </w:lvl>
   </w:abstractNum>
-  <w:abstractNum w:abstractNumId="27" w15:restartNumberingAfterBreak="0">
+  <w:abstractNum w:abstractNumId="28" w15:restartNumberingAfterBreak="0">
     <w:nsid w:val="6D5777F5"/>
     <w:multiLevelType w:val="multilevel"/>
     <w:tmpl w:val="8CC83536"/>
@@ -21748,7 +18801,7 @@
       </w:rPr>
     </w:lvl>
   </w:abstractNum>
-  <w:abstractNum w:abstractNumId="28" w15:restartNumberingAfterBreak="0">
+  <w:abstractNum w:abstractNumId="29" w15:restartNumberingAfterBreak="0">
     <w:nsid w:val="74C8770F"/>
     <w:multiLevelType w:val="multilevel"/>
     <w:tmpl w:val="B1AC9E76"/>
@@ -21897,7 +18950,7 @@
       </w:rPr>
     </w:lvl>
   </w:abstractNum>
-  <w:abstractNum w:abstractNumId="29" w15:restartNumberingAfterBreak="0">
+  <w:abstractNum w:abstractNumId="30" w15:restartNumberingAfterBreak="0">
     <w:nsid w:val="7D7C4099"/>
     <w:multiLevelType w:val="multilevel"/>
     <w:tmpl w:val="D216405C"/>
@@ -22059,7 +19112,7 @@
     </w:lvlOverride>
   </w:num>
   <w:num w:numId="3" w16cid:durableId="396367449">
-    <w:abstractNumId w:val="18"/>
+    <w:abstractNumId w:val="19"/>
     <w:lvlOverride w:ilvl="0">
       <w:startOverride w:val="1"/>
     </w:lvlOverride>
@@ -22068,40 +19121,40 @@
     <w:abstractNumId w:val="6"/>
   </w:num>
   <w:num w:numId="5" w16cid:durableId="1485662576">
-    <w:abstractNumId w:val="15"/>
+    <w:abstractNumId w:val="16"/>
   </w:num>
   <w:num w:numId="6" w16cid:durableId="1121221761">
-    <w:abstractNumId w:val="29"/>
+    <w:abstractNumId w:val="30"/>
   </w:num>
   <w:num w:numId="7" w16cid:durableId="1277634875">
-    <w:abstractNumId w:val="20"/>
+    <w:abstractNumId w:val="21"/>
   </w:num>
   <w:num w:numId="8" w16cid:durableId="561065608">
-    <w:abstractNumId w:val="16"/>
+    <w:abstractNumId w:val="17"/>
   </w:num>
   <w:num w:numId="9" w16cid:durableId="440036010">
-    <w:abstractNumId w:val="17"/>
+    <w:abstractNumId w:val="18"/>
   </w:num>
   <w:num w:numId="10" w16cid:durableId="1113600165">
     <w:abstractNumId w:val="5"/>
   </w:num>
   <w:num w:numId="11" w16cid:durableId="1588340380">
-    <w:abstractNumId w:val="26"/>
+    <w:abstractNumId w:val="27"/>
   </w:num>
   <w:num w:numId="12" w16cid:durableId="312296933">
-    <w:abstractNumId w:val="22"/>
+    <w:abstractNumId w:val="23"/>
   </w:num>
   <w:num w:numId="13" w16cid:durableId="287783778">
     <w:abstractNumId w:val="7"/>
   </w:num>
   <w:num w:numId="14" w16cid:durableId="610556314">
-    <w:abstractNumId w:val="21"/>
+    <w:abstractNumId w:val="22"/>
   </w:num>
   <w:num w:numId="15" w16cid:durableId="578950831">
     <w:abstractNumId w:val="10"/>
   </w:num>
   <w:num w:numId="16" w16cid:durableId="1892883099">
-    <w:abstractNumId w:val="25"/>
+    <w:abstractNumId w:val="26"/>
   </w:num>
   <w:num w:numId="17" w16cid:durableId="946734122">
     <w:abstractNumId w:val="12"/>
@@ -22113,13 +19166,13 @@
     <w:abstractNumId w:val="2"/>
   </w:num>
   <w:num w:numId="19" w16cid:durableId="577062532">
-    <w:abstractNumId w:val="19"/>
+    <w:abstractNumId w:val="20"/>
   </w:num>
   <w:num w:numId="20" w16cid:durableId="1839929957">
-    <w:abstractNumId w:val="27"/>
+    <w:abstractNumId w:val="28"/>
   </w:num>
   <w:num w:numId="21" w16cid:durableId="994456770">
-    <w:abstractNumId w:val="13"/>
+    <w:abstractNumId w:val="14"/>
   </w:num>
   <w:num w:numId="22" w16cid:durableId="1762876576">
     <w:abstractNumId w:val="8"/>
@@ -22134,19 +19187,22 @@
     <w:abstractNumId w:val="4"/>
   </w:num>
   <w:num w:numId="26" w16cid:durableId="1585185544">
-    <w:abstractNumId w:val="14"/>
+    <w:abstractNumId w:val="15"/>
   </w:num>
   <w:num w:numId="27" w16cid:durableId="1431045623">
-    <w:abstractNumId w:val="28"/>
+    <w:abstractNumId w:val="29"/>
   </w:num>
   <w:num w:numId="28" w16cid:durableId="1751193700">
     <w:abstractNumId w:val="0"/>
   </w:num>
   <w:num w:numId="29" w16cid:durableId="1872455265">
-    <w:abstractNumId w:val="23"/>
+    <w:abstractNumId w:val="24"/>
   </w:num>
   <w:num w:numId="30" w16cid:durableId="1599291278">
-    <w:abstractNumId w:val="24"/>
+    <w:abstractNumId w:val="25"/>
+  </w:num>
+  <w:num w:numId="31" w16cid:durableId="1628006945">
+    <w:abstractNumId w:val="13"/>
   </w:num>
 </w:numbering>
 </file>
